--- a/Physical Diagnosis 2 Exam 1/pd2-exam-1-study-guide.docx
+++ b/Physical Diagnosis 2 Exam 1/pd2-exam-1-study-guide.docx
@@ -17668,56 +17668,6 @@
           <w:i w:val="0"/>
         </w:rPr>
         <w:t>. All 43 figures are reproduced from the lecture slides and each is cited to the slide it came from.</w:t>
-      </w:r>
-    </w:p>
-    <w:p>
-      <w:pPr>
-        <w:spacing w:after="120"/>
-      </w:pPr>
-      <w:r>
-        <w:rPr>
-          <w:b w:val="0"/>
-          <w:i w:val="0"/>
-        </w:rPr>
-        <w:t>← Back to Homepage</w:t>
-      </w:r>
-    </w:p>
-    <w:p>
-      <w:pPr>
-        <w:spacing w:after="120"/>
-      </w:pPr>
-      <w:r>
-        <w:rPr>
-          <w:b w:val="0"/>
-          <w:i w:val="0"/>
-        </w:rPr>
-        <w:t>Built from your %s lecture decks for personal study · Class of 2028.</w:t>
-      </w:r>
-    </w:p>
-    <w:p>
-      <w:pPr>
-        <w:spacing w:after="120"/>
-      </w:pPr>
-      <w:r>
-        <w:rPr>
-          <w:b w:val="0"/>
-          <w:i w:val="0"/>
-        </w:rPr>
-        <w:t xml:space="preserve">★ </w:t>
-      </w:r>
-      <w:r>
-        <w:rPr>
-          <w:b w:val="0"/>
-          <w:i w:val="0"/>
-        </w:rPr>
-        <w:t>If you see any mistakes, click here to report it</w:t>
-      </w:r>
-      <w:r>
-        <w:rPr>
-          <w:b w:val="0"/>
-          <w:i w:val="0"/>
-        </w:rPr>
-        <w:t xml:space="preserve"> ★</w:t>
       </w:r>
     </w:p>
     <w:p>
@@ -34070,6 +34020,56 @@
           <w:i w:val="0"/>
         </w:rPr>
         <w:t xml:space="preserve"> (created by Megan B. Finck, MMS, PA-C; updated and presented by Rob Gray, DMSc, MMS, PA-C), Slides 1–95, and the lecture of 3 September 2026. Figures are reproduced from the lecture slides and each is cited to its slide.</w:t>
+      </w:r>
+    </w:p>
+    <w:p>
+      <w:pPr>
+        <w:spacing w:after="120"/>
+      </w:pPr>
+      <w:r>
+        <w:rPr>
+          <w:b w:val="0"/>
+          <w:i w:val="0"/>
+        </w:rPr>
+        <w:t>← Back to Homepage</w:t>
+      </w:r>
+    </w:p>
+    <w:p>
+      <w:pPr>
+        <w:spacing w:after="120"/>
+      </w:pPr>
+      <w:r>
+        <w:rPr>
+          <w:b w:val="0"/>
+          <w:i w:val="0"/>
+        </w:rPr>
+        <w:t>Built from your PAJ 5310 lecture decks for personal study · Class of 2028.</w:t>
+      </w:r>
+    </w:p>
+    <w:p>
+      <w:pPr>
+        <w:spacing w:after="120"/>
+      </w:pPr>
+      <w:r>
+        <w:rPr>
+          <w:b w:val="0"/>
+          <w:i w:val="0"/>
+        </w:rPr>
+        <w:t xml:space="preserve">★ </w:t>
+      </w:r>
+      <w:r>
+        <w:rPr>
+          <w:b w:val="0"/>
+          <w:i w:val="0"/>
+        </w:rPr>
+        <w:t>If you see any mistakes, click here to report it</w:t>
+      </w:r>
+      <w:r>
+        <w:rPr>
+          <w:b w:val="0"/>
+          <w:i w:val="0"/>
+        </w:rPr>
+        <w:t xml:space="preserve"> ★</w:t>
       </w:r>
     </w:p>
     <w:sectPr>

--- a/Physical Diagnosis 2 Exam 1/pd2-exam-1-study-guide.docx
+++ b/Physical Diagnosis 2 Exam 1/pd2-exam-1-study-guide.docx
@@ -551,7 +551,7 @@
                 <w:i w:val="0"/>
                 <w:sz w:val="18"/>
               </w:rPr>
-              <w:t>Previous illnesses, hospitalisations, surgery</w:t>
+              <w:t>Previous illnesses, hospitalizations, surgery</w:t>
             </w:r>
           </w:p>
         </w:tc>
@@ -791,7 +791,7 @@
                 <w:i w:val="0"/>
                 <w:sz w:val="18"/>
               </w:rPr>
-              <w:t>What you found, described rather than labelled</w:t>
+              <w:t>What you found, described rather than labeled</w:t>
             </w:r>
           </w:p>
         </w:tc>
@@ -1167,14 +1167,14 @@
           <w:b/>
           <w:i w:val="0"/>
         </w:rPr>
-        <w:t>a well-organised vignette that describes the patient and the clinical problem</w:t>
+        <w:t>a well-organized vignette that describes the patient and the clinical problem</w:t>
       </w:r>
       <w:r>
         <w:rPr>
           <w:b w:val="0"/>
           <w:i w:val="0"/>
         </w:rPr>
-        <w:t xml:space="preserve"> — not the written note read aloud. The provider's goal is to help the listeners visualise the patient and understand the problem.</w:t>
+        <w:t xml:space="preserve"> — not the written note read aloud. The provider's goal is to help the listeners visualize the patient and understand the problem.</w:t>
       </w:r>
     </w:p>
     <w:tbl>
@@ -3550,7 +3550,7 @@
           <w:b/>
           <w:i w:val="0"/>
         </w:rPr>
-        <w:t>accept constructive feedback and modify behaviour</w:t>
+        <w:t>accept constructive feedback and modify behavior</w:t>
       </w:r>
       <w:r>
         <w:rPr>
@@ -4635,7 +4635,7 @@
           <w:b/>
           <w:i w:val="0"/>
         </w:rPr>
-        <w:t>colour</w:t>
+        <w:t>color</w:t>
       </w:r>
       <w:r>
         <w:rPr>
@@ -4773,7 +4773,7 @@
                 <w:i w:val="0"/>
                 <w:sz w:val="18"/>
               </w:rPr>
-              <w:t>Generalised or diffuse</w:t>
+              <w:t>Generalized or diffuse</w:t>
             </w:r>
           </w:p>
         </w:tc>
@@ -5915,7 +5915,7 @@
                 <w:b/>
                 <w:i w:val="0"/>
               </w:rPr>
-              <w:t>Beck uses ONE CENTIMETRE as the macule/patch boundary.</w:t>
+              <w:t>Beck uses ONE CENTIMETER as the macule/patch boundary.</w:t>
             </w:r>
             <w:r>
               <w:rPr>
@@ -5941,7 +5941,7 @@
                 <w:b/>
                 <w:i w:val="0"/>
               </w:rPr>
-              <w:t>Clinical Pathophysiology teaches five millimetres for the same lesions</w:t>
+              <w:t>Clinical Pathophysiology teaches five millimeters for the same lesions</w:t>
             </w:r>
             <w:r>
               <w:rPr>
@@ -5962,7 +5962,7 @@
                 <w:b w:val="0"/>
                 <w:i w:val="0"/>
               </w:rPr>
-              <w:t xml:space="preserve"> Use one centimetre here and five millimetres there.</w:t>
+              <w:t xml:space="preserve"> Use one centimeter here and five millimeters there.</w:t>
             </w:r>
           </w:p>
           <w:p>
@@ -5988,7 +5988,7 @@
                 <w:b w:val="0"/>
                 <w:i/>
               </w:rPr>
-              <w:t>“My exam question is not going to involve this … I’m not going to ask you ‘it’s point seven five centimetres’ … so it’s going to be very clear.”</w:t>
+              <w:t>“My exam question is not going to involve this … I’m not going to ask you ‘it’s point seven five centimeters’ … so it’s going to be very clear.”</w:t>
             </w:r>
             <w:r>
               <w:rPr>
@@ -6023,7 +6023,7 @@
                 <w:b w:val="0"/>
                 <w:i w:val="0"/>
               </w:rPr>
-              <w:t xml:space="preserve"> What neither of them will do is make a borderline value the crux of the question, so you will not be asked to call a 0.75 cm lesion. Learn the boundaries; do not agonise over the edge cases.</w:t>
+              <w:t xml:space="preserve"> What neither of them will do is make a borderline value the crux of the question, so you will not be asked to call a 0.75 cm lesion. Learn the boundaries; do not agonize over the edge cases.</w:t>
             </w:r>
           </w:p>
         </w:tc>
@@ -6069,7 +6069,7 @@
           <w:b/>
           <w:i w:val="0"/>
         </w:rPr>
-        <w:t>One centimetre is the hinge.</w:t>
+        <w:t>One centimeter is the hinge.</w:t>
       </w:r>
       <w:r>
         <w:rPr>
@@ -7424,7 +7424,7 @@
               <w:rPr>
                 <w:sz w:val="15"/>
               </w:rPr>
-              <w:t>Macules — freckles. Circumscribed, flat discoloration under one centimetre. Run a finger across them and you feel nothing; that is what makes them macules rather than papules. Source: PD II Derm - Beck.pptx, Slide 32.</w:t>
+              <w:t>Macules — freckles. Circumscribed, flat discoloration under one centimeter. Run a finger across them and you feel nothing; that is what makes them macules rather than papules. Source: PD II Derm - Beck.pptx, Slide 32.</w:t>
             </w:r>
           </w:p>
         </w:tc>
@@ -7481,7 +7481,7 @@
               <w:rPr>
                 <w:sz w:val="15"/>
               </w:rPr>
-              <w:t>Patches — café au lait spots. The same flat discoloration as a macule, but larger than one centimetre. A patch may also be several macules that have coalesced. Source: PD II Derm - Beck.pptx, Slide 33.</w:t>
+              <w:t>Patches — café au lait spots. The same flat discoloration as a macule, but larger than one centimeter. A patch may also be several macules that have coalesced. Source: PD II Derm - Beck.pptx, Slide 33.</w:t>
             </w:r>
           </w:p>
         </w:tc>
@@ -7538,7 +7538,7 @@
               <w:rPr>
                 <w:sz w:val="15"/>
               </w:rPr>
-              <w:t>Papules — nevi. Palpable, elevated, solid, under one centimetre. Elevation is the whole distinction from a macule, and it is found by touch rather than by looking. Source: PD II Derm - Beck.pptx, Slide 34.</w:t>
+              <w:t>Papules — nevi. Palpable, elevated, solid, under one centimeter. Elevation is the whole distinction from a macule, and it is found by touch rather than by looking. Source: PD II Derm - Beck.pptx, Slide 34.</w:t>
             </w:r>
           </w:p>
         </w:tc>
@@ -7597,7 +7597,7 @@
               <w:rPr>
                 <w:sz w:val="15"/>
               </w:rPr>
-              <w:t>Plaques — psoriasis. Elevated, flat-topped, firm and rough, larger than one centimetre, and occupying a large area compared with how far they rise. Note the extensor location: distribution and morphology are pointing at the same diagnosis. Source: PD II Derm - Beck.pptx, Slide 35.</w:t>
+              <w:t>Plaques — psoriasis. Elevated, flat-topped, firm and rough, larger than one centimeter, and occupying a large area compared with how far they rise. Note the extensor location: distribution and morphology are pointing at the same diagnosis. Source: PD II Derm - Beck.pptx, Slide 35.</w:t>
             </w:r>
           </w:p>
         </w:tc>
@@ -7696,7 +7696,7 @@
               <w:rPr>
                 <w:sz w:val="15"/>
               </w:rPr>
-              <w:t>A nodule , measured. Elevated, firm, circumscribed, round or ellipsoid, and sitting deeper in the dermis than a papule. This is why a ruler is on the equipment list — at eighteen millimetres this is a nodule, and at over twenty it would be a tumor. Source: PD II Derm - Beck.pptx, Slide 36.</w:t>
+              <w:t>A nodule , measured. Elevated, firm, circumscribed, round or ellipsoid, and sitting deeper in the dermis than a papule. This is why a ruler is on the equipment list — at eighteen millimeters this is a nodule, and at over twenty it would be a tumor. Source: PD II Derm - Beck.pptx, Slide 36.</w:t>
             </w:r>
           </w:p>
         </w:tc>
@@ -7810,7 +7810,7 @@
               <w:rPr>
                 <w:sz w:val="15"/>
               </w:rPr>
-              <w:t>Vesicles — herpes simplex. Superficial elevations filled with fluid, under one centimetre. The grouping is worth naming too: papules or vesicles clustered like this are described as herpetiform . Source: PD II Derm - Beck.pptx, Slide 39.</w:t>
+              <w:t>Vesicles — herpes simplex. Superficial elevations filled with fluid, under one centimeter. The grouping is worth naming too: papules or vesicles clustered like this are described as herpetiform . Source: PD II Derm - Beck.pptx, Slide 39.</w:t>
             </w:r>
           </w:p>
         </w:tc>
@@ -7869,7 +7869,7 @@
               <w:rPr>
                 <w:sz w:val="15"/>
               </w:rPr>
-              <w:t>Bullae . The same superficial fluid-filled elevation as a vesicle, over one centimetre. Size is the only thing separating the two terms. Source: PD II Derm - Beck.pptx, Slide 40.</w:t>
+              <w:t>Bullae . The same superficial fluid-filled elevation as a vesicle, over one centimeter. Size is the only thing separating the two terms. Source: PD II Derm - Beck.pptx, Slide 40.</w:t>
             </w:r>
           </w:p>
         </w:tc>
@@ -7968,7 +7968,7 @@
               <w:rPr>
                 <w:sz w:val="15"/>
               </w:rPr>
-              <w:t>Pustules — acne. Superficial elevations filled with purulent material, usually under one centimetre. Contents are what separate a pustule from a vesicle, not size. Source: PD II Derm - Beck.pptx, Slide 41.</w:t>
+              <w:t>Pustules — acne. Superficial elevations filled with purulent material, usually under one centimeter. Contents are what separate a pustule from a vesicle, not size. Source: PD II Derm - Beck.pptx, Slide 41.</w:t>
             </w:r>
           </w:p>
         </w:tc>
@@ -9119,7 +9119,7 @@
               <w:rPr>
                 <w:sz w:val="15"/>
               </w:rPr>
-              <w:t>Crust — the honey-coloured adherent crusting of impetigo. Cellular debris, dried serum and blood: a scab. Work backwards from it, because the antecedent primary lesion is usually a vesicle, bulla or pustule. Source: PD II Derm - Beck.pptx, Slide 43.</w:t>
+              <w:t>Crust — the honey-colored adherent crusting of impetigo. Cellular debris, dried serum and blood: a scab. Work backwards from it, because the antecedent primary lesion is usually a vesicle, bulla or pustule. Source: PD II Derm - Beck.pptx, Slide 43.</w:t>
             </w:r>
           </w:p>
         </w:tc>
@@ -9663,7 +9663,7 @@
               <w:rPr>
                 <w:sz w:val="15"/>
               </w:rPr>
-              <w:t>Collarette scale — pityriasis rosea. Fine scale attached at the periphery and detached at the centre , sitting on the edge of an inflammatory lesion. Which end is attached is the entire definition. Source: PD II Derm - Beck.pptx, Slide 53.</w:t>
+              <w:t>Collarette scale — pityriasis rosea. Fine scale attached at the periphery and detached at the center , sitting on the edge of an inflammatory lesion. Which end is attached is the entire definition. Source: PD II Derm - Beck.pptx, Slide 53.</w:t>
             </w:r>
           </w:p>
         </w:tc>
@@ -9824,7 +9824,7 @@
                 <w:i w:val="0"/>
                 <w:sz w:val="18"/>
               </w:rPr>
-              <w:t>. Small harmless tumors of the skin; grey to flesh coloured nodules raised from the surface, sometimes with rough hornlike projections</w:t>
+              <w:t>. Small harmless tumors of the skin; gray to flesh colored nodules raised from the surface, sometimes with rough hornlike projections</w:t>
             </w:r>
           </w:p>
         </w:tc>
@@ -10158,7 +10158,7 @@
                 <w:i w:val="0"/>
                 <w:sz w:val="18"/>
               </w:rPr>
-              <w:t>Changes in colour · changes in shape (border, elevation, diameter) · changes in size · pain · bleeds easily · non-healing areas</w:t>
+              <w:t>Changes in color · changes in shape (border, elevation, diameter) · changes in size · pain · bleeds easily · non-healing areas</w:t>
             </w:r>
           </w:p>
         </w:tc>
@@ -10532,7 +10532,7 @@
                 <w:b w:val="0"/>
                 <w:i w:val="0"/>
               </w:rPr>
-              <w:t xml:space="preserve"> It is the sensation that causes the desire to scratch. Generalised itching with no obvious reason has a wide differential — dry skin, ageing, pregnancy, uremia, jaundice, lymphomas, leukemias, drug reaction and lice. Other sensations to ask about: burning, pain or tenderness, tingling, a creeping or crawling feeling, and whether it is intermittent or continuous.</w:t>
+              <w:t xml:space="preserve"> It is the sensation that causes the desire to scratch. Generalized itching with no obvious reason has a wide differential — dry skin, aging, pregnancy, uremia, jaundice, lymphomas, leukemias, drug reaction and lice. Other sensations to ask about: burning, pain or tenderness, tingling, a creeping or crawling feeling, and whether it is intermittent or continuous.</w:t>
             </w:r>
           </w:p>
         </w:tc>
@@ -10659,7 +10659,7 @@
                 <w:b w:val="0"/>
                 <w:i w:val="0"/>
               </w:rPr>
-              <w:t xml:space="preserve"> She then walked stage one in full — intact skin, erythema that fails to blanch, and the four changes: temperature (warmth or coolness), consistency (firm or boggy), sensation (pain or itching), and colour.</w:t>
+              <w:t xml:space="preserve"> She then walked stage one in full — intact skin, erythema that fails to blanch, and the four changes: temperature (warmth or coolness), consistency (firm or boggy), sensation (pain or itching), and color.</w:t>
             </w:r>
           </w:p>
           <w:p>
@@ -10719,7 +10719,7 @@
           <w:b w:val="0"/>
           <w:i w:val="0"/>
         </w:rPr>
-        <w:t xml:space="preserve"> The single manoeuvre that sorts them is </w:t>
+        <w:t xml:space="preserve"> The single maneuver that sorts them is </w:t>
       </w:r>
       <w:r>
         <w:rPr>
@@ -10740,7 +10740,7 @@
           <w:b/>
           <w:i w:val="0"/>
         </w:rPr>
-        <w:t>If the colour fades, there is vascular engorgement; if it does not fade, it is hemorrhage in the skin.</w:t>
+        <w:t>If the color fades, there is vascular engorgement; if it does not fade, it is hemorrhage in the skin.</w:t>
       </w:r>
     </w:p>
     <w:p>
@@ -10791,7 +10791,7 @@
         <w:rPr>
           <w:sz w:val="15"/>
         </w:rPr>
-        <w:t>Diascopy. Press clear glass or plastic against the lesion and look at it under pressure. Here the spots persist under the glass — no blanching, so this is hemorrhage in the skin . Had the colour faded, it would be vascular engorgement instead. One manoeuvre, and it splits the whole vascular differential. Source: PD II Derm - Beck.pptx, Slide 55.</w:t>
+        <w:t>Diascopy. Press clear glass or plastic against the lesion and look at it under pressure. Here the spots persist under the glass — no blanching, so this is hemorrhage in the skin . Had the color faded, it would be vascular engorgement instead. One maneuver, and it splits the whole vascular differential. Source: PD II Derm - Beck.pptx, Slide 55.</w:t>
       </w:r>
     </w:p>
     <w:tbl>
@@ -11579,7 +11579,7 @@
               <w:rPr>
                 <w:sz w:val="15"/>
               </w:rPr>
-              <w:t>Petechiae and purpura on one leg, labelled. Same finding at two sizes: petechiae under three millimetres, purpura from three millimetres to one centimetre. Neither blanches. Over a centimetre and it becomes an ecchymosis. Source: PD II Derm - Beck.pptx, Slide 56.</w:t>
+              <w:t>Petechiae and purpura on one leg, labeled. Same finding at two sizes: petechiae under three millimeters, purpura from three millimeters to one centimeter. Neither blanches. Over a centimeter and it becomes an ecchymosis. Source: PD II Derm - Beck.pptx, Slide 56.</w:t>
             </w:r>
           </w:p>
         </w:tc>
@@ -11636,7 +11636,7 @@
               <w:rPr>
                 <w:sz w:val="15"/>
               </w:rPr>
-              <w:t>Ecchymosis — over one centimetre, purple to purplish-blue, non-blanching, and it fades over time as the extravasated blood breaks down. That evolution is what the other two do not do. Source: PD II Derm - Beck.pptx, Slide 57.</w:t>
+              <w:t>Ecchymosis — over one centimeter, purple to purplish-blue, non-blanching, and it fades over time as the extravasated blood breaks down. That evolution is what the other two do not do. Source: PD II Derm - Beck.pptx, Slide 57.</w:t>
             </w:r>
           </w:p>
         </w:tc>
@@ -12212,7 +12212,7 @@
                 <w:i w:val="0"/>
                 <w:sz w:val="18"/>
               </w:rPr>
-              <w:t xml:space="preserve"> skin: erythema that fails to blanch with pressure, plus change in temperature (warmth or coolness), consistency (firm or boggy), sensation (pain or itching), and colour</w:t>
+              <w:t xml:space="preserve"> skin: erythema that fails to blanch with pressure, plus change in temperature (warmth or coolness), consistency (firm or boggy), sensation (pain or itching), and color</w:t>
             </w:r>
           </w:p>
         </w:tc>
@@ -12483,7 +12483,7 @@
               <w:rPr>
                 <w:sz w:val="15"/>
               </w:rPr>
-              <w:t>Stage I pressure ulcer. The skin is intact — the finding is erythema that fails to blanch under pressure, together with change in temperature, consistency, sensation and colour. Everything after this stage involves broken skin. Source: PD II Derm - Beck.pptx, Slide 59.</w:t>
+              <w:t>Stage I pressure ulcer. The skin is intact — the finding is erythema that fails to blanch under pressure, together with change in temperature, consistency, sensation and color. Everything after this stage involves broken skin. Source: PD II Derm - Beck.pptx, Slide 59.</w:t>
             </w:r>
           </w:p>
         </w:tc>
@@ -13495,7 +13495,7 @@
                 <w:i w:val="0"/>
                 <w:sz w:val="18"/>
               </w:rPr>
-              <w:t xml:space="preserve">Irregularly coloured plaque with </w:t>
+              <w:t xml:space="preserve">Irregularly colored plaque with </w:t>
             </w:r>
             <w:r>
               <w:rPr>
@@ -13582,7 +13582,7 @@
                 <w:i w:val="0"/>
                 <w:sz w:val="18"/>
               </w:rPr>
-              <w:t xml:space="preserve">Starts as light coloured lesions that coalesce into darker ones; dark blue-purple macules, papules, nodules and plaques. </w:t>
+              <w:t xml:space="preserve">Starts as light colored lesions that coalesce into darker ones; dark blue-purple macules, papules, nodules and plaques. </w:t>
             </w:r>
             <w:r>
               <w:rPr>
@@ -13815,7 +13815,7 @@
                 <w:i w:val="0"/>
                 <w:sz w:val="18"/>
               </w:rPr>
-              <w:t>Colour variation</w:t>
+              <w:t>Color variation</w:t>
             </w:r>
           </w:p>
         </w:tc>
@@ -14090,7 +14090,7 @@
               <w:rPr>
                 <w:sz w:val="15"/>
               </w:rPr>
-              <w:t>Basal cell carcinoma — a translucent, pearly nodule with a depressed centre and raised borders . The face is the common site. A non-healing ulcer there should raise the same suspicion even without the pearly rim. Source: PD II Derm - Beck.pptx, Slide 67.</w:t>
+              <w:t>Basal cell carcinoma — a translucent, pearly nodule with a depressed center and raised borders . The face is the common site. A non-healing ulcer there should raise the same suspicion even without the pearly rim. Source: PD II Derm - Beck.pptx, Slide 67.</w:t>
             </w:r>
           </w:p>
         </w:tc>
@@ -14204,7 +14204,7 @@
               <w:rPr>
                 <w:sz w:val="15"/>
               </w:rPr>
-              <w:t>Kaposi's sarcoma — dark blue-purple macules, papules, nodules and plaques. Lesions start light coloured and coalesce into darker ones, and they are widely disseminated across legs, trunk, arms, neck and head. The most frequent neoplasm in patients with acquired immunodeficiency syndrome. Source: PD II Derm - Beck.pptx, Slide 74.</w:t>
+              <w:t>Kaposi's sarcoma — dark blue-purple macules, papules, nodules and plaques. Lesions start light colored and coalesce into darker ones, and they are widely disseminated across legs, trunk, arms, neck and head. The most frequent neoplasm in patients with acquired immunodeficiency syndrome. Source: PD II Derm - Beck.pptx, Slide 74.</w:t>
             </w:r>
           </w:p>
         </w:tc>
@@ -14287,7 +14287,7 @@
               <w:rPr>
                 <w:sz w:val="15"/>
               </w:rPr>
-              <w:t>The D in the melanoma warning signs: diameter larger than six millimetres , which is about the width of a pencil eraser. The full list runs A asymmetry, B border irregularity, C colour variation, D diameter, E evolving or elevation, F family history, G growing. Source: PD II Derm - Beck.pptx, Slide 71.</w:t>
+              <w:t>The D in the melanoma warning signs: diameter larger than six millimeters , which is about the width of a pencil eraser. The full list runs A asymmetry, B border irregularity, C color variation, D diameter, E evolving or elevation, F family history, G growing. Source: PD II Derm - Beck.pptx, Slide 71.</w:t>
             </w:r>
           </w:p>
         </w:tc>
@@ -14344,7 +14344,7 @@
               <w:rPr>
                 <w:sz w:val="15"/>
               </w:rPr>
-              <w:t>Malignant melanoma , with a ruler for scale. Every letter is visible at once: asymmetric, notched irregular border, marked variation in pigment, and well beyond six millimetres. Compare it against the changing nevus the history should have flagged. Source: PD II Derm - Beck.pptx, Slide 72.</w:t>
+              <w:t>Malignant melanoma , with a ruler for scale. Every letter is visible at once: asymmetric, notched irregular border, marked variation in pigment, and well beyond six millimeters. Compare it against the changing nevus the history should have flagged. Source: PD II Derm - Beck.pptx, Slide 72.</w:t>
             </w:r>
           </w:p>
         </w:tc>
@@ -14759,7 +14759,7 @@
                 <w:i w:val="0"/>
                 <w:sz w:val="18"/>
               </w:rPr>
-              <w:t>Caused by an urge to pull out hair, producing bald patches. Single or multiple; from a few square centimetres to the entire scalp</w:t>
+              <w:t>Caused by an urge to pull out hair, producing bald patches. Single or multiple; from a few square centimeters to the entire scalp</w:t>
             </w:r>
           </w:p>
         </w:tc>
@@ -14988,7 +14988,7 @@
           <w:b w:val="0"/>
           <w:i w:val="0"/>
         </w:rPr>
-        <w:t xml:space="preserve"> Inspect for shape, size, colour, brittleness, hemorrhages, lines and grooves, clubbing, and pitting.</w:t>
+        <w:t xml:space="preserve"> Inspect for shape, size, color, brittleness, hemorrhages, lines and grooves, clubbing, and pitting.</w:t>
       </w:r>
     </w:p>
     <w:tbl>
@@ -16305,7 +16305,7 @@
               <w:rPr>
                 <w:sz w:val="15"/>
               </w:rPr>
-              <w:t>A transverse nail change. Beau's lines are transverse depressions you can feel; Mee's lines are transverse lines of colour. Beau's lines date the insult — halfway up the nail corresponds to an illness about three months before the visit. Source: PD II Derm - Beck.pptx, Slide 90.</w:t>
+              <w:t>A transverse nail change. Beau's lines are transverse depressions you can feel; Mee's lines are transverse lines of color. Beau's lines date the insult — halfway up the nail corresponds to an illness about three months before the visit. Source: PD II Derm - Beck.pptx, Slide 90.</w:t>
             </w:r>
           </w:p>
         </w:tc>
@@ -16996,7 +16996,7 @@
                 <w:i w:val="0"/>
                 <w:sz w:val="18"/>
               </w:rPr>
-              <w:t>Colour</w:t>
+              <w:t>Color</w:t>
             </w:r>
           </w:p>
         </w:tc>
@@ -17267,7 +17267,7 @@
                 <w:i w:val="0"/>
                 <w:sz w:val="18"/>
               </w:rPr>
-              <w:t>Distribution, configuration, morphology, colour, texture</w:t>
+              <w:t>Distribution, configuration, morphology, color, texture</w:t>
             </w:r>
           </w:p>
         </w:tc>
@@ -17580,7 +17580,7 @@
           <w:b w:val="0"/>
           <w:i w:val="0"/>
         </w:rPr>
-        <w:t>. Same colour, different organ.</w:t>
+        <w:t>. Same color, different organ.</w:t>
       </w:r>
     </w:p>
     <w:p>
@@ -17599,7 +17599,7 @@
           <w:b w:val="0"/>
           <w:i w:val="0"/>
         </w:rPr>
-        <w:t xml:space="preserve"> Inspect colour, distribution and quantity; palpate for texture. Separate the hair into sections to observe the scalp, and inspect </w:t>
+        <w:t xml:space="preserve"> Inspect color, distribution and quantity; palpate for texture. Separate the hair into sections to observe the scalp, and inspect </w:t>
       </w:r>
       <w:r>
         <w:rPr>
@@ -18033,7 +18033,7 @@
                 <w:i w:val="0"/>
                 <w:sz w:val="20"/>
               </w:rPr>
-              <w:t>Recognising exophthalmos IS in</w:t>
+              <w:t>Recognizing exophthalmos IS in</w:t>
             </w:r>
             <w:r>
               <w:rPr>
@@ -18041,7 +18041,7 @@
                 <w:i w:val="0"/>
                 <w:sz w:val="20"/>
               </w:rPr>
-              <w:t xml:space="preserve"> — her words were “about exophthalmos and how to recognise it”.</w:t>
+              <w:t xml:space="preserve"> — her words were “about exophthalmos and how to recognize it”.</w:t>
             </w:r>
           </w:p>
           <w:p>
@@ -18515,7 +18515,7 @@
                 <w:i w:val="0"/>
                 <w:sz w:val="18"/>
               </w:rPr>
-              <w:t>Retinal tear or vitreous haemorrhage</w:t>
+              <w:t>Retinal tear or vitreous hemorrhage</w:t>
             </w:r>
           </w:p>
         </w:tc>
@@ -18836,7 +18836,7 @@
                 <w:i w:val="0"/>
                 <w:sz w:val="18"/>
               </w:rPr>
-              <w:t xml:space="preserve"> by topical anaesthetic</w:t>
+              <w:t xml:space="preserve"> by topical anesthetic</w:t>
             </w:r>
           </w:p>
         </w:tc>
@@ -18900,7 +18900,7 @@
                 <w:i w:val="0"/>
                 <w:sz w:val="18"/>
               </w:rPr>
-              <w:t xml:space="preserve"> by topical anaesthetic</w:t>
+              <w:t xml:space="preserve"> by topical anesthetic</w:t>
             </w:r>
           </w:p>
         </w:tc>
@@ -18992,7 +18992,7 @@
           <w:b w:val="0"/>
           <w:i w:val="0"/>
         </w:rPr>
-        <w:t xml:space="preserve"> — the last because it will affect basically any aetiology.</w:t>
+        <w:t xml:space="preserve"> — the last because it will affect basically any etiology.</w:t>
       </w:r>
     </w:p>
     <w:p>
@@ -19134,7 +19134,7 @@
                 <w:i w:val="0"/>
                 <w:sz w:val="18"/>
               </w:rPr>
-              <w:t>Retinal vascular occlusion, retinal detachment, vitreous haemorrhage, macular degeneration</w:t>
+              <w:t>Retinal vascular occlusion, retinal detachment, vitreous hemorrhage, macular degeneration</w:t>
             </w:r>
           </w:p>
         </w:tc>
@@ -19190,7 +19190,7 @@
                 <w:i w:val="0"/>
                 <w:sz w:val="18"/>
               </w:rPr>
-              <w:t>Usually cornea and anterior chamber: corneal abrasion or ulcer, uveitis, traumatic hyphaema, acute narrow angle glaucoma</w:t>
+              <w:t>Usually cornea and anterior chamber: corneal abrasion or ulcer, uveitis, traumatic hyphema, acute narrow angle glaucoma</w:t>
             </w:r>
           </w:p>
         </w:tc>
@@ -19742,7 +19742,7 @@
                 <w:b w:val="0"/>
                 <w:i w:val="0"/>
               </w:rPr>
-              <w:t xml:space="preserve"> And from the common-mistakes list: failing to look in both eyes, to examine the cornea and lens, to test acuity adequately, to identify a field defect, to evaluate all fundal structures, to recognise a ruptured globe (or placing too much pressure on one), to treat multiple floaters or new flashes as a possible detachment, to document adequately, to recognise an infectious red eye before prescribing a topical steroid, and </w:t>
+              <w:t xml:space="preserve"> And from the common-mistakes list: failing to look in both eyes, to examine the cornea and lens, to test acuity adequately, to identify a field defect, to evaluate all fundal structures, to recognize a ruptured globe (or placing too much pressure on one), to treat multiple floaters or new flashes as a possible detachment, to document adequately, to recognize an infectious red eye before prescribing a topical steroid, and </w:t>
             </w:r>
             <w:r>
               <w:rPr>
@@ -19885,7 +19885,7 @@
                 <w:i w:val="0"/>
                 <w:sz w:val="18"/>
               </w:rPr>
-              <w:t>Seborrhoeic dermatitis</w:t>
+              <w:t>Seborrheic dermatitis</w:t>
             </w:r>
           </w:p>
         </w:tc>
@@ -20360,7 +20360,7 @@
           <w:b w:val="0"/>
           <w:i w:val="0"/>
         </w:rPr>
-        <w:t xml:space="preserve"> stand behind the seated patient and look down from above, drawing the lid slightly upward to compare the corneas against the lower lids. Causes: retrobulbar haemorrhage, orbital cellulitis, orbital tumour, </w:t>
+        <w:t xml:space="preserve"> stand behind the seated patient and look down from above, drawing the lid slightly upward to compare the corneas against the lower lids. Causes: retrobulbar hemorrhage, orbital cellulitis, orbital tumor, </w:t>
       </w:r>
       <w:r>
         <w:rPr>
@@ -20710,7 +20710,7 @@
                       <w:color w:val="FFFFFF"/>
                       <w:sz w:val="18"/>
                     </w:rPr>
-                    <w:t>Subconjunctival haemorrhage</w:t>
+                    <w:t>Subconjunctival hemorrhage</w:t>
                   </w:r>
                 </w:p>
               </w:tc>
@@ -21921,7 +21921,7 @@
           <w:b/>
           <w:i w:val="0"/>
         </w:rPr>
-        <w:t>enlarged in glaucoma, optic neuritis and papilloedema</w:t>
+        <w:t>enlarged in glaucoma, optic neuritis and papilledema</w:t>
       </w:r>
       <w:r>
         <w:rPr>
@@ -22021,7 +22021,7 @@
           <w:b/>
           <w:i w:val="0"/>
         </w:rPr>
-        <w:t>half to one millimetre is common</w:t>
+        <w:t>half to one millimeter is common</w:t>
       </w:r>
       <w:r>
         <w:rPr>
@@ -22472,7 +22472,7 @@
                 <w:i w:val="0"/>
                 <w:sz w:val="18"/>
               </w:rPr>
-              <w:t>Degeneration of the ciliary ganglia and postganglionic parasympathetic fibres; slow accommodation blurs near vision</w:t>
+              <w:t>Degeneration of the ciliary ganglia and postganglionic parasympathetic fibers; slow accommodation blurs near vision</w:t>
             </w:r>
           </w:p>
         </w:tc>
@@ -22847,7 +22847,7 @@
           <w:b w:val="0"/>
           <w:i w:val="0"/>
         </w:rPr>
-        <w:t xml:space="preserve"> is a superficial greyish-white opacity; do not confuse it with a cataract, which lies deeper and is seen only through the pupil.</w:t>
+        <w:t xml:space="preserve"> is a superficial grayish-white opacity; do not confuse it with a cataract, which lies deeper and is seen only through the pupil.</w:t>
       </w:r>
     </w:p>
     <w:p>
@@ -22959,7 +22959,7 @@
                 <w:color w:val="FFFFFF"/>
                 <w:sz w:val="18"/>
               </w:rPr>
-              <w:t>Colour</w:t>
+              <w:t>Color</w:t>
             </w:r>
           </w:p>
         </w:tc>
@@ -23148,7 +23148,7 @@
                 <w:i w:val="0"/>
                 <w:sz w:val="18"/>
               </w:rPr>
-              <w:t>Papilloedema</w:t>
+              <w:t>Papilledema</w:t>
             </w:r>
             <w:r>
               <w:rPr>
@@ -23628,7 +23628,7 @@
                 <w:i w:val="0"/>
                 <w:sz w:val="18"/>
               </w:rPr>
-              <w:t>hypoaesthesia of the infraorbital area</w:t>
+              <w:t>hypoesthesia of the infraorbital area</w:t>
             </w:r>
             <w:r>
               <w:rPr>
@@ -23772,7 +23772,7 @@
                 <w:i w:val="0"/>
                 <w:sz w:val="18"/>
               </w:rPr>
-              <w:t xml:space="preserve">, best seen from behind the seated patient. Oedema and ecchymosis of temple or infraorbital area, palpable step-off, infraorbital hypoaesthesia. </w:t>
+              <w:t xml:space="preserve">, best seen from behind the seated patient. Edema and ecchymosis of temple or infraorbital area, palpable step-off, infraorbital hypoesthesia. </w:t>
             </w:r>
             <w:r>
               <w:rPr>
@@ -23813,7 +23813,7 @@
                 <w:i w:val="0"/>
                 <w:sz w:val="18"/>
               </w:rPr>
-              <w:t>Hyphaema</w:t>
+              <w:t>Hyphema</w:t>
             </w:r>
           </w:p>
         </w:tc>
@@ -23948,7 +23948,7 @@
                 <w:i w:val="0"/>
                 <w:sz w:val="18"/>
               </w:rPr>
-              <w:t xml:space="preserve"> Topical anaesthetic gives immediate relief but is </w:t>
+              <w:t xml:space="preserve"> Topical anesthetic gives immediate relief but is </w:t>
             </w:r>
             <w:r>
               <w:rPr>
@@ -24275,7 +24275,7 @@
                       <w:i w:val="0"/>
                       <w:sz w:val="18"/>
                     </w:rPr>
-                    <w:t>Sudden vision loss · retinal artery occlusion · chemical burns · rupture · acute angle-closure glaucoma · vitreous haemorrhage</w:t>
+                    <w:t>Sudden vision loss · retinal artery occlusion · chemical burns · rupture · acute angle-closure glaucoma · vitreous hemorrhage</w:t>
                   </w:r>
                 </w:p>
               </w:tc>
@@ -24298,7 +24298,7 @@
                       <w:i w:val="0"/>
                       <w:sz w:val="18"/>
                     </w:rPr>
-                    <w:t>Acute glaucoma · orbital cellulitis · corneal ulcer or abrasion · retinal detachment · macular oedema or haemorrhage · hyphaema</w:t>
+                    <w:t>Acute glaucoma · orbital cellulitis · corneal ulcer or abrasion · retinal detachment · macular edema or hemorrhage · hyphema</w:t>
                   </w:r>
                 </w:p>
               </w:tc>
@@ -24826,7 +24826,7 @@
                 <w:b w:val="0"/>
                 <w:i/>
               </w:rPr>
-              <w:t xml:space="preserve">“tenderness, deformity, any masses — learn those, memorise those, </w:t>
+              <w:t xml:space="preserve">“tenderness, deformity, any masses — learn those, memorize those, </w:t>
             </w:r>
             <w:r>
               <w:rPr>
@@ -25173,14 +25173,14 @@
           <w:b w:val="0"/>
           <w:i w:val="0"/>
         </w:rPr>
-        <w:t xml:space="preserve"> is characterised by </w:t>
+        <w:t xml:space="preserve"> is characterized by </w:t>
       </w:r>
       <w:r>
         <w:rPr>
           <w:b/>
           <w:i w:val="0"/>
         </w:rPr>
-        <w:t>colour, consistency and quantity</w:t>
+        <w:t>color, consistency and quantity</w:t>
       </w:r>
       <w:r>
         <w:rPr>
@@ -25531,7 +25531,7 @@
           <w:b w:val="0"/>
           <w:i w:val="0"/>
         </w:rPr>
-        <w:t xml:space="preserve"> is worth understanding rather than memorising: the block attenuates the background along with everything else, while everyone around the patient raises their voice over that background. The speech-to-noise ratio actually improves.</w:t>
+        <w:t xml:space="preserve"> is worth understanding rather than memorizing: the block attenuates the background along with everything else, while everyone around the patient raises their voice over that background. The speech-to-noise ratio actually improves.</w:t>
       </w:r>
     </w:p>
     <w:p>
@@ -25672,7 +25672,7 @@
                 <w:b w:val="0"/>
                 <w:i w:val="0"/>
               </w:rPr>
-              <w:t>★ Professor emphasised</w:t>
+              <w:t>★ Professor emphasized</w:t>
             </w:r>
           </w:p>
           <w:p>
@@ -26959,7 +26959,7 @@
                 <w:i w:val="0"/>
                 <w:sz w:val="18"/>
               </w:rPr>
-              <w:t>brainstem lesion, atherosclerosis, multiple sclerosis, vertebrobasilar migraine, transient ischaemic attack</w:t>
+              <w:t>brainstem lesion, atherosclerosis, multiple sclerosis, vertebrobasilar migraine, transient ischemic attack</w:t>
             </w:r>
           </w:p>
         </w:tc>
@@ -27210,7 +27210,7 @@
           <w:b w:val="0"/>
           <w:i w:val="0"/>
         </w:rPr>
-        <w:t>. Tenderness localises disease before anything enters the canal.</w:t>
+        <w:t>. Tenderness localizes disease before anything enters the canal.</w:t>
       </w:r>
     </w:p>
     <w:p>
@@ -28291,7 +28291,7 @@
                 <w:i w:val="0"/>
                 <w:sz w:val="18"/>
               </w:rPr>
-              <w:t>Painful haemorrhagic vesicles</w:t>
+              <w:t>Painful hemorrhagic vesicles</w:t>
             </w:r>
             <w:r>
               <w:rPr>
@@ -28707,7 +28707,7 @@
                 <w:i w:val="0"/>
                 <w:sz w:val="18"/>
               </w:rPr>
-              <w:t>ageing</w:t>
+              <w:t>aging</w:t>
             </w:r>
           </w:p>
         </w:tc>
@@ -29088,7 +29088,7 @@
                 <w:i w:val="0"/>
                 <w:sz w:val="18"/>
               </w:rPr>
-              <w:t xml:space="preserve">Lateralises to the </w:t>
+              <w:t xml:space="preserve">Lateralizes to the </w:t>
             </w:r>
             <w:r>
               <w:rPr>
@@ -29127,7 +29127,7 @@
                 <w:i w:val="0"/>
                 <w:sz w:val="18"/>
               </w:rPr>
-              <w:t xml:space="preserve">Lateralises to the </w:t>
+              <w:t xml:space="preserve">Lateralizes to the </w:t>
             </w:r>
             <w:r>
               <w:rPr>
@@ -29502,7 +29502,7 @@
                 <w:b w:val="0"/>
                 <w:i w:val="0"/>
               </w:rPr>
-              <w:t xml:space="preserve"> The normal Rinne rules out a conductive problem on the right, and Weber lateralises </w:t>
+              <w:t xml:space="preserve"> The normal Rinne rules out a conductive problem on the right, and Weber lateralizes </w:t>
             </w:r>
             <w:r>
               <w:rPr>
@@ -29835,7 +29835,7 @@
           <w:b w:val="0"/>
           <w:i w:val="0"/>
         </w:rPr>
-        <w:t xml:space="preserve"> is caused by digital trauma or other trauma, inflammation, dry mucosa, foreign body, or tumour. </w:t>
+        <w:t xml:space="preserve"> is caused by digital trauma or other trauma, inflammation, dry mucosa, foreign body, or tumor. </w:t>
       </w:r>
       <w:r>
         <w:rPr>
@@ -29994,7 +29994,7 @@
                 <w:i w:val="0"/>
                 <w:sz w:val="18"/>
               </w:rPr>
-              <w:t>foreign body, tumour, deviated septum</w:t>
+              <w:t>foreign body, tumor, deviated septum</w:t>
             </w:r>
           </w:p>
         </w:tc>
@@ -30082,7 +30082,7 @@
                 <w:i w:val="0"/>
                 <w:sz w:val="18"/>
               </w:rPr>
-              <w:t>. Also cysts and tumours</w:t>
+              <w:t>. Also cysts and tumors</w:t>
             </w:r>
           </w:p>
         </w:tc>
@@ -30186,7 +30186,7 @@
                 <w:i w:val="0"/>
                 <w:sz w:val="18"/>
               </w:rPr>
-              <w:t>odour</w:t>
+              <w:t>odor</w:t>
             </w:r>
           </w:p>
         </w:tc>
@@ -30234,7 +30234,7 @@
                 <w:i w:val="0"/>
                 <w:sz w:val="18"/>
               </w:rPr>
-              <w:t xml:space="preserve">Colour, swelling, bleeding, ulceration. </w:t>
+              <w:t xml:space="preserve">Color, swelling, bleeding, ulceration. </w:t>
             </w:r>
             <w:r>
               <w:rPr>
@@ -30660,7 +30660,7 @@
                 <w:b w:val="0"/>
                 <w:i w:val="0"/>
               </w:rPr>
-              <w:t>★ Professor emphasised</w:t>
+              <w:t>★ Professor emphasized</w:t>
             </w:r>
           </w:p>
           <w:p>
@@ -30708,7 +30708,7 @@
                 <w:i w:val="0"/>
                 <w:sz w:val="20"/>
               </w:rPr>
-              <w:t>The COLOUR of the discharge is NOT diagnostic.</w:t>
+              <w:t>The COLOR of the discharge is NOT diagnostic.</w:t>
             </w:r>
             <w:r>
               <w:rPr>
@@ -30833,7 +30833,7 @@
           <w:b/>
           <w:i w:val="0"/>
         </w:rPr>
-        <w:t>Septal haematoma</w:t>
+        <w:t>Septal hematoma</w:t>
       </w:r>
       <w:r>
         <w:rPr>
@@ -30875,7 +30875,7 @@
           <w:b w:val="0"/>
           <w:i/>
         </w:rPr>
-        <w:t xml:space="preserve">“any time you have a septal haematoma — anywhere, in an ear, in the nose, whatever — </w:t>
+        <w:t xml:space="preserve">“any time you have a septal hematoma — anywhere, in an ear, in the nose, whatever — </w:t>
       </w:r>
       <w:r>
         <w:rPr>
@@ -31611,7 +31611,7 @@
                 <w:b/>
                 <w:i w:val="0"/>
               </w:rPr>
-              <w:t>The score maps to a risk of group A beta-haemolytic streptococcal pharyngitis:</w:t>
+              <w:t>The score maps to a risk of group A beta-hemolytic streptococcal pharyngitis:</w:t>
             </w:r>
             <w:r>
               <w:rPr>
@@ -31910,7 +31910,7 @@
                 <w:i w:val="0"/>
                 <w:sz w:val="18"/>
               </w:rPr>
-              <w:t xml:space="preserve">Colour, texture, cracks, sores. </w:t>
+              <w:t xml:space="preserve">Color, texture, cracks, sores. </w:t>
             </w:r>
             <w:r>
               <w:rPr>
@@ -32174,7 +32174,7 @@
                 <w:i w:val="0"/>
                 <w:sz w:val="18"/>
               </w:rPr>
-              <w:t xml:space="preserve">Texture, colour, lesions. </w:t>
+              <w:t xml:space="preserve">Texture, color, lesions. </w:t>
             </w:r>
             <w:r>
               <w:rPr>
@@ -32934,7 +32934,7 @@
                 <w:i w:val="0"/>
                 <w:sz w:val="18"/>
               </w:rPr>
-              <w:t>Generalised</w:t>
+              <w:t>Generalized</w:t>
             </w:r>
           </w:p>
         </w:tc>
@@ -32965,7 +32965,7 @@
                 <w:i w:val="0"/>
                 <w:sz w:val="18"/>
               </w:rPr>
-              <w:t>lymphoma, leukaemia, sarcoidosis</w:t>
+              <w:t>lymphoma, leukemia, sarcoidosis</w:t>
             </w:r>
           </w:p>
         </w:tc>
@@ -33178,7 +33178,7 @@
         <w:rPr>
           <w:sz w:val="15"/>
         </w:rPr>
-        <w:t>Ludwig’s angina — anterior neck oedema and early cellulitis. It spreads fast and downward, and the airway is the reason it is an emergency. Slide 83</w:t>
+        <w:t>Ludwig’s angina — anterior neck edema and early cellulitis. It spreads fast and downward, and the airway is the reason it is an emergency. Slide 83</w:t>
       </w:r>
     </w:p>
     <w:p>
@@ -33532,7 +33532,7 @@
                 <w:i w:val="0"/>
                 <w:sz w:val="18"/>
               </w:rPr>
-              <w:t xml:space="preserve"> goitre</w:t>
+              <w:t xml:space="preserve"> goiter</w:t>
             </w:r>
           </w:p>
         </w:tc>
@@ -33611,7 +33611,7 @@
                 <w:i w:val="0"/>
                 <w:sz w:val="18"/>
               </w:rPr>
-              <w:t>Cyst or tumour</w:t>
+              <w:t>Cyst or tumor</w:t>
             </w:r>
           </w:p>
         </w:tc>
@@ -33751,7 +33751,7 @@
           <w:b/>
           <w:i w:val="0"/>
         </w:rPr>
-        <w:t>Sudden and severe → subarachnoid haemorrhage.</w:t>
+        <w:t>Sudden and severe → subarachnoid hemorrhage.</w:t>
       </w:r>
       <w:r>
         <w:rPr>
@@ -33840,14 +33840,14 @@
           <w:b/>
           <w:i w:val="0"/>
         </w:rPr>
-        <w:t>seborrhoeic dermatitis, psoriasis, atypical naevi, actinic keratosis</w:t>
+        <w:t>seborrheic dermatitis, psoriasis, atypical naevi, actinic keratosis</w:t>
       </w:r>
       <w:r>
         <w:rPr>
           <w:b w:val="0"/>
           <w:i w:val="0"/>
         </w:rPr>
-        <w:t xml:space="preserve">; symmetry, involuntary movements, oedema; tenderness and integrity; and </w:t>
+        <w:t xml:space="preserve">; symmetry, involuntary movements, edema; tenderness and integrity; and </w:t>
       </w:r>
       <w:r>
         <w:rPr>
@@ -34020,56 +34020,6 @@
           <w:i w:val="0"/>
         </w:rPr>
         <w:t xml:space="preserve"> (created by Megan B. Finck, MMS, PA-C; updated and presented by Rob Gray, DMSc, MMS, PA-C), Slides 1–95, and the lecture of 3 September 2026. Figures are reproduced from the lecture slides and each is cited to its slide.</w:t>
-      </w:r>
-    </w:p>
-    <w:p>
-      <w:pPr>
-        <w:spacing w:after="120"/>
-      </w:pPr>
-      <w:r>
-        <w:rPr>
-          <w:b w:val="0"/>
-          <w:i w:val="0"/>
-        </w:rPr>
-        <w:t>← Back to Homepage</w:t>
-      </w:r>
-    </w:p>
-    <w:p>
-      <w:pPr>
-        <w:spacing w:after="120"/>
-      </w:pPr>
-      <w:r>
-        <w:rPr>
-          <w:b w:val="0"/>
-          <w:i w:val="0"/>
-        </w:rPr>
-        <w:t>Built from your PAJ 5310 lecture decks for personal study · Class of 2028.</w:t>
-      </w:r>
-    </w:p>
-    <w:p>
-      <w:pPr>
-        <w:spacing w:after="120"/>
-      </w:pPr>
-      <w:r>
-        <w:rPr>
-          <w:b w:val="0"/>
-          <w:i w:val="0"/>
-        </w:rPr>
-        <w:t xml:space="preserve">★ </w:t>
-      </w:r>
-      <w:r>
-        <w:rPr>
-          <w:b w:val="0"/>
-          <w:i w:val="0"/>
-        </w:rPr>
-        <w:t>If you see any mistakes, click here to report it</w:t>
-      </w:r>
-      <w:r>
-        <w:rPr>
-          <w:b w:val="0"/>
-          <w:i w:val="0"/>
-        </w:rPr>
-        <w:t xml:space="preserve"> ★</w:t>
       </w:r>
     </w:p>
     <w:sectPr>

--- a/Physical Diagnosis 2 Exam 1/pd2-exam-1-study-guide.docx
+++ b/Physical Diagnosis 2 Exam 1/pd2-exam-1-study-guide.docx
@@ -24028,7 +24028,7 @@
                 <w:i w:val="0"/>
                 <w:sz w:val="18"/>
               </w:rPr>
-              <w:t>+40 dioptres</w:t>
+              <w:t>+40 diopters</w:t>
             </w:r>
             <w:r>
               <w:rPr>

--- a/Physical Diagnosis 2 Exam 1/pd2-exam-1-study-guide.docx
+++ b/Physical Diagnosis 2 Exam 1/pd2-exam-1-study-guide.docx
@@ -3461,6 +3461,40 @@
       <w:pPr>
         <w:spacing w:after="80"/>
       </w:pPr>
+    </w:p>
+    <w:p>
+      <w:pPr>
+        <w:spacing w:after="120"/>
+      </w:pPr>
+      <w:r>
+        <w:rPr>
+          <w:b w:val="0"/>
+          <w:i w:val="0"/>
+        </w:rPr>
+        <w:t>Also tested</w:t>
+      </w:r>
+    </w:p>
+    <w:p>
+      <w:pPr>
+        <w:pStyle w:val="ListBullet"/>
+        <w:spacing w:after="40"/>
+      </w:pPr>
+      <w:r>
+        <w:rPr>
+          <w:b/>
+          <w:i w:val="0"/>
+          <w:sz w:val="20"/>
+        </w:rPr>
+        <w:t>Subjective and objective information.</w:t>
+      </w:r>
+      <w:r>
+        <w:rPr>
+          <w:b w:val="0"/>
+          <w:i w:val="0"/>
+          <w:sz w:val="20"/>
+        </w:rPr>
+        <w:t xml:space="preserve"> Each is kept in its own appropriate section of the note rather than mixed together.</w:t>
+      </w:r>
     </w:p>
     <w:p>
       <w:pPr>
@@ -10571,6 +10605,40 @@
     </w:p>
     <w:p>
       <w:pPr>
+        <w:spacing w:after="120"/>
+      </w:pPr>
+      <w:r>
+        <w:rPr>
+          <w:b w:val="0"/>
+          <w:i w:val="0"/>
+        </w:rPr>
+        <w:t>Also tested</w:t>
+      </w:r>
+    </w:p>
+    <w:p>
+      <w:pPr>
+        <w:pStyle w:val="ListBullet"/>
+        <w:spacing w:after="40"/>
+      </w:pPr>
+      <w:r>
+        <w:rPr>
+          <w:b/>
+          <w:i w:val="0"/>
+          <w:sz w:val="20"/>
+        </w:rPr>
+        <w:t>Pruritus.</w:t>
+      </w:r>
+      <w:r>
+        <w:rPr>
+          <w:b w:val="0"/>
+          <w:i w:val="0"/>
+          <w:sz w:val="20"/>
+        </w:rPr>
+        <w:t xml:space="preserve"> It is a sensation that causes the desire to scratch and is not itself a diagnosis; treating it as a diagnosis is an error.</w:t>
+      </w:r>
+    </w:p>
+    <w:p>
+      <w:pPr>
         <w:pStyle w:val="Heading2"/>
         <w:spacing w:before="200" w:after="100"/>
       </w:pPr>
@@ -16482,6 +16550,40 @@
     </w:p>
     <w:p>
       <w:pPr>
+        <w:spacing w:after="120"/>
+      </w:pPr>
+      <w:r>
+        <w:rPr>
+          <w:b w:val="0"/>
+          <w:i w:val="0"/>
+        </w:rPr>
+        <w:t>Also tested</w:t>
+      </w:r>
+    </w:p>
+    <w:p>
+      <w:pPr>
+        <w:pStyle w:val="ListBullet"/>
+        <w:spacing w:after="40"/>
+      </w:pPr>
+      <w:r>
+        <w:rPr>
+          <w:b/>
+          <w:i w:val="0"/>
+          <w:sz w:val="20"/>
+        </w:rPr>
+        <w:t>Terminal versus vellus hair.</w:t>
+      </w:r>
+      <w:r>
+        <w:rPr>
+          <w:b w:val="0"/>
+          <w:i w:val="0"/>
+          <w:sz w:val="20"/>
+        </w:rPr>
+        <w:t xml:space="preserve"> Terminal hair is coarse and grows on the scalp and in the pubic, axillary and beard areas, while vellus hair is short and fine and covers the body.</w:t>
+      </w:r>
+    </w:p>
+    <w:p>
+      <w:pPr>
         <w:pStyle w:val="Heading2"/>
         <w:spacing w:before="200" w:after="100"/>
       </w:pPr>
@@ -17672,6 +17774,62 @@
     </w:p>
     <w:p>
       <w:pPr>
+        <w:spacing w:after="120"/>
+      </w:pPr>
+      <w:r>
+        <w:rPr>
+          <w:b w:val="0"/>
+          <w:i w:val="0"/>
+        </w:rPr>
+        <w:t>Also tested</w:t>
+      </w:r>
+    </w:p>
+    <w:p>
+      <w:pPr>
+        <w:pStyle w:val="ListBullet"/>
+        <w:spacing w:after="40"/>
+      </w:pPr>
+      <w:r>
+        <w:rPr>
+          <w:b/>
+          <w:i w:val="0"/>
+          <w:sz w:val="20"/>
+        </w:rPr>
+        <w:t>Rubor.</w:t>
+      </w:r>
+      <w:r>
+        <w:rPr>
+          <w:b w:val="0"/>
+          <w:i w:val="0"/>
+          <w:sz w:val="20"/>
+        </w:rPr>
+        <w:t xml:space="preserve"> Rubor means erythema, or redness of the skin; the two terms are used interchangeably.</w:t>
+      </w:r>
+    </w:p>
+    <w:p>
+      <w:pPr>
+        <w:pStyle w:val="ListBullet"/>
+        <w:spacing w:after="40"/>
+      </w:pPr>
+      <w:r>
+        <w:rPr>
+          <w:b/>
+          <w:i w:val="0"/>
+          <w:sz w:val="20"/>
+        </w:rPr>
+        <w:t>Scalp examination.</w:t>
+      </w:r>
+      <w:r>
+        <w:rPr>
+          <w:b w:val="0"/>
+          <w:i w:val="0"/>
+          <w:sz w:val="20"/>
+        </w:rPr>
+        <w:t xml:space="preserve"> Separate the hair into sections in order to observe the scalp beneath, including behind the ears and the occiput.</w:t>
+      </w:r>
+    </w:p>
+    <w:p>
+      <w:pPr>
         <w:pStyle w:val="Heading1"/>
         <w:spacing w:before="280" w:after="100"/>
       </w:pPr>
@@ -18993,6 +19151,106 @@
           <w:i w:val="0"/>
         </w:rPr>
         <w:t xml:space="preserve"> — the last because it will affect basically any etiology.</w:t>
+      </w:r>
+    </w:p>
+    <w:p>
+      <w:pPr>
+        <w:spacing w:after="120"/>
+      </w:pPr>
+      <w:r>
+        <w:rPr>
+          <w:b w:val="0"/>
+          <w:i w:val="0"/>
+        </w:rPr>
+        <w:t>Also tested</w:t>
+      </w:r>
+    </w:p>
+    <w:p>
+      <w:pPr>
+        <w:pStyle w:val="ListBullet"/>
+        <w:spacing w:after="40"/>
+      </w:pPr>
+      <w:r>
+        <w:rPr>
+          <w:b/>
+          <w:i w:val="0"/>
+          <w:sz w:val="20"/>
+        </w:rPr>
+        <w:t>Keloid.</w:t>
+      </w:r>
+      <w:r>
+        <w:rPr>
+          <w:b w:val="0"/>
+          <w:i w:val="0"/>
+          <w:sz w:val="20"/>
+        </w:rPr>
+        <w:t xml:space="preserve"> A keloid is a firm raised scar-tissue lesion, more common in darker-skinned individuals. It is commonest on the shoulders and upper chest but also arises at piercing sites, including the ear.</w:t>
+      </w:r>
+    </w:p>
+    <w:p>
+      <w:pPr>
+        <w:pStyle w:val="ListBullet"/>
+        <w:spacing w:after="40"/>
+      </w:pPr>
+      <w:r>
+        <w:rPr>
+          <w:b/>
+          <w:i w:val="0"/>
+          <w:sz w:val="20"/>
+        </w:rPr>
+        <w:t>Chemosis.</w:t>
+      </w:r>
+      <w:r>
+        <w:rPr>
+          <w:b w:val="0"/>
+          <w:i w:val="0"/>
+          <w:sz w:val="20"/>
+        </w:rPr>
+        <w:t xml:space="preserve"> Chemosis is swelling and inflammation of the conjunctiva itself, not of the lids or the globe.</w:t>
+      </w:r>
+    </w:p>
+    <w:p>
+      <w:pPr>
+        <w:pStyle w:val="ListBullet"/>
+        <w:spacing w:after="40"/>
+      </w:pPr>
+      <w:r>
+        <w:rPr>
+          <w:b/>
+          <w:i w:val="0"/>
+          <w:sz w:val="20"/>
+        </w:rPr>
+        <w:t>Eye pain relieved by topical anesthetic.</w:t>
+      </w:r>
+      <w:r>
+        <w:rPr>
+          <w:b w:val="0"/>
+          <w:i w:val="0"/>
+          <w:sz w:val="20"/>
+        </w:rPr>
+        <w:t xml:space="preserve"> Relief suggests a surface problem such as a corneal injury, whereas pain that is not relieved may come from a deeper source.</w:t>
+      </w:r>
+    </w:p>
+    <w:p>
+      <w:pPr>
+        <w:pStyle w:val="ListBullet"/>
+        <w:spacing w:after="40"/>
+      </w:pPr>
+      <w:r>
+        <w:rPr>
+          <w:b/>
+          <w:i w:val="0"/>
+          <w:sz w:val="20"/>
+        </w:rPr>
+        <w:t>Hyperemia.</w:t>
+      </w:r>
+      <w:r>
+        <w:rPr>
+          <w:b w:val="0"/>
+          <w:i w:val="0"/>
+          <w:sz w:val="20"/>
+        </w:rPr>
+        <w:t xml:space="preserve"> Hyperemia is injection of the superficially visible vessels of the conjunctiva, episclera or sclera.</w:t>
       </w:r>
     </w:p>
     <w:p>
@@ -21681,6 +21939,128 @@
     </w:p>
     <w:p>
       <w:pPr>
+        <w:spacing w:after="120"/>
+      </w:pPr>
+      <w:r>
+        <w:rPr>
+          <w:b w:val="0"/>
+          <w:i w:val="0"/>
+        </w:rPr>
+        <w:t>Also tested</w:t>
+      </w:r>
+    </w:p>
+    <w:p>
+      <w:pPr>
+        <w:pStyle w:val="ListBullet"/>
+        <w:spacing w:after="40"/>
+      </w:pPr>
+      <w:r>
+        <w:rPr>
+          <w:b/>
+          <w:i w:val="0"/>
+          <w:sz w:val="20"/>
+        </w:rPr>
+        <w:t>Nodular episcleritis.</w:t>
+      </w:r>
+      <w:r>
+        <w:rPr>
+          <w:b w:val="0"/>
+          <w:i w:val="0"/>
+          <w:sz w:val="20"/>
+        </w:rPr>
+        <w:t xml:space="preserve"> It can be seen in rheumatoid arthritis and lupus erythematosus.</w:t>
+      </w:r>
+    </w:p>
+    <w:p>
+      <w:pPr>
+        <w:pStyle w:val="ListBullet"/>
+        <w:spacing w:after="40"/>
+      </w:pPr>
+      <w:r>
+        <w:rPr>
+          <w:b/>
+          <w:i w:val="0"/>
+          <w:sz w:val="20"/>
+        </w:rPr>
+        <w:t>Blepharitis.</w:t>
+      </w:r>
+      <w:r>
+        <w:rPr>
+          <w:b w:val="0"/>
+          <w:i w:val="0"/>
+          <w:sz w:val="20"/>
+        </w:rPr>
+        <w:t xml:space="preserve"> This common eye inflammation is associated with bacterial infection and atopic dermatitis.</w:t>
+      </w:r>
+    </w:p>
+    <w:p>
+      <w:pPr>
+        <w:pStyle w:val="ListBullet"/>
+        <w:spacing w:after="40"/>
+      </w:pPr>
+      <w:r>
+        <w:rPr>
+          <w:b/>
+          <w:i w:val="0"/>
+          <w:sz w:val="20"/>
+        </w:rPr>
+        <w:t>Diffusely red eye.</w:t>
+      </w:r>
+      <w:r>
+        <w:rPr>
+          <w:b w:val="0"/>
+          <w:i w:val="0"/>
+          <w:sz w:val="20"/>
+        </w:rPr>
+        <w:t xml:space="preserve"> Corneal injury, acute iritis and glaucoma can look diffusely red rather than showing ciliary injection; pain, decreased vision, unequal pupils and a hazy cornea (less than perfectly clear) mark these more serious disorders.</w:t>
+      </w:r>
+    </w:p>
+    <w:p>
+      <w:pPr>
+        <w:pStyle w:val="ListBullet"/>
+        <w:spacing w:after="40"/>
+      </w:pPr>
+      <w:r>
+        <w:rPr>
+          <w:b/>
+          <w:i w:val="0"/>
+          <w:sz w:val="20"/>
+        </w:rPr>
+        <w:t>Xanthelasma.</w:t>
+      </w:r>
+      <w:r>
+        <w:rPr>
+          <w:b w:val="0"/>
+          <w:i w:val="0"/>
+          <w:sz w:val="20"/>
+        </w:rPr>
+        <w:t xml:space="preserve"> These raised yellowish plaques lie along the nasal portions of one or both eyelids; consider lipid disorders.</w:t>
+      </w:r>
+    </w:p>
+    <w:p>
+      <w:pPr>
+        <w:pStyle w:val="ListBullet"/>
+        <w:spacing w:after="40"/>
+      </w:pPr>
+      <w:r>
+        <w:rPr>
+          <w:b/>
+          <w:i w:val="0"/>
+          <w:sz w:val="20"/>
+        </w:rPr>
+        <w:t>Subconjunctival hemorrhage and globe rupture.</w:t>
+      </w:r>
+      <w:r>
+        <w:rPr>
+          <w:b w:val="0"/>
+          <w:i w:val="0"/>
+          <w:sz w:val="20"/>
+        </w:rPr>
+        <w:t xml:space="preserve"> Globe rupture is more likely in trauma, and when the hemorrhage encircles the entire cornea.</w:t>
+      </w:r>
+    </w:p>
+    <w:p>
+      <w:pPr>
         <w:pStyle w:val="Heading2"/>
         <w:spacing w:before="200" w:after="100"/>
       </w:pPr>
@@ -21990,6 +22370,128 @@
           <w:i w:val="0"/>
         </w:rPr>
         <w:t xml:space="preserve"> test reveals slight muscle imbalance not otherwise seen.</w:t>
+      </w:r>
+    </w:p>
+    <w:p>
+      <w:pPr>
+        <w:spacing w:after="120"/>
+      </w:pPr>
+      <w:r>
+        <w:rPr>
+          <w:b w:val="0"/>
+          <w:i w:val="0"/>
+        </w:rPr>
+        <w:t>Also tested</w:t>
+      </w:r>
+    </w:p>
+    <w:p>
+      <w:pPr>
+        <w:pStyle w:val="ListBullet"/>
+        <w:spacing w:after="40"/>
+      </w:pPr>
+      <w:r>
+        <w:rPr>
+          <w:b/>
+          <w:i w:val="0"/>
+          <w:sz w:val="20"/>
+        </w:rPr>
+        <w:t>Unperformed examination.</w:t>
+      </w:r>
+      <w:r>
+        <w:rPr>
+          <w:b w:val="0"/>
+          <w:i w:val="0"/>
+          <w:sz w:val="20"/>
+        </w:rPr>
+        <w:t xml:space="preserve"> History and examination findings may never be made up. If part of the examination was not performed, the note documents why it was not done.</w:t>
+      </w:r>
+    </w:p>
+    <w:p>
+      <w:pPr>
+        <w:pStyle w:val="ListBullet"/>
+        <w:spacing w:after="40"/>
+      </w:pPr>
+      <w:r>
+        <w:rPr>
+          <w:b/>
+          <w:i w:val="0"/>
+          <w:sz w:val="20"/>
+        </w:rPr>
+        <w:t>Eye abbreviations.</w:t>
+      </w:r>
+      <w:r>
+        <w:rPr>
+          <w:b w:val="0"/>
+          <w:i w:val="0"/>
+          <w:sz w:val="20"/>
+        </w:rPr>
+        <w:t xml:space="preserve"> OD is the right eye, OS the left eye and OU both eyes.</w:t>
+      </w:r>
+    </w:p>
+    <w:p>
+      <w:pPr>
+        <w:pStyle w:val="ListBullet"/>
+        <w:spacing w:after="40"/>
+      </w:pPr>
+      <w:r>
+        <w:rPr>
+          <w:b/>
+          <w:i w:val="0"/>
+          <w:sz w:val="20"/>
+        </w:rPr>
+        <w:t>Kinetic red target test.</w:t>
+      </w:r>
+      <w:r>
+        <w:rPr>
+          <w:b w:val="0"/>
+          <w:i w:val="0"/>
+          <w:sz w:val="20"/>
+        </w:rPr>
+        <w:t xml:space="preserve"> Move a 5 mm red-topped pin inward from beyond the boundary of each quadrant along a line bisecting the meridians, and ask when the pin first appears red.</w:t>
+      </w:r>
+    </w:p>
+    <w:p>
+      <w:pPr>
+        <w:pStyle w:val="ListBullet"/>
+        <w:spacing w:after="40"/>
+      </w:pPr>
+      <w:r>
+        <w:rPr>
+          <w:b/>
+          <w:i w:val="0"/>
+          <w:sz w:val="20"/>
+        </w:rPr>
+        <w:t>Pinhole test.</w:t>
+      </w:r>
+      <w:r>
+        <w:rPr>
+          <w:b w:val="0"/>
+          <w:i w:val="0"/>
+          <w:sz w:val="20"/>
+        </w:rPr>
+        <w:t xml:space="preserve"> It distinguishes a refractive error from other causes: a pinhole passes only light perpendicular to the lens, so a deficit it corrects is refractive; if not, consider cataract or nerve disease.</w:t>
+      </w:r>
+    </w:p>
+    <w:p>
+      <w:pPr>
+        <w:pStyle w:val="ListBullet"/>
+        <w:spacing w:after="40"/>
+      </w:pPr>
+      <w:r>
+        <w:rPr>
+          <w:b/>
+          <w:i w:val="0"/>
+          <w:sz w:val="20"/>
+        </w:rPr>
+        <w:t>Static finger wiggle test.</w:t>
+      </w:r>
+      <w:r>
+        <w:rPr>
+          <w:b w:val="0"/>
+          <w:i w:val="0"/>
+          <w:sz w:val="20"/>
+        </w:rPr>
+        <w:t xml:space="preserve"> At arm's length with hands two feet apart beside the ears, wiggling fingers are brought slowly inward until seen, quadrant by quadrant.</w:t>
       </w:r>
     </w:p>
     <w:p>
@@ -22852,6 +23354,84 @@
     </w:p>
     <w:p>
       <w:pPr>
+        <w:spacing w:after="120"/>
+      </w:pPr>
+      <w:r>
+        <w:rPr>
+          <w:b w:val="0"/>
+          <w:i w:val="0"/>
+        </w:rPr>
+        <w:t>Also tested</w:t>
+      </w:r>
+    </w:p>
+    <w:p>
+      <w:pPr>
+        <w:pStyle w:val="ListBullet"/>
+        <w:spacing w:after="40"/>
+      </w:pPr>
+      <w:r>
+        <w:rPr>
+          <w:b/>
+          <w:i w:val="0"/>
+          <w:sz w:val="20"/>
+        </w:rPr>
+        <w:t>Swinging light test.</w:t>
+      </w:r>
+      <w:r>
+        <w:rPr>
+          <w:b w:val="0"/>
+          <w:i w:val="0"/>
+          <w:sz w:val="20"/>
+        </w:rPr>
+        <w:t xml:space="preserve"> It assesses functional impairment of the optic nerve and the integrity of the visual pathways, and it is indicated for anisocoria.</w:t>
+      </w:r>
+    </w:p>
+    <w:p>
+      <w:pPr>
+        <w:pStyle w:val="ListBullet"/>
+        <w:spacing w:after="40"/>
+      </w:pPr>
+      <w:r>
+        <w:rPr>
+          <w:b/>
+          <w:i w:val="0"/>
+          <w:sz w:val="20"/>
+        </w:rPr>
+        <w:t>Crescent shadow test.</w:t>
+      </w:r>
+      <w:r>
+        <w:rPr>
+          <w:b w:val="0"/>
+          <w:i w:val="0"/>
+          <w:sz w:val="20"/>
+        </w:rPr>
+        <w:t xml:space="preserve"> Oblique lighting assesses the depth of the anterior chamber angle. A shadow on the medial iris means it is bowed forward into a narrow angle, raising the risk of narrow-angle glaucoma.</w:t>
+      </w:r>
+    </w:p>
+    <w:p>
+      <w:pPr>
+        <w:pStyle w:val="ListBullet"/>
+        <w:spacing w:after="40"/>
+      </w:pPr>
+      <w:r>
+        <w:rPr>
+          <w:b/>
+          <w:i w:val="0"/>
+          <w:sz w:val="20"/>
+        </w:rPr>
+        <w:t>Abnormal pupil findings.</w:t>
+      </w:r>
+      <w:r>
+        <w:rPr>
+          <w:b w:val="0"/>
+          <w:i w:val="0"/>
+          <w:sz w:val="20"/>
+        </w:rPr>
+        <w:t xml:space="preserve"> A difference in size greater than 1 mm is abnormal, as is a pupil that reacts poorly to direct light.</w:t>
+      </w:r>
+    </w:p>
+    <w:p>
+      <w:pPr>
         <w:pStyle w:val="Heading2"/>
         <w:spacing w:before="200" w:after="100"/>
       </w:pPr>
@@ -23455,6 +24035,40 @@
       <w:pPr>
         <w:spacing w:after="80"/>
       </w:pPr>
+    </w:p>
+    <w:p>
+      <w:pPr>
+        <w:spacing w:after="120"/>
+      </w:pPr>
+      <w:r>
+        <w:rPr>
+          <w:b w:val="0"/>
+          <w:i w:val="0"/>
+        </w:rPr>
+        <w:t>Also tested</w:t>
+      </w:r>
+    </w:p>
+    <w:p>
+      <w:pPr>
+        <w:pStyle w:val="ListBullet"/>
+        <w:spacing w:after="40"/>
+      </w:pPr>
+      <w:r>
+        <w:rPr>
+          <w:b/>
+          <w:i w:val="0"/>
+          <w:sz w:val="20"/>
+        </w:rPr>
+        <w:t>Dilated pupils.</w:t>
+      </w:r>
+      <w:r>
+        <w:rPr>
+          <w:b w:val="0"/>
+          <w:i w:val="0"/>
+          <w:sz w:val="20"/>
+        </w:rPr>
+        <w:t xml:space="preserve"> Document the time of dilation and the agents used; a weak mydriatic reverses in 4 to 6 hours.</w:t>
+      </w:r>
     </w:p>
     <w:p>
       <w:pPr>
@@ -24320,6 +24934,128 @@
     </w:p>
     <w:p>
       <w:pPr>
+        <w:spacing w:after="120"/>
+      </w:pPr>
+      <w:r>
+        <w:rPr>
+          <w:b w:val="0"/>
+          <w:i w:val="0"/>
+        </w:rPr>
+        <w:t>Also tested</w:t>
+      </w:r>
+    </w:p>
+    <w:p>
+      <w:pPr>
+        <w:pStyle w:val="ListBullet"/>
+        <w:spacing w:after="40"/>
+      </w:pPr>
+      <w:r>
+        <w:rPr>
+          <w:b/>
+          <w:i w:val="0"/>
+          <w:sz w:val="20"/>
+        </w:rPr>
+        <w:t>Ophthalmoscope for corneal ulcer.</w:t>
+      </w:r>
+      <w:r>
+        <w:rPr>
+          <w:b w:val="0"/>
+          <w:i w:val="0"/>
+          <w:sz w:val="20"/>
+        </w:rPr>
+        <w:t xml:space="preserve"> Set at +40 diopters, it in effect fixes a ten times magnifying lens for viewing a corneal ulcer. Fluorescein staining is more sensitive for early ulcers.</w:t>
+      </w:r>
+    </w:p>
+    <w:p>
+      <w:pPr>
+        <w:pStyle w:val="ListBullet"/>
+        <w:spacing w:after="40"/>
+      </w:pPr>
+      <w:r>
+        <w:rPr>
+          <w:b/>
+          <w:i w:val="0"/>
+          <w:sz w:val="20"/>
+        </w:rPr>
+        <w:t>Hazy cornea in suspected abrasion.</w:t>
+      </w:r>
+      <w:r>
+        <w:rPr>
+          <w:b w:val="0"/>
+          <w:i w:val="0"/>
+          <w:sz w:val="20"/>
+        </w:rPr>
+        <w:t xml:space="preserve"> If the cornea is hazy in a suspected abrasion, a bacterial infection should be suspected.</w:t>
+      </w:r>
+    </w:p>
+    <w:p>
+      <w:pPr>
+        <w:pStyle w:val="ListBullet"/>
+        <w:spacing w:after="40"/>
+      </w:pPr>
+      <w:r>
+        <w:rPr>
+          <w:b/>
+          <w:i w:val="0"/>
+          <w:sz w:val="20"/>
+        </w:rPr>
+        <w:t>Topical anesthetic in corneal abrasion.</w:t>
+      </w:r>
+      <w:r>
+        <w:rPr>
+          <w:b w:val="0"/>
+          <w:i w:val="0"/>
+          <w:sz w:val="20"/>
+        </w:rPr>
+        <w:t xml:space="preserve"> It brings immediate relief of an abrasion, but use it for diagnosis, not as a treatment.</w:t>
+      </w:r>
+    </w:p>
+    <w:p>
+      <w:pPr>
+        <w:pStyle w:val="ListBullet"/>
+        <w:spacing w:after="40"/>
+      </w:pPr>
+      <w:r>
+        <w:rPr>
+          <w:b/>
+          <w:i w:val="0"/>
+          <w:sz w:val="20"/>
+        </w:rPr>
+        <w:t>Everting the upper lid in corneal abrasion.</w:t>
+      </w:r>
+      <w:r>
+        <w:rPr>
+          <w:b w:val="0"/>
+          <w:i w:val="0"/>
+          <w:sz w:val="20"/>
+        </w:rPr>
+        <w:t xml:space="preserve"> A foreign body embedded in the upper tarsal conjunctiva can repeatedly scratch the cornea as the eye opens and closes.</w:t>
+      </w:r>
+    </w:p>
+    <w:p>
+      <w:pPr>
+        <w:pStyle w:val="ListBullet"/>
+        <w:spacing w:after="40"/>
+      </w:pPr>
+      <w:r>
+        <w:rPr>
+          <w:b/>
+          <w:i w:val="0"/>
+          <w:sz w:val="20"/>
+        </w:rPr>
+        <w:t>Sunken eye from orbital floor fracture.</w:t>
+      </w:r>
+      <w:r>
+        <w:rPr>
+          <w:b w:val="0"/>
+          <w:i w:val="0"/>
+          <w:sz w:val="20"/>
+        </w:rPr>
+        <w:t xml:space="preserve"> Look for ecchymosis, point tenderness and a palpable step-off around the orbital rim; it is best observed from above the head looking down toward the eyes.</w:t>
+      </w:r>
+    </w:p>
+    <w:p>
+      <w:pPr>
         <w:pStyle w:val="Heading1"/>
         <w:spacing w:before="280" w:after="100"/>
       </w:pPr>
@@ -29576,6 +30312,216 @@
     </w:p>
     <w:p>
       <w:pPr>
+        <w:spacing w:after="120"/>
+      </w:pPr>
+      <w:r>
+        <w:rPr>
+          <w:b w:val="0"/>
+          <w:i w:val="0"/>
+        </w:rPr>
+        <w:t>Also tested</w:t>
+      </w:r>
+    </w:p>
+    <w:p>
+      <w:pPr>
+        <w:pStyle w:val="ListBullet"/>
+        <w:spacing w:after="40"/>
+      </w:pPr>
+      <w:r>
+        <w:rPr>
+          <w:b/>
+          <w:i w:val="0"/>
+          <w:sz w:val="20"/>
+        </w:rPr>
+        <w:t>Weber test.</w:t>
+      </w:r>
+      <w:r>
+        <w:rPr>
+          <w:b w:val="0"/>
+          <w:i w:val="0"/>
+          <w:sz w:val="20"/>
+        </w:rPr>
+        <w:t xml:space="preserve"> The base of the fork is placed on the top of the head or mid-forehead. The test evaluates unilateral hearing loss by lateralization.</w:t>
+      </w:r>
+    </w:p>
+    <w:p>
+      <w:pPr>
+        <w:pStyle w:val="ListBullet"/>
+        <w:spacing w:after="40"/>
+      </w:pPr>
+      <w:r>
+        <w:rPr>
+          <w:b/>
+          <w:i w:val="0"/>
+          <w:sz w:val="20"/>
+        </w:rPr>
+        <w:t>Exostoses.</w:t>
+      </w:r>
+      <w:r>
+        <w:rPr>
+          <w:b w:val="0"/>
+          <w:i w:val="0"/>
+          <w:sz w:val="20"/>
+        </w:rPr>
+        <w:t xml:space="preserve"> These are benign bony growths in the ear canal. They narrow the canal mechanically, causing conductive hearing loss.</w:t>
+      </w:r>
+    </w:p>
+    <w:p>
+      <w:pPr>
+        <w:pStyle w:val="ListBullet"/>
+        <w:spacing w:after="40"/>
+      </w:pPr>
+      <w:r>
+        <w:rPr>
+          <w:b/>
+          <w:i w:val="0"/>
+          <w:sz w:val="20"/>
+        </w:rPr>
+        <w:t>Viral causes of sensorineural hearing loss.</w:t>
+      </w:r>
+      <w:r>
+        <w:rPr>
+          <w:b w:val="0"/>
+          <w:i w:val="0"/>
+          <w:sz w:val="20"/>
+        </w:rPr>
+        <w:t xml:space="preserve"> Rubella and cytomegalovirus both damage the inner ear, and both matter most when the exposure was congenital.</w:t>
+      </w:r>
+    </w:p>
+    <w:p>
+      <w:pPr>
+        <w:pStyle w:val="ListBullet"/>
+        <w:spacing w:after="40"/>
+      </w:pPr>
+      <w:r>
+        <w:rPr>
+          <w:b/>
+          <w:i w:val="0"/>
+          <w:sz w:val="20"/>
+        </w:rPr>
+        <w:t>Tuning fork hearing tests setup.</w:t>
+      </w:r>
+      <w:r>
+        <w:rPr>
+          <w:b w:val="0"/>
+          <w:i w:val="0"/>
+          <w:sz w:val="20"/>
+        </w:rPr>
+        <w:t xml:space="preserve"> Use a 512 hertz fork, the smaller one, in a quiet room. The frequency sits in the speech range and rings long enough to compare two positions.</w:t>
+      </w:r>
+    </w:p>
+    <w:p>
+      <w:pPr>
+        <w:pStyle w:val="ListBullet"/>
+        <w:spacing w:after="40"/>
+      </w:pPr>
+      <w:r>
+        <w:rPr>
+          <w:b/>
+          <w:i w:val="0"/>
+          <w:sz w:val="20"/>
+        </w:rPr>
+        <w:t>Conductive causes of hearing loss.</w:t>
+      </w:r>
+      <w:r>
+        <w:rPr>
+          <w:b w:val="0"/>
+          <w:i w:val="0"/>
+          <w:sz w:val="20"/>
+        </w:rPr>
+        <w:t xml:space="preserve"> These include cerumen, foreign bodies, effusions, exostoses, tumors and tympanic membrane perforation, all of which obstruct or load the external or middle ear.</w:t>
+      </w:r>
+    </w:p>
+    <w:p>
+      <w:pPr>
+        <w:pStyle w:val="ListBullet"/>
+        <w:spacing w:after="40"/>
+      </w:pPr>
+      <w:r>
+        <w:rPr>
+          <w:b/>
+          <w:i w:val="0"/>
+          <w:sz w:val="20"/>
+        </w:rPr>
+        <w:t>Normal Weber result.</w:t>
+      </w:r>
+      <w:r>
+        <w:rPr>
+          <w:b w:val="0"/>
+          <w:i w:val="0"/>
+          <w:sz w:val="20"/>
+        </w:rPr>
+        <w:t xml:space="preserve"> The sound is heard at the midline, or equally in both ears, with no lateralization to report.</w:t>
+      </w:r>
+    </w:p>
+    <w:p>
+      <w:pPr>
+        <w:pStyle w:val="ListBullet"/>
+        <w:spacing w:after="40"/>
+      </w:pPr>
+      <w:r>
+        <w:rPr>
+          <w:b/>
+          <w:i w:val="0"/>
+          <w:sz w:val="20"/>
+        </w:rPr>
+        <w:t>Rinne in conductive hearing loss.</w:t>
+      </w:r>
+      <w:r>
+        <w:rPr>
+          <w:b w:val="0"/>
+          <w:i w:val="0"/>
+          <w:sz w:val="20"/>
+        </w:rPr>
+        <w:t xml:space="preserve"> Bone conduction is equal to or greater than air conduction, because vibrations through bone bypass the impaired external or middle ear to reach the cochlea.</w:t>
+      </w:r>
+    </w:p>
+    <w:p>
+      <w:pPr>
+        <w:pStyle w:val="ListBullet"/>
+        <w:spacing w:after="40"/>
+      </w:pPr>
+      <w:r>
+        <w:rPr>
+          <w:b/>
+          <w:i w:val="0"/>
+          <w:sz w:val="20"/>
+        </w:rPr>
+        <w:t>Rinne test technique.</w:t>
+      </w:r>
+      <w:r>
+        <w:rPr>
+          <w:b w:val="0"/>
+          <w:i w:val="0"/>
+          <w:sz w:val="20"/>
+        </w:rPr>
+        <w:t xml:space="preserve"> Place the fork on the mastoid until the sound stops, then beside the canal, and ask whether it is still heard.</w:t>
+      </w:r>
+    </w:p>
+    <w:p>
+      <w:pPr>
+        <w:pStyle w:val="ListBullet"/>
+        <w:spacing w:after="40"/>
+      </w:pPr>
+      <w:r>
+        <w:rPr>
+          <w:b/>
+          <w:i w:val="0"/>
+          <w:sz w:val="20"/>
+        </w:rPr>
+        <w:t>Rinne in sensorineural hearing loss.</w:t>
+      </w:r>
+      <w:r>
+        <w:rPr>
+          <w:b w:val="0"/>
+          <w:i w:val="0"/>
+          <w:sz w:val="20"/>
+        </w:rPr>
+        <w:t xml:space="preserve"> Air conduction is still greater than bone conduction, so the normal pattern prevails, because the inner ear or cochlear nerve fails however the vibrations arrive.</w:t>
+      </w:r>
+    </w:p>
+    <w:p>
+      <w:pPr>
         <w:pStyle w:val="Heading2"/>
         <w:spacing w:before="200" w:after="100"/>
       </w:pPr>
@@ -30909,6 +31855,40 @@
           <w:i w:val="0"/>
         </w:rPr>
         <w:t xml:space="preserve"> may be entirely asymptomatic; he demonstrated pressing on an obvious external deviation with no obstruction behind it. What matters is airflow, not appearance.</w:t>
+      </w:r>
+    </w:p>
+    <w:p>
+      <w:pPr>
+        <w:spacing w:after="120"/>
+      </w:pPr>
+      <w:r>
+        <w:rPr>
+          <w:b w:val="0"/>
+          <w:i w:val="0"/>
+        </w:rPr>
+        <w:t>Also tested</w:t>
+      </w:r>
+    </w:p>
+    <w:p>
+      <w:pPr>
+        <w:pStyle w:val="ListBullet"/>
+        <w:spacing w:after="40"/>
+      </w:pPr>
+      <w:r>
+        <w:rPr>
+          <w:b/>
+          <w:i w:val="0"/>
+          <w:sz w:val="20"/>
+        </w:rPr>
+        <w:t>Septal hematoma.</w:t>
+      </w:r>
+      <w:r>
+        <w:rPr>
+          <w:b w:val="0"/>
+          <w:i w:val="0"/>
+          <w:sz w:val="20"/>
+        </w:rPr>
+        <w:t xml:space="preserve"> Injury disrupts the blood vessels and pulls the lining away from the cartilage, so blood collects between the lining and the cartilage.</w:t>
       </w:r>
     </w:p>
     <w:p>
@@ -32534,6 +33514,84 @@
           <w:sz w:val="15"/>
         </w:rPr>
         <w:t>Erythematous tonsils in group A streptococcal pharyngitis. Redness and exudate score on Centor, but the picture alone does not settle it — that is what the rule is for. Slide 72</w:t>
+      </w:r>
+    </w:p>
+    <w:p>
+      <w:pPr>
+        <w:spacing w:after="120"/>
+      </w:pPr>
+      <w:r>
+        <w:rPr>
+          <w:b w:val="0"/>
+          <w:i w:val="0"/>
+        </w:rPr>
+        <w:t>Also tested</w:t>
+      </w:r>
+    </w:p>
+    <w:p>
+      <w:pPr>
+        <w:pStyle w:val="ListBullet"/>
+        <w:spacing w:after="40"/>
+      </w:pPr>
+      <w:r>
+        <w:rPr>
+          <w:b/>
+          <w:i w:val="0"/>
+          <w:sz w:val="20"/>
+        </w:rPr>
+        <w:t>Removing dentures.</w:t>
+      </w:r>
+      <w:r>
+        <w:rPr>
+          <w:b w:val="0"/>
+          <w:i w:val="0"/>
+          <w:sz w:val="20"/>
+        </w:rPr>
+        <w:t xml:space="preserve"> Dentures are removed during the oral examination to look underneath for ulcers and lesions, since a denture hides the mucosa most at risk from chronic irritation.</w:t>
+      </w:r>
+    </w:p>
+    <w:p>
+      <w:pPr>
+        <w:pStyle w:val="ListBullet"/>
+        <w:spacing w:after="40"/>
+      </w:pPr>
+      <w:r>
+        <w:rPr>
+          <w:b/>
+          <w:i w:val="0"/>
+          <w:sz w:val="20"/>
+        </w:rPr>
+        <w:t>Centor rule.</w:t>
+      </w:r>
+      <w:r>
+        <w:rPr>
+          <w:b w:val="0"/>
+          <w:i w:val="0"/>
+          <w:sz w:val="20"/>
+        </w:rPr>
+        <w:t xml:space="preserve"> It is a clinical prediction rule that uses clinical features to decide how likely a sore throat is to be bacterial, converting findings into a probability and a course of action.</w:t>
+      </w:r>
+    </w:p>
+    <w:p>
+      <w:pPr>
+        <w:pStyle w:val="ListBullet"/>
+        <w:spacing w:after="40"/>
+      </w:pPr>
+      <w:r>
+        <w:rPr>
+          <w:b/>
+          <w:i w:val="0"/>
+          <w:sz w:val="20"/>
+        </w:rPr>
+        <w:t>Geographic tongue.</w:t>
+      </w:r>
+      <w:r>
+        <w:rPr>
+          <w:b w:val="0"/>
+          <w:i w:val="0"/>
+          <w:sz w:val="20"/>
+        </w:rPr>
+        <w:t xml:space="preserve"> It is a benign map-like pattern of patches, so recognizing it mainly avoids mistaking it for something that needs investigation.</w:t>
       </w:r>
     </w:p>
     <w:p>

--- a/Physical Diagnosis 2 Exam 1/pd2-exam-1-study-guide.docx
+++ b/Physical Diagnosis 2 Exam 1/pd2-exam-1-study-guide.docx
@@ -2084,6 +2084,40 @@
           <w:i w:val="0"/>
         </w:rPr>
         <w:t>How far does a focused examination reach? Examine the systems pertinent to the chief complaint and the positive history, and when in doubt go one system up and one system down. Two questions settle the rest: what must be examined to rule out the worst-case scenario, and what are your differentials and how do you rule each in or out?</w:t>
+      </w:r>
+    </w:p>
+    <w:p>
+      <w:pPr>
+        <w:spacing w:after="120"/>
+      </w:pPr>
+      <w:r>
+        <w:rPr>
+          <w:b w:val="0"/>
+          <w:i w:val="0"/>
+        </w:rPr>
+        <w:t>Also tested</w:t>
+      </w:r>
+    </w:p>
+    <w:p>
+      <w:pPr>
+        <w:pStyle w:val="ListBullet"/>
+        <w:spacing w:after="40"/>
+      </w:pPr>
+      <w:r>
+        <w:rPr>
+          <w:b/>
+          <w:i w:val="0"/>
+          <w:sz w:val="20"/>
+        </w:rPr>
+        <w:t>Focused versus comprehensive encounter.</w:t>
+      </w:r>
+      <w:r>
+        <w:rPr>
+          <w:b w:val="0"/>
+          <w:i w:val="0"/>
+          <w:sz w:val="20"/>
+        </w:rPr>
+        <w:t xml:space="preserve"> In a focused encounter the history and examination are both narrowed to what the presenting problem requires; it is not a shorter version of everything, but a targeted selection.</w:t>
       </w:r>
     </w:p>
     <w:p>
@@ -5882,6 +5916,40 @@
     </w:p>
     <w:p>
       <w:pPr>
+        <w:spacing w:after="120"/>
+      </w:pPr>
+      <w:r>
+        <w:rPr>
+          <w:b w:val="0"/>
+          <w:i w:val="0"/>
+        </w:rPr>
+        <w:t>Also tested</w:t>
+      </w:r>
+    </w:p>
+    <w:p>
+      <w:pPr>
+        <w:pStyle w:val="ListBullet"/>
+        <w:spacing w:after="40"/>
+      </w:pPr>
+      <w:r>
+        <w:rPr>
+          <w:b/>
+          <w:i w:val="0"/>
+          <w:sz w:val="20"/>
+        </w:rPr>
+        <w:t>Psoriasis distribution.</w:t>
+      </w:r>
+      <w:r>
+        <w:rPr>
+          <w:b w:val="0"/>
+          <w:i w:val="0"/>
+          <w:sz w:val="20"/>
+        </w:rPr>
+        <w:t xml:space="preserve"> Psoriasis characteristically appears in an extensor distribution; the elbows and knees are the classic extensor sites.</w:t>
+      </w:r>
+    </w:p>
+    <w:p>
+      <w:pPr>
         <w:pStyle w:val="Heading2"/>
         <w:spacing w:before="200" w:after="100"/>
       </w:pPr>
@@ -14433,6 +14501,40 @@
     </w:p>
     <w:p>
       <w:pPr>
+        <w:spacing w:after="120"/>
+      </w:pPr>
+      <w:r>
+        <w:rPr>
+          <w:b w:val="0"/>
+          <w:i w:val="0"/>
+        </w:rPr>
+        <w:t>Also tested</w:t>
+      </w:r>
+    </w:p>
+    <w:p>
+      <w:pPr>
+        <w:pStyle w:val="ListBullet"/>
+        <w:spacing w:after="40"/>
+      </w:pPr>
+      <w:r>
+        <w:rPr>
+          <w:b/>
+          <w:i w:val="0"/>
+          <w:sz w:val="20"/>
+        </w:rPr>
+        <w:t>Tinea of the groin.</w:t>
+      </w:r>
+      <w:r>
+        <w:rPr>
+          <w:b w:val="0"/>
+          <w:i w:val="0"/>
+          <w:sz w:val="20"/>
+        </w:rPr>
+        <w:t xml:space="preserve"> A tinea infection of the groin is tinea cruris; cruris denotes the groin, just as corporis denotes the body and capitis the scalp.</w:t>
+      </w:r>
+    </w:p>
+    <w:p>
+      <w:pPr>
         <w:pStyle w:val="Heading2"/>
         <w:spacing w:before="200" w:after="100"/>
       </w:pPr>
@@ -17830,6 +17932,28 @@
     </w:p>
     <w:p>
       <w:pPr>
+        <w:pStyle w:val="ListBullet"/>
+        <w:spacing w:after="40"/>
+      </w:pPr>
+      <w:r>
+        <w:rPr>
+          <w:b/>
+          <w:i w:val="0"/>
+          <w:sz w:val="20"/>
+        </w:rPr>
+        <w:t>Skin assessment.</w:t>
+      </w:r>
+      <w:r>
+        <w:rPr>
+          <w:b w:val="0"/>
+          <w:i w:val="0"/>
+          <w:sz w:val="20"/>
+        </w:rPr>
+        <w:t xml:space="preserve"> Six characteristics are assessed by inspection, palpation or both: color, moisture, temperature, texture, mobility and turgor, and lesions; color and lesions begin with inspection and the remainder require touch.</w:t>
+      </w:r>
+    </w:p>
+    <w:p>
+      <w:pPr>
         <w:pStyle w:val="Heading1"/>
         <w:spacing w:before="280" w:after="100"/>
       </w:pPr>
@@ -19255,6 +19379,28 @@
     </w:p>
     <w:p>
       <w:pPr>
+        <w:pStyle w:val="ListBullet"/>
+        <w:spacing w:after="40"/>
+      </w:pPr>
+      <w:r>
+        <w:rPr>
+          <w:b/>
+          <w:i w:val="0"/>
+          <w:sz w:val="20"/>
+        </w:rPr>
+        <w:t>Entropion and ectropion.</w:t>
+      </w:r>
+      <w:r>
+        <w:rPr>
+          <w:b w:val="0"/>
+          <w:i w:val="0"/>
+          <w:sz w:val="20"/>
+        </w:rPr>
+        <w:t xml:space="preserve"> Both affect the lower lid; entropion is inward folding and ectropion is outward turning.</w:t>
+      </w:r>
+    </w:p>
+    <w:p>
+      <w:pPr>
         <w:pStyle w:val="Heading2"/>
         <w:spacing w:before="200" w:after="100"/>
       </w:pPr>
@@ -19888,6 +20034,62 @@
       <w:pPr>
         <w:spacing w:after="80"/>
       </w:pPr>
+    </w:p>
+    <w:p>
+      <w:pPr>
+        <w:spacing w:after="120"/>
+      </w:pPr>
+      <w:r>
+        <w:rPr>
+          <w:b w:val="0"/>
+          <w:i w:val="0"/>
+        </w:rPr>
+        <w:t>Also tested</w:t>
+      </w:r>
+    </w:p>
+    <w:p>
+      <w:pPr>
+        <w:pStyle w:val="ListBullet"/>
+        <w:spacing w:after="40"/>
+      </w:pPr>
+      <w:r>
+        <w:rPr>
+          <w:b/>
+          <w:i w:val="0"/>
+          <w:sz w:val="20"/>
+        </w:rPr>
+        <w:t>Eye discharge.</w:t>
+      </w:r>
+      <w:r>
+        <w:rPr>
+          <w:b w:val="0"/>
+          <w:i w:val="0"/>
+          <w:sz w:val="20"/>
+        </w:rPr>
+        <w:t xml:space="preserve"> Purulent discharge suggests a bacterial infection, while watery or mucoid discharge suggests allergy or a virus.</w:t>
+      </w:r>
+    </w:p>
+    <w:p>
+      <w:pPr>
+        <w:pStyle w:val="ListBullet"/>
+        <w:spacing w:after="40"/>
+      </w:pPr>
+      <w:r>
+        <w:rPr>
+          <w:b/>
+          <w:i w:val="0"/>
+          <w:sz w:val="20"/>
+        </w:rPr>
+        <w:t>Excessive tearing or dryness.</w:t>
+      </w:r>
+      <w:r>
+        <w:rPr>
+          <w:b w:val="0"/>
+          <w:i w:val="0"/>
+          <w:sz w:val="20"/>
+        </w:rPr>
+        <w:t xml:space="preserve"> Excessive tearing or dryness comes from obstruction in the lacrimal apparatus or from Sjogren's syndrome.</w:t>
+      </w:r>
     </w:p>
     <w:p>
       <w:pPr>
@@ -22061,6 +22263,72 @@
     </w:p>
     <w:p>
       <w:pPr>
+        <w:pStyle w:val="ListBullet"/>
+        <w:spacing w:after="40"/>
+      </w:pPr>
+      <w:r>
+        <w:rPr>
+          <w:b/>
+          <w:i w:val="0"/>
+          <w:sz w:val="20"/>
+        </w:rPr>
+        <w:t>Red eye with diffuse redness.</w:t>
+      </w:r>
+      <w:r>
+        <w:rPr>
+          <w:b w:val="0"/>
+          <w:i w:val="0"/>
+          <w:sz w:val="20"/>
+        </w:rPr>
+        <w:t xml:space="preserve"> Conjunctivitis gives diffuse conjunctival redness maximal peripherally, with vision affected only by mild blurring.</w:t>
+      </w:r>
+    </w:p>
+    <w:p>
+      <w:pPr>
+        <w:pStyle w:val="ListBullet"/>
+        <w:spacing w:after="40"/>
+      </w:pPr>
+      <w:r>
+        <w:rPr>
+          <w:b/>
+          <w:i w:val="0"/>
+          <w:sz w:val="20"/>
+        </w:rPr>
+        <w:t>Subconjunctival hemorrhage findings.</w:t>
+      </w:r>
+      <w:r>
+        <w:rPr>
+          <w:b w:val="0"/>
+          <w:i w:val="0"/>
+          <w:sz w:val="20"/>
+        </w:rPr>
+        <w:t xml:space="preserve"> Pain is absent, vision and pupil are unaffected, there is no discharge, and the cornea is clear.</w:t>
+      </w:r>
+    </w:p>
+    <w:p>
+      <w:pPr>
+        <w:pStyle w:val="ListBullet"/>
+        <w:spacing w:after="40"/>
+      </w:pPr>
+      <w:r>
+        <w:rPr>
+          <w:b/>
+          <w:i w:val="0"/>
+          <w:sz w:val="20"/>
+        </w:rPr>
+        <w:t>Painless red eye.</w:t>
+      </w:r>
+      <w:r>
+        <w:rPr>
+          <w:b w:val="0"/>
+          <w:i w:val="0"/>
+          <w:sz w:val="20"/>
+        </w:rPr>
+        <w:t xml:space="preserve"> Subconjunctival hemorrhage is the cause of red eye with absent pain and discharge, an unaffected pupil and vision, and a clear cornea.</w:t>
+      </w:r>
+    </w:p>
+    <w:p>
+      <w:pPr>
         <w:pStyle w:val="Heading2"/>
         <w:spacing w:before="200" w:after="100"/>
       </w:pPr>
@@ -23432,6 +23700,28 @@
     </w:p>
     <w:p>
       <w:pPr>
+        <w:pStyle w:val="ListBullet"/>
+        <w:spacing w:after="40"/>
+      </w:pPr>
+      <w:r>
+        <w:rPr>
+          <w:b/>
+          <w:i w:val="0"/>
+          <w:sz w:val="20"/>
+        </w:rPr>
+        <w:t>Pupillary constriction in the near reaction.</w:t>
+      </w:r>
+      <w:r>
+        <w:rPr>
+          <w:b w:val="0"/>
+          <w:i w:val="0"/>
+          <w:sz w:val="20"/>
+        </w:rPr>
+        <w:t xml:space="preserve"> It is mediated by the oculomotor nerve; convergence and accommodation happen alongside it but are not part of it.</w:t>
+      </w:r>
+    </w:p>
+    <w:p>
+      <w:pPr>
         <w:pStyle w:val="Heading2"/>
         <w:spacing w:before="200" w:after="100"/>
       </w:pPr>
@@ -24068,6 +24358,28 @@
           <w:sz w:val="20"/>
         </w:rPr>
         <w:t xml:space="preserve"> Document the time of dilation and the agents used; a weak mydriatic reverses in 4 to 6 hours.</w:t>
+      </w:r>
+    </w:p>
+    <w:p>
+      <w:pPr>
+        <w:pStyle w:val="ListBullet"/>
+        <w:spacing w:after="40"/>
+      </w:pPr>
+      <w:r>
+        <w:rPr>
+          <w:b/>
+          <w:i w:val="0"/>
+          <w:sz w:val="20"/>
+        </w:rPr>
+        <w:t>Normal fundus and disc.</w:t>
+      </w:r>
+      <w:r>
+        <w:rPr>
+          <w:b w:val="0"/>
+          <w:i w:val="0"/>
+          <w:sz w:val="20"/>
+        </w:rPr>
+        <w:t xml:space="preserve"> The fundus is yellowish-orange to cream in color, with small disc vessels, a sharp disc margin, and a cup located centrally or slightly temporal with a diameter normally less than half the disc.</w:t>
       </w:r>
     </w:p>
     <w:p>
@@ -25056,6 +25368,50 @@
     </w:p>
     <w:p>
       <w:pPr>
+        <w:pStyle w:val="ListBullet"/>
+        <w:spacing w:after="40"/>
+      </w:pPr>
+      <w:r>
+        <w:rPr>
+          <w:b/>
+          <w:i w:val="0"/>
+          <w:sz w:val="20"/>
+        </w:rPr>
+        <w:t>Immediate ophthalmology referral.</w:t>
+      </w:r>
+      <w:r>
+        <w:rPr>
+          <w:b w:val="0"/>
+          <w:i w:val="0"/>
+          <w:sz w:val="20"/>
+        </w:rPr>
+        <w:t xml:space="preserve"> A chemical burn is emergent and goes to ophthalmology immediately, as do rupture and sudden vision loss.</w:t>
+      </w:r>
+    </w:p>
+    <w:p>
+      <w:pPr>
+        <w:pStyle w:val="ListBullet"/>
+        <w:spacing w:after="40"/>
+      </w:pPr>
+      <w:r>
+        <w:rPr>
+          <w:b/>
+          <w:i w:val="0"/>
+          <w:sz w:val="20"/>
+        </w:rPr>
+        <w:t>Zygomatic fracture.</w:t>
+      </w:r>
+      <w:r>
+        <w:rPr>
+          <w:b w:val="0"/>
+          <w:i w:val="0"/>
+          <w:sz w:val="20"/>
+        </w:rPr>
+        <w:t xml:space="preserve"> Findings are flattening of the malar eminence best seen from behind the seated patient looking down, edema and ecchymosis of the temple or infraorbital area, and a palpable step-off on palpating the zygoma.</w:t>
+      </w:r>
+    </w:p>
+    <w:p>
+      <w:pPr>
         <w:pStyle w:val="Heading1"/>
         <w:spacing w:before="280" w:after="100"/>
       </w:pPr>
@@ -26551,6 +26907,40 @@
       <w:pPr>
         <w:spacing w:after="80"/>
       </w:pPr>
+    </w:p>
+    <w:p>
+      <w:pPr>
+        <w:spacing w:after="120"/>
+      </w:pPr>
+      <w:r>
+        <w:rPr>
+          <w:b w:val="0"/>
+          <w:i w:val="0"/>
+        </w:rPr>
+        <w:t>Also tested</w:t>
+      </w:r>
+    </w:p>
+    <w:p>
+      <w:pPr>
+        <w:pStyle w:val="ListBullet"/>
+        <w:spacing w:after="40"/>
+      </w:pPr>
+      <w:r>
+        <w:rPr>
+          <w:b/>
+          <w:i w:val="0"/>
+          <w:sz w:val="20"/>
+        </w:rPr>
+        <w:t>Dizziness.</w:t>
+      </w:r>
+      <w:r>
+        <w:rPr>
+          <w:b w:val="0"/>
+          <w:i w:val="0"/>
+          <w:sz w:val="20"/>
+        </w:rPr>
+        <w:t xml:space="preserve"> When a patient says they are dizzy, the history must separate vertigo, presyncope, disequilibrium and psychiatric causes; the word means nothing until the patient explains it.</w:t>
+      </w:r>
     </w:p>
     <w:p>
       <w:pPr>
@@ -27873,6 +28263,40 @@
           <w:i w:val="0"/>
         </w:rPr>
         <w:t>, which is the pattern rather than any single feature.</w:t>
+      </w:r>
+    </w:p>
+    <w:p>
+      <w:pPr>
+        <w:spacing w:after="120"/>
+      </w:pPr>
+      <w:r>
+        <w:rPr>
+          <w:b w:val="0"/>
+          <w:i w:val="0"/>
+        </w:rPr>
+        <w:t>Also tested</w:t>
+      </w:r>
+    </w:p>
+    <w:p>
+      <w:pPr>
+        <w:pStyle w:val="ListBullet"/>
+        <w:spacing w:after="40"/>
+      </w:pPr>
+      <w:r>
+        <w:rPr>
+          <w:b/>
+          <w:i w:val="0"/>
+          <w:sz w:val="20"/>
+        </w:rPr>
+        <w:t>Ménière disease.</w:t>
+      </w:r>
+      <w:r>
+        <w:rPr>
+          <w:b w:val="0"/>
+          <w:i w:val="0"/>
+          <w:sz w:val="20"/>
+        </w:rPr>
+        <w:t xml:space="preserve"> Its vertigo is accompanied by pressure or fullness in the affected ear, with fluctuating tinnitus and a sensorineural loss that recurs and eventually progresses.</w:t>
       </w:r>
     </w:p>
     <w:p>
@@ -28443,6 +28867,106 @@
     </w:p>
     <w:p>
       <w:pPr>
+        <w:spacing w:after="120"/>
+      </w:pPr>
+      <w:r>
+        <w:rPr>
+          <w:b w:val="0"/>
+          <w:i w:val="0"/>
+        </w:rPr>
+        <w:t>Also tested</w:t>
+      </w:r>
+    </w:p>
+    <w:p>
+      <w:pPr>
+        <w:pStyle w:val="ListBullet"/>
+        <w:spacing w:after="40"/>
+      </w:pPr>
+      <w:r>
+        <w:rPr>
+          <w:b/>
+          <w:i w:val="0"/>
+          <w:sz w:val="20"/>
+        </w:rPr>
+        <w:t>Microtia.</w:t>
+      </w:r>
+      <w:r>
+        <w:rPr>
+          <w:b w:val="0"/>
+          <w:i w:val="0"/>
+          <w:sz w:val="20"/>
+        </w:rPr>
+        <w:t xml:space="preserve"> It is an abnormally small auricle, congenitally underdeveloped, and is grouped with atresia among the congenital deformities.</w:t>
+      </w:r>
+    </w:p>
+    <w:p>
+      <w:pPr>
+        <w:pStyle w:val="ListBullet"/>
+        <w:spacing w:after="40"/>
+      </w:pPr>
+      <w:r>
+        <w:rPr>
+          <w:b/>
+          <w:i w:val="0"/>
+          <w:sz w:val="20"/>
+        </w:rPr>
+        <w:t>Tympanic membrane mobility.</w:t>
+      </w:r>
+      <w:r>
+        <w:rPr>
+          <w:b w:val="0"/>
+          <w:i w:val="0"/>
+          <w:sz w:val="20"/>
+        </w:rPr>
+        <w:t xml:space="preserve"> Reduced mobility on insufflation points to an effusion behind the membrane or to a thickened tympanic membrane.</w:t>
+      </w:r>
+    </w:p>
+    <w:p>
+      <w:pPr>
+        <w:pStyle w:val="ListBullet"/>
+        <w:spacing w:after="40"/>
+      </w:pPr>
+      <w:r>
+        <w:rPr>
+          <w:b/>
+          <w:i w:val="0"/>
+          <w:sz w:val="20"/>
+        </w:rPr>
+        <w:t>Raised, shiny lesion on the auricle.</w:t>
+      </w:r>
+      <w:r>
+        <w:rPr>
+          <w:b w:val="0"/>
+          <w:i w:val="0"/>
+          <w:sz w:val="20"/>
+        </w:rPr>
+        <w:t xml:space="preserve"> A raised, shiny, slow-growing lesion with visible telangiectasia should raise suspicion of basal cell carcinoma, which is malignant, unlike the benign lumps.</w:t>
+      </w:r>
+    </w:p>
+    <w:p>
+      <w:pPr>
+        <w:pStyle w:val="ListBullet"/>
+        <w:spacing w:after="40"/>
+      </w:pPr>
+      <w:r>
+        <w:rPr>
+          <w:b/>
+          <w:i w:val="0"/>
+          <w:sz w:val="20"/>
+        </w:rPr>
+        <w:t>Hard nodules on the auricle.</w:t>
+      </w:r>
+      <w:r>
+        <w:rPr>
+          <w:b w:val="0"/>
+          <w:i w:val="0"/>
+          <w:sz w:val="20"/>
+        </w:rPr>
+        <w:t xml:space="preserve"> Hard nodules made of uric acid crystals are tophi, indicating chronic tophaceous gout; they are deposits rather than growths, and on the ear they point to long-standing disease.</w:t>
+      </w:r>
+    </w:p>
+    <w:p>
+      <w:pPr>
         <w:pStyle w:val="Heading2"/>
         <w:spacing w:before="200" w:after="100"/>
       </w:pPr>
@@ -30518,6 +31042,28 @@
           <w:sz w:val="20"/>
         </w:rPr>
         <w:t xml:space="preserve"> Air conduction is still greater than bone conduction, so the normal pattern prevails, because the inner ear or cochlear nerve fails however the vibrations arrive.</w:t>
+      </w:r>
+    </w:p>
+    <w:p>
+      <w:pPr>
+        <w:pStyle w:val="ListBullet"/>
+        <w:spacing w:after="40"/>
+      </w:pPr>
+      <w:r>
+        <w:rPr>
+          <w:b/>
+          <w:i w:val="0"/>
+          <w:sz w:val="20"/>
+        </w:rPr>
+        <w:t>Frequency pattern of presbycusis.</w:t>
+      </w:r>
+      <w:r>
+        <w:rPr>
+          <w:b w:val="0"/>
+          <w:i w:val="0"/>
+          <w:sz w:val="20"/>
+        </w:rPr>
+        <w:t xml:space="preserve"> It is a higher frequency loss, so the complaint is about clarity rather than volume, because the high registers carry the consonants.</w:t>
       </w:r>
     </w:p>
     <w:p>
@@ -33592,6 +34138,28 @@
           <w:sz w:val="20"/>
         </w:rPr>
         <w:t xml:space="preserve"> It is a benign map-like pattern of patches, so recognizing it mainly avoids mistaking it for something that needs investigation.</w:t>
+      </w:r>
+    </w:p>
+    <w:p>
+      <w:pPr>
+        <w:pStyle w:val="ListBullet"/>
+        <w:spacing w:after="40"/>
+      </w:pPr>
+      <w:r>
+        <w:rPr>
+          <w:b/>
+          <w:i w:val="0"/>
+          <w:sz w:val="20"/>
+        </w:rPr>
+        <w:t>Centor criteria.</w:t>
+      </w:r>
+      <w:r>
+        <w:rPr>
+          <w:b w:val="0"/>
+          <w:i w:val="0"/>
+          <w:sz w:val="20"/>
+        </w:rPr>
+        <w:t xml:space="preserve"> The four are fever, tonsillar exudates, swollen anterior cervical adenopathy, and ABSENCE of cough; three are things present and one is a thing absent.</w:t>
       </w:r>
     </w:p>
     <w:p>

--- a/Physical Diagnosis 2 Exam 1/pd2-exam-1-study-guide.docx
+++ b/Physical Diagnosis 2 Exam 1/pd2-exam-1-study-guide.docx
@@ -10051,6 +10051,40 @@
     </w:p>
     <w:p>
       <w:pPr>
+        <w:spacing w:after="120"/>
+      </w:pPr>
+      <w:r>
+        <w:rPr>
+          <w:b w:val="0"/>
+          <w:i w:val="0"/>
+        </w:rPr>
+        <w:t>Also tested</w:t>
+      </w:r>
+    </w:p>
+    <w:p>
+      <w:pPr>
+        <w:pStyle w:val="ListBullet"/>
+        <w:spacing w:after="40"/>
+      </w:pPr>
+      <w:r>
+        <w:rPr>
+          <w:b/>
+          <w:i w:val="0"/>
+          <w:sz w:val="20"/>
+        </w:rPr>
+        <w:t>Keloid.</w:t>
+      </w:r>
+      <w:r>
+        <w:rPr>
+          <w:b w:val="0"/>
+          <w:i w:val="0"/>
+          <w:sz w:val="20"/>
+        </w:rPr>
+        <w:t xml:space="preserve"> A keloid is a firm raised scar-tissue lesion, more common in darker-skinned individuals. It is commonest on the shoulders and upper chest but also arises at piercing sites, including the ear.</w:t>
+      </w:r>
+    </w:p>
+    <w:p>
+      <w:pPr>
         <w:pStyle w:val="Heading2"/>
         <w:spacing w:before="200" w:after="100"/>
       </w:pPr>
@@ -14535,6 +14569,28 @@
     </w:p>
     <w:p>
       <w:pPr>
+        <w:pStyle w:val="ListBullet"/>
+        <w:spacing w:after="40"/>
+      </w:pPr>
+      <w:r>
+        <w:rPr>
+          <w:b/>
+          <w:i w:val="0"/>
+          <w:sz w:val="20"/>
+        </w:rPr>
+        <w:t>Raised, shiny lesion on the auricle.</w:t>
+      </w:r>
+      <w:r>
+        <w:rPr>
+          <w:b w:val="0"/>
+          <w:i w:val="0"/>
+          <w:sz w:val="20"/>
+        </w:rPr>
+        <w:t xml:space="preserve"> A raised, shiny, slow-growing lesion with visible telangiectasia should raise suspicion of basal cell carcinoma, which is malignant, unlike the benign lumps.</w:t>
+      </w:r>
+    </w:p>
+    <w:p>
+      <w:pPr>
         <w:pStyle w:val="Heading2"/>
         <w:spacing w:before="200" w:after="100"/>
       </w:pPr>
@@ -19287,28 +19343,6 @@
           <w:i w:val="0"/>
         </w:rPr>
         <w:t>Also tested</w:t>
-      </w:r>
-    </w:p>
-    <w:p>
-      <w:pPr>
-        <w:pStyle w:val="ListBullet"/>
-        <w:spacing w:after="40"/>
-      </w:pPr>
-      <w:r>
-        <w:rPr>
-          <w:b/>
-          <w:i w:val="0"/>
-          <w:sz w:val="20"/>
-        </w:rPr>
-        <w:t>Keloid.</w:t>
-      </w:r>
-      <w:r>
-        <w:rPr>
-          <w:b w:val="0"/>
-          <w:i w:val="0"/>
-          <w:sz w:val="20"/>
-        </w:rPr>
-        <w:t xml:space="preserve"> A keloid is a firm raised scar-tissue lesion, more common in darker-skinned individuals. It is commonest on the shoulders and upper chest but also arises at piercing sites, including the ear.</w:t>
       </w:r>
     </w:p>
     <w:p>
@@ -28919,28 +28953,6 @@
           <w:sz w:val="20"/>
         </w:rPr>
         <w:t xml:space="preserve"> Reduced mobility on insufflation points to an effusion behind the membrane or to a thickened tympanic membrane.</w:t>
-      </w:r>
-    </w:p>
-    <w:p>
-      <w:pPr>
-        <w:pStyle w:val="ListBullet"/>
-        <w:spacing w:after="40"/>
-      </w:pPr>
-      <w:r>
-        <w:rPr>
-          <w:b/>
-          <w:i w:val="0"/>
-          <w:sz w:val="20"/>
-        </w:rPr>
-        <w:t>Raised, shiny lesion on the auricle.</w:t>
-      </w:r>
-      <w:r>
-        <w:rPr>
-          <w:b w:val="0"/>
-          <w:i w:val="0"/>
-          <w:sz w:val="20"/>
-        </w:rPr>
-        <w:t xml:space="preserve"> A raised, shiny, slow-growing lesion with visible telangiectasia should raise suspicion of basal cell carcinoma, which is malignant, unlike the benign lumps.</w:t>
       </w:r>
     </w:p>
     <w:p>

--- a/Physical Diagnosis 2 Exam 1/pd2-exam-1-study-guide.docx
+++ b/Physical Diagnosis 2 Exam 1/pd2-exam-1-study-guide.docx
@@ -4614,6 +4614,7 @@
               <w:rPr>
                 <w:b w:val="0"/>
                 <w:i/>
+                <w:u w:val="single"/>
               </w:rPr>
               <w:t>every system</w:t>
             </w:r>
@@ -5104,7 +5105,7 @@
                 <w:i w:val="0"/>
                 <w:sz w:val="18"/>
               </w:rPr>
-              <w:t>Intertrigo</w:t>
+              <w:t>Atopic dermatitis is the classic example (the inner elbows and the backs of the knees); intertrigo, inflammation in skin folds, is also paired with this pattern</w:t>
             </w:r>
           </w:p>
         </w:tc>
@@ -6056,6 +6057,7 @@
               <w:rPr>
                 <w:b w:val="0"/>
                 <w:i w:val="0"/>
+                <w:u w:val="single"/>
               </w:rPr>
               <w:t>Neither is wrong — they are different conventions, and each course examines its own.</w:t>
             </w:r>
@@ -10889,7 +10891,7 @@
           <w:b w:val="0"/>
           <w:i w:val="0"/>
         </w:rPr>
-        <w:t xml:space="preserve"> The single maneuver that sorts them is </w:t>
+        <w:t xml:space="preserve"> The maneuver that separates blanching from non-blanching lesions is </w:t>
       </w:r>
       <w:r>
         <w:rPr>
@@ -10961,7 +10963,7 @@
         <w:rPr>
           <w:sz w:val="15"/>
         </w:rPr>
-        <w:t>Diascopy. Press clear glass or plastic against the lesion and look at it under pressure. Here the spots persist under the glass — no blanching, so this is hemorrhage in the skin . Had the color faded, it would be vascular engorgement instead. One maneuver, and it splits the whole vascular differential. Source: PD II Derm - Beck.pptx, Slide 55.</w:t>
+        <w:t>Diascopy. Press clear glass or plastic against the lesion and look at it under pressure. Here the spots persist under the glass — no blanching, so this is hemorrhage in the skin . Had the color faded, it would be vascular engorgement instead. One maneuver separates blanching lesions (engorged vessels) from non-blanching ones (blood leaked out of the vessels). Source: PD II Derm - Beck.pptx, Slide 55.</w:t>
       </w:r>
     </w:p>
     <w:tbl>
@@ -11806,7 +11808,7 @@
               <w:rPr>
                 <w:sz w:val="15"/>
               </w:rPr>
-              <w:t>Ecchymosis — over one centimeter, purple to purplish-blue, non-blanching, and it fades over time as the extravasated blood breaks down. That evolution is what the other two do not do. Source: PD II Derm - Beck.pptx, Slide 57.</w:t>
+              <w:t>Ecchymosis — over one centimeter, purple to purplish-blue, non-blanching, and it fades over time as the extravasated blood breaks down. Petechiae and purpura fade the same way as the leaked blood is reabsorbed. Source: PD II Derm - Beck.pptx, Slide 57.</w:t>
             </w:r>
           </w:p>
         </w:tc>
@@ -11890,7 +11892,7 @@
           <w:b w:val="0"/>
           <w:i w:val="0"/>
         </w:rPr>
-        <w:t xml:space="preserve"> — “writing on skin”, an urticarial type allergic reaction. Firm stroking produces the </w:t>
+        <w:t xml:space="preserve"> — “writing on skin”, a hive-type (urticarial) reaction, often called allergic, though it is really an exaggerated skin response to pressure rather than a true allergy. Firm stroking produces the </w:t>
       </w:r>
       <w:r>
         <w:rPr>
@@ -12494,7 +12496,7 @@
                 <w:i w:val="0"/>
                 <w:sz w:val="18"/>
               </w:rPr>
-              <w:t xml:space="preserve"> thickness skin loss; necrosis of subcutaneous tissue; may extend to but </w:t>
+              <w:t xml:space="preserve"> thickness skin loss; necrosis of subcutaneous tissue; may extend to, but </w:t>
             </w:r>
             <w:r>
               <w:rPr>
@@ -12510,7 +12512,7 @@
                 <w:i w:val="0"/>
                 <w:sz w:val="18"/>
               </w:rPr>
-              <w:t xml:space="preserve"> underlying muscle</w:t>
+              <w:t>, the underlying fascia (the tough sheet over the muscle)</w:t>
             </w:r>
           </w:p>
         </w:tc>
@@ -12578,7 +12580,7 @@
           <w:b w:val="0"/>
           <w:i w:val="0"/>
         </w:rPr>
-        <w:t>The stage I / stage II line is whether the skin is broken; the stage III / stage IV line is whether muscle and bone are destroyed. “Reaches muscle but does not go through it” is still stage III.</w:t>
+        <w:t>The stage I / stage II line is whether the skin is broken; the stage III / stage IV line is whether the damage goes deeper than the fat: once muscle, bone or supporting structures are involved, it is stage IV. (The slide says stage III may reach muscle without going through it; in the standard staging, muscle involvement is already stage IV.)</w:t>
       </w:r>
     </w:p>
     <w:tbl>
@@ -12767,7 +12769,7 @@
               <w:rPr>
                 <w:sz w:val="15"/>
               </w:rPr>
-              <w:t>Stage III . Full thickness skin loss with necrosis of subcutaneous tissue. It may extend down to underlying muscle but not through it — reaching muscle without destroying it is still stage III. Source: PD II Derm - Beck.pptx, Slide 61.</w:t>
+              <w:t>Stage III . Full thickness skin loss with necrosis of subcutaneous tissue. It may extend to, but not through , the underlying fascia (the tough sheet over the muscle). The slide says muscle; once muscle, bone or supporting structures are involved, it is stage IV. Source: PD II Derm - Beck.pptx, Slide 61.</w:t>
             </w:r>
           </w:p>
         </w:tc>
@@ -12826,7 +12828,7 @@
               <w:rPr>
                 <w:sz w:val="15"/>
               </w:rPr>
-              <w:t>Stage IV . Full thickness loss with destruction of tissue, muscle and/or bone. Involvement of muscle and bone is the line between this and stage III. Source: PD II Derm - Beck.pptx, Slide 62.</w:t>
+              <w:t>Stage IV . Full thickness loss with destruction of tissue, muscle and/or bone. Involvement of muscle, bone or supporting structures is the line between this and stage III. Source: PD II Derm - Beck.pptx, Slide 62.</w:t>
             </w:r>
           </w:p>
         </w:tc>
@@ -16829,6 +16831,7 @@
               <w:rPr>
                 <w:b w:val="0"/>
                 <w:i/>
+                <w:u w:val="single"/>
               </w:rPr>
               <w:t>this kind of stuff</w:t>
             </w:r>
@@ -18758,7 +18761,7 @@
                 <w:i w:val="0"/>
                 <w:sz w:val="18"/>
               </w:rPr>
-              <w:t xml:space="preserve"> visual loss</w:t>
+              <w:t xml:space="preserve"> visual loss, especially sudden</w:t>
             </w:r>
           </w:p>
         </w:tc>
@@ -18781,7 +18784,7 @@
                 <w:i w:val="0"/>
                 <w:sz w:val="18"/>
               </w:rPr>
-              <w:t xml:space="preserve">A primary </w:t>
+              <w:t xml:space="preserve">A </w:t>
             </w:r>
             <w:r>
               <w:rPr>
@@ -18797,7 +18800,7 @@
                 <w:i w:val="0"/>
                 <w:sz w:val="18"/>
               </w:rPr>
-              <w:t xml:space="preserve"> cause, not an ophthalmologic one</w:t>
+              <w:t xml:space="preserve"> cause is likely rather than an eye one; gradual loss in both eyes is often cataract or similar eye disease</w:t>
             </w:r>
           </w:p>
         </w:tc>
@@ -20018,7 +20021,7 @@
                 <w:b w:val="0"/>
                 <w:i w:val="0"/>
               </w:rPr>
-              <w:t xml:space="preserve"> — the third nerve appears in both patterns, so seeing double of anything implicates it; two images </w:t>
+              <w:t xml:space="preserve"> — the third nerve can cause either pattern, but double vision can also come from the sixth nerve alone (images </w:t>
             </w:r>
             <w:r>
               <w:rPr>
@@ -20032,7 +20035,7 @@
                 <w:b w:val="0"/>
                 <w:i w:val="0"/>
               </w:rPr>
-              <w:t xml:space="preserve"> is where the sixth nerve has joined in.</w:t>
+              <w:t>) or the fourth nerve alone (images on top of each other).</w:t>
             </w:r>
           </w:p>
           <w:p>
@@ -22479,7 +22482,7 @@
           <w:b w:val="0"/>
           <w:i w:val="0"/>
         </w:rPr>
-        <w:t xml:space="preserve"> the pinhole admits only light perpendicular to the lens, so the light need not be bent to focus — it therefore corrects any </w:t>
+        <w:t xml:space="preserve"> the pinhole blocks the scattered outer rays and lets through only a narrow central beam, which shrinks the blur, so vision improves if the problem is a </w:t>
       </w:r>
       <w:r>
         <w:rPr>
@@ -22507,7 +22510,7 @@
           <w:b w:val="0"/>
           <w:i w:val="0"/>
         </w:rPr>
-        <w:t xml:space="preserve"> corrected, consider </w:t>
+        <w:t xml:space="preserve"> improved, consider </w:t>
       </w:r>
       <w:r>
         <w:rPr>
@@ -22771,7 +22774,7 @@
           <w:i w:val="0"/>
           <w:sz w:val="20"/>
         </w:rPr>
-        <w:t xml:space="preserve"> It distinguishes a refractive error from other causes: a pinhole passes only light perpendicular to the lens, so a deficit it corrects is refractive; if not, consider cataract or nerve disease.</w:t>
+        <w:t xml:space="preserve"> It distinguishes a refractive error from other causes: a pinhole blocks the scattered outer rays and lets through only a narrow central beam, so a deficit it improves is refractive; if not, consider cataract or nerve disease.</w:t>
       </w:r>
     </w:p>
     <w:p>
@@ -23393,7 +23396,7 @@
                 <w:i w:val="0"/>
                 <w:sz w:val="18"/>
               </w:rPr>
-              <w:t xml:space="preserve">“Accommodates but doesn't react.” Classically tertiary syphilis, today more often diabetes; also Lyme. Mydriatics dilate it only </w:t>
+              <w:t xml:space="preserve">“Accommodates but doesn't react.” Classically tertiary syphilis (neurosyphilis); diabetes and Lyme disease can cause a similar pupil, and today diabetes is the more common cause of a similar picture. Mydriatics dilate it only </w:t>
             </w:r>
             <w:r>
               <w:rPr>
@@ -23545,7 +23548,7 @@
                 <w:i w:val="0"/>
                 <w:sz w:val="18"/>
               </w:rPr>
-              <w:t>Dilated</w:t>
+              <w:t>Dilated in a compressive palsy; often spared in a diabetic (ischemic) palsy</w:t>
             </w:r>
           </w:p>
         </w:tc>
@@ -23597,6 +23600,25 @@
           <w:b/>
           <w:i w:val="0"/>
         </w:rPr>
+        <w:t>The pupil in an oculomotor (third nerve) palsy:</w:t>
+      </w:r>
+      <w:r>
+        <w:rPr>
+          <w:b w:val="0"/>
+          <w:i w:val="0"/>
+        </w:rPr>
+        <w:t xml:space="preserve"> in a compressive palsy the pupil is dilated and fixed to both light and near effort, with ptosis and lateral deviation almost always present; in a diabetic (ischemic) palsy the pupil is often spared.</w:t>
+      </w:r>
+    </w:p>
+    <w:p>
+      <w:pPr>
+        <w:spacing w:after="120"/>
+      </w:pPr>
+      <w:r>
+        <w:rPr>
+          <w:b/>
+          <w:i w:val="0"/>
+        </w:rPr>
         <w:t>Once local eye disease is excluded, only three causes of a dilated pupil remain:</w:t>
       </w:r>
       <w:r>
@@ -23783,7 +23805,7 @@
           <w:b w:val="0"/>
           <w:i w:val="0"/>
         </w:rPr>
-        <w:t xml:space="preserve"> if serial neurologic examinations are required, in elderly patients who have had cataract surgery, or if acute angle-closure glaucoma is suspected. If you do dilate, </w:t>
+        <w:t xml:space="preserve"> if serial neurologic examinations are required, in elderly patients who have not had cataract surgery (a thick natural lens can crowd the angle), or if acute angle-closure glaucoma is suspected. (The slide says patients who have had cataract surgery; after surgery the artificial lens leaves more room.) If you do dilate, </w:t>
       </w:r>
       <w:r>
         <w:rPr>
@@ -25419,7 +25441,7 @@
           <w:i w:val="0"/>
           <w:sz w:val="20"/>
         </w:rPr>
-        <w:t xml:space="preserve"> A chemical burn is emergent and goes to ophthalmology immediately, as do rupture and sudden vision loss.</w:t>
+        <w:t xml:space="preserve"> A chemical burn is emergent: irrigate the eye at once, then send the patient to ophthalmology immediately, as with rupture and sudden vision loss.</w:t>
       </w:r>
     </w:p>
     <w:p>
@@ -26657,7 +26679,7 @@
           <w:b w:val="0"/>
           <w:i w:val="0"/>
         </w:rPr>
-        <w:t xml:space="preserve"> is worth understanding rather than memorizing: the block attenuates the background along with everything else, while everyone around the patient raises their voice over that background. The speech-to-noise ratio actually improves.</w:t>
+        <w:t xml:space="preserve"> is worth understanding rather than memorizing: the block does not change the balance of speech and noise, but everyone raises their voice over the background, so the louder speech gets through even though the noise is also turned down.</w:t>
       </w:r>
     </w:p>
     <w:p>
@@ -27012,7 +27034,7 @@
           <w:b w:val="0"/>
           <w:i w:val="0"/>
         </w:rPr>
-        <w:t>, then check hearing and tinnitus. The two columns together separate all six.</w:t>
+        <w:t>, then check hearing and tinnitus. The two together narrow the list a lot, and neurologic signs then separate central vertigo.</w:t>
       </w:r>
     </w:p>
     <w:tbl>
@@ -27408,7 +27430,7 @@
                 <w:i w:val="0"/>
                 <w:sz w:val="18"/>
               </w:rPr>
-              <w:t xml:space="preserve"> (acute labyrinthitis)</w:t>
+              <w:t xml:space="preserve"> (the slide adds “acute labyrinthitis”, but labyrinthitis proper also brings hearing loss and tinnitus)</w:t>
             </w:r>
             <w:r>
               <w:rPr>
@@ -28142,15 +28164,39 @@
                 <w:i w:val="0"/>
                 <w:sz w:val="18"/>
               </w:rPr>
-              <w:t xml:space="preserve">Variable but </w:t>
-            </w:r>
-            <w:r>
-              <w:rPr>
-                <w:b/>
-                <w:i w:val="0"/>
-                <w:sz w:val="18"/>
-              </w:rPr>
-              <w:t>rarely continuous</w:t>
+              <w:t xml:space="preserve">Variable, from </w:t>
+            </w:r>
+            <w:r>
+              <w:rPr>
+                <w:b/>
+                <w:i w:val="0"/>
+                <w:sz w:val="18"/>
+              </w:rPr>
+              <w:t>brief spells</w:t>
+            </w:r>
+            <w:r>
+              <w:rPr>
+                <w:b w:val="0"/>
+                <w:i w:val="0"/>
+                <w:sz w:val="18"/>
+              </w:rPr>
+              <w:t xml:space="preserve"> (as in a transient ischemic attack) to </w:t>
+            </w:r>
+            <w:r>
+              <w:rPr>
+                <w:b/>
+                <w:i w:val="0"/>
+                <w:sz w:val="18"/>
+              </w:rPr>
+              <w:t>constant vertigo lasting days</w:t>
+            </w:r>
+            <w:r>
+              <w:rPr>
+                <w:b w:val="0"/>
+                <w:i w:val="0"/>
+                <w:sz w:val="18"/>
+              </w:rPr>
+              <w:t xml:space="preserve"> (as in a stroke)</w:t>
             </w:r>
           </w:p>
         </w:tc>
@@ -31135,14 +31181,21 @@
           <w:b w:val="0"/>
           <w:i w:val="0"/>
         </w:rPr>
-        <w:t xml:space="preserve">. The Eustachian tube opens into the same space, which is why </w:t>
+        <w:t xml:space="preserve">. The Eustachian tube opens into the back of the nose (the nasopharynx), which is why </w:t>
       </w:r>
       <w:r>
         <w:rPr>
           <w:b w:val="0"/>
           <w:i/>
         </w:rPr>
-        <w:t>“everything comes together, ear, nose and throat … that’s why when you cry you get congestion.”</w:t>
+        <w:t>“everything comes together, ear, nose and throat”</w:t>
+      </w:r>
+      <w:r>
+        <w:rPr>
+          <w:b w:val="0"/>
+          <w:i w:val="0"/>
+        </w:rPr>
+        <w:t>; tears also drain into the nose through the nasolacrimal duct, which is why you get congestion when you cry.</w:t>
       </w:r>
     </w:p>
     <w:p>
@@ -31154,14 +31207,14 @@
           <w:b w:val="0"/>
           <w:i w:val="0"/>
         </w:rPr>
-        <w:t xml:space="preserve">And the warning that goes with it [0:46]: </w:t>
+        <w:t xml:space="preserve">And the warning that goes with it [0:46]: the sinuses and the top of the nose sit just beneath the base of the skull, so infection there can spread upward toward the brain. </w:t>
       </w:r>
       <w:r>
         <w:rPr>
           <w:b w:val="0"/>
           <w:i/>
         </w:rPr>
-        <w:t xml:space="preserve">“the roof of the mouth is the floor of your brain … anything that happened there can go up. So you have to be careful. </w:t>
+        <w:t xml:space="preserve">“So you have to be careful. </w:t>
       </w:r>
       <w:r>
         <w:rPr>
@@ -31176,6 +31229,13 @@
           <w:i/>
         </w:rPr>
         <w:t>”</w:t>
+      </w:r>
+      <w:r>
+        <w:rPr>
+          <w:b w:val="0"/>
+          <w:i w:val="0"/>
+        </w:rPr>
+        <w:t xml:space="preserve"> (The lecturer put it as “the roof of the mouth is the floor of your brain”; anatomically the roof of the mouth is the floor of the nose.)</w:t>
       </w:r>
     </w:p>
     <w:p>
@@ -32117,7 +32177,7 @@
         <w:rPr>
           <w:sz w:val="15"/>
         </w:rPr>
-        <w:t>A nasal polyp ( P ) between the septum ( S ) and an allergic-looking inferior turbinate ( T ). Seeing the two side by side is the point — a boggy turbinate mistaken for a polyp is the common error. Slide 59</w:t>
+        <w:t>A nasal polyp ( P ) seen between the septum ( S ) and an allergic-looking inferior turbinate ( T ); polyps usually arise higher in the nose and hang down, while the swollen, boggy turbinate is fixed to the side wall. Seeing the two side by side is the point — a boggy turbinate mistaken for a polyp is the common error. Slide 59</w:t>
       </w:r>
     </w:p>
     <w:tbl>
@@ -34882,21 +34942,21 @@
           <w:b w:val="0"/>
           <w:i w:val="0"/>
         </w:rPr>
-        <w:t xml:space="preserve"> as the landmark [26:43], and the three-way split on diffuse enlargement turns on </w:t>
+        <w:t xml:space="preserve"> as the landmark [26:43], and for diffuse enlargement, </w:t>
       </w:r>
       <w:r>
         <w:rPr>
           <w:b/>
           <w:i w:val="0"/>
         </w:rPr>
-        <w:t>texture alone</w:t>
+        <w:t>texture and tenderness</w:t>
       </w:r>
       <w:r>
         <w:rPr>
           <w:b w:val="0"/>
           <w:i w:val="0"/>
         </w:rPr>
-        <w:t>:</w:t>
+        <w:t xml:space="preserve"> give a first clue to which of three causes it is (blood tests then confirm it):</w:t>
       </w:r>
     </w:p>
     <w:tbl>
@@ -35658,6 +35718,62 @@
           <w:i w:val="0"/>
         </w:rPr>
         <w:t xml:space="preserve"> (created by Megan B. Finck, MMS, PA-C; updated and presented by Rob Gray, DMSc, MMS, PA-C), Slides 1–95, and the lecture of 3 September 2026. Figures are reproduced from the lecture slides and each is cited to its slide.</w:t>
+      </w:r>
+    </w:p>
+    <w:p>
+      <w:pPr>
+        <w:spacing w:after="120"/>
+      </w:pPr>
+      <w:r>
+        <w:rPr>
+          <w:b w:val="0"/>
+          <w:i w:val="0"/>
+        </w:rPr>
+        <w:t>Also tested</w:t>
+      </w:r>
+    </w:p>
+    <w:p>
+      <w:pPr>
+        <w:pStyle w:val="ListBullet"/>
+        <w:spacing w:after="40"/>
+      </w:pPr>
+      <w:r>
+        <w:rPr>
+          <w:b/>
+          <w:i w:val="0"/>
+          <w:sz w:val="20"/>
+        </w:rPr>
+        <w:t>Thyroid texture and tenderness.</w:t>
+      </w:r>
+      <w:r>
+        <w:rPr>
+          <w:b w:val="0"/>
+          <w:i w:val="0"/>
+          <w:sz w:val="20"/>
+        </w:rPr>
+        <w:t xml:space="preserve"> Texture and tenderness give a first clue to the cause, and blood tests then confirm: soft suggests Graves, firm suggests Hashimoto, and tender suggests thyroiditis.</w:t>
+      </w:r>
+    </w:p>
+    <w:p>
+      <w:pPr>
+        <w:pStyle w:val="ListBullet"/>
+        <w:spacing w:after="40"/>
+      </w:pPr>
+      <w:r>
+        <w:rPr>
+          <w:b/>
+          <w:i w:val="0"/>
+          <w:sz w:val="20"/>
+        </w:rPr>
+        <w:t>Firm thyroid.</w:t>
+      </w:r>
+      <w:r>
+        <w:rPr>
+          <w:b w:val="0"/>
+          <w:i w:val="0"/>
+          <w:sz w:val="20"/>
+        </w:rPr>
+        <w:t xml:space="preserve"> Firmness is the first clue that separates Hashimoto thyroiditis from Graves, where the gland is soft; blood tests then confirm the cause.</w:t>
       </w:r>
     </w:p>
     <w:sectPr>

--- a/Physical Diagnosis 2 Exam 1/pd2-exam-1-study-guide.docx
+++ b/Physical Diagnosis 2 Exam 1/pd2-exam-1-study-guide.docx
@@ -2054,24 +2054,17 @@
       </w:pPr>
       <w:r>
         <w:rPr>
+          <w:b/>
+          <w:i w:val="0"/>
+        </w:rPr>
+        <w:t>Focused versus comprehensive encounter.</w:t>
+      </w:r>
+      <w:r>
+        <w:rPr>
           <w:b w:val="0"/>
           <w:i w:val="0"/>
         </w:rPr>
-        <w:t xml:space="preserve">A focused encounter still has to produce the whole reasoning chain: </w:t>
-      </w:r>
-      <w:r>
-        <w:rPr>
-          <w:b/>
-          <w:i w:val="0"/>
-        </w:rPr>
-        <w:t>differentials, laboratory and imaging studies, a diagnosis, and a treatment plan including patient education</w:t>
-      </w:r>
-      <w:r>
-        <w:rPr>
-          <w:b w:val="0"/>
-          <w:i w:val="0"/>
-        </w:rPr>
-        <w:t>. Narrowing the data gathered does not narrow what you are expected to conclude from it.</w:t>
+        <w:t xml:space="preserve"> In a focused encounter the history and examination are both narrowed to what the presenting problem requires; it is not a shorter version of everything, but a targeted selection.</w:t>
       </w:r>
     </w:p>
     <w:p>
@@ -2083,7 +2076,21 @@
           <w:b w:val="0"/>
           <w:i w:val="0"/>
         </w:rPr>
-        <w:t>How far does a focused examination reach? Examine the systems pertinent to the chief complaint and the positive history, and when in doubt go one system up and one system down. Two questions settle the rest: what must be examined to rule out the worst-case scenario, and what are your differentials and how do you rule each in or out?</w:t>
+        <w:t xml:space="preserve">A focused encounter still has to produce the whole reasoning chain: </w:t>
+      </w:r>
+      <w:r>
+        <w:rPr>
+          <w:b/>
+          <w:i w:val="0"/>
+        </w:rPr>
+        <w:t>differentials, laboratory and imaging studies, a diagnosis, and a treatment plan including patient education</w:t>
+      </w:r>
+      <w:r>
+        <w:rPr>
+          <w:b w:val="0"/>
+          <w:i w:val="0"/>
+        </w:rPr>
+        <w:t>. Narrowing the data gathered does not narrow what you are expected to conclude from it.</w:t>
       </w:r>
     </w:p>
     <w:p>
@@ -2095,29 +2102,7 @@
           <w:b w:val="0"/>
           <w:i w:val="0"/>
         </w:rPr>
-        <w:t>Also tested</w:t>
-      </w:r>
-    </w:p>
-    <w:p>
-      <w:pPr>
-        <w:pStyle w:val="ListBullet"/>
-        <w:spacing w:after="40"/>
-      </w:pPr>
-      <w:r>
-        <w:rPr>
-          <w:b/>
-          <w:i w:val="0"/>
-          <w:sz w:val="20"/>
-        </w:rPr>
-        <w:t>Focused versus comprehensive encounter.</w:t>
-      </w:r>
-      <w:r>
-        <w:rPr>
-          <w:b w:val="0"/>
-          <w:i w:val="0"/>
-          <w:sz w:val="20"/>
-        </w:rPr>
-        <w:t xml:space="preserve"> In a focused encounter the history and examination are both narrowed to what the presenting problem requires; it is not a shorter version of everything, but a targeted selection.</w:t>
+        <w:t>How far does a focused examination reach? Examine the systems pertinent to the chief complaint and the positive history, and when in doubt go one system up and one system down. Two questions settle the rest: what must be examined to rule out the worst-case scenario, and what are your differentials and how do you rule each in or out?</w:t>
       </w:r>
     </w:p>
     <w:p>
@@ -3420,6 +3405,25 @@
         <w:spacing w:after="80"/>
       </w:pPr>
     </w:p>
+    <w:p>
+      <w:pPr>
+        <w:spacing w:after="120"/>
+      </w:pPr>
+      <w:r>
+        <w:rPr>
+          <w:b/>
+          <w:i w:val="0"/>
+        </w:rPr>
+        <w:t>Subjective and objective information.</w:t>
+      </w:r>
+      <w:r>
+        <w:rPr>
+          <w:b w:val="0"/>
+          <w:i w:val="0"/>
+        </w:rPr>
+        <w:t xml:space="preserve"> Each is kept in its own appropriate section of the note rather than mixed together.</w:t>
+      </w:r>
+    </w:p>
     <w:tbl>
       <w:tblPr>
         <w:tblW w:type="auto" w:w="0"/>
@@ -3495,40 +3499,6 @@
       <w:pPr>
         <w:spacing w:after="80"/>
       </w:pPr>
-    </w:p>
-    <w:p>
-      <w:pPr>
-        <w:spacing w:after="120"/>
-      </w:pPr>
-      <w:r>
-        <w:rPr>
-          <w:b w:val="0"/>
-          <w:i w:val="0"/>
-        </w:rPr>
-        <w:t>Also tested</w:t>
-      </w:r>
-    </w:p>
-    <w:p>
-      <w:pPr>
-        <w:pStyle w:val="ListBullet"/>
-        <w:spacing w:after="40"/>
-      </w:pPr>
-      <w:r>
-        <w:rPr>
-          <w:b/>
-          <w:i w:val="0"/>
-          <w:sz w:val="20"/>
-        </w:rPr>
-        <w:t>Subjective and objective information.</w:t>
-      </w:r>
-      <w:r>
-        <w:rPr>
-          <w:b w:val="0"/>
-          <w:i w:val="0"/>
-          <w:sz w:val="20"/>
-        </w:rPr>
-        <w:t xml:space="preserve"> Each is kept in its own appropriate section of the note rather than mixed together.</w:t>
-      </w:r>
     </w:p>
     <w:p>
       <w:pPr>
@@ -5173,6 +5143,25 @@
           <w:b/>
           <w:i w:val="0"/>
         </w:rPr>
+        <w:t>Psoriasis distribution.</w:t>
+      </w:r>
+      <w:r>
+        <w:rPr>
+          <w:b w:val="0"/>
+          <w:i w:val="0"/>
+        </w:rPr>
+        <w:t xml:space="preserve"> Psoriasis characteristically appears in an extensor distribution; the elbows and knees are the classic extensor sites.</w:t>
+      </w:r>
+    </w:p>
+    <w:p>
+      <w:pPr>
+        <w:spacing w:after="120"/>
+      </w:pPr>
+      <w:r>
+        <w:rPr>
+          <w:b/>
+          <w:i w:val="0"/>
+        </w:rPr>
         <w:t>Configuration</w:t>
       </w:r>
       <w:r>
@@ -5913,40 +5902,6 @@
           <w:i w:val="0"/>
         </w:rPr>
         <w:t>. Both are named for an infection, which is what makes them easy to swap.</w:t>
-      </w:r>
-    </w:p>
-    <w:p>
-      <w:pPr>
-        <w:spacing w:after="120"/>
-      </w:pPr>
-      <w:r>
-        <w:rPr>
-          <w:b w:val="0"/>
-          <w:i w:val="0"/>
-        </w:rPr>
-        <w:t>Also tested</w:t>
-      </w:r>
-    </w:p>
-    <w:p>
-      <w:pPr>
-        <w:pStyle w:val="ListBullet"/>
-        <w:spacing w:after="40"/>
-      </w:pPr>
-      <w:r>
-        <w:rPr>
-          <w:b/>
-          <w:i w:val="0"/>
-          <w:sz w:val="20"/>
-        </w:rPr>
-        <w:t>Psoriasis distribution.</w:t>
-      </w:r>
-      <w:r>
-        <w:rPr>
-          <w:b w:val="0"/>
-          <w:i w:val="0"/>
-          <w:sz w:val="20"/>
-        </w:rPr>
-        <w:t xml:space="preserve"> Psoriasis characteristically appears in an extensor distribution; the elbows and knees are the classic extensor sites.</w:t>
       </w:r>
     </w:p>
     <w:p>
@@ -9695,6 +9650,25 @@
         <w:spacing w:after="80"/>
       </w:pPr>
     </w:p>
+    <w:p>
+      <w:pPr>
+        <w:spacing w:after="120"/>
+      </w:pPr>
+      <w:r>
+        <w:rPr>
+          <w:b/>
+          <w:i w:val="0"/>
+        </w:rPr>
+        <w:t>Keloid.</w:t>
+      </w:r>
+      <w:r>
+        <w:rPr>
+          <w:b w:val="0"/>
+          <w:i w:val="0"/>
+        </w:rPr>
+        <w:t xml:space="preserve"> A keloid is a firm raised scar-tissue lesion, more common in darker-skinned individuals. It is commonest on the shoulders and upper chest but also arises at piercing sites, including the ear.</w:t>
+      </w:r>
+    </w:p>
     <w:tbl>
       <w:tblPr>
         <w:tblW w:type="auto" w:w="0"/>
@@ -10053,40 +10027,6 @@
     </w:p>
     <w:p>
       <w:pPr>
-        <w:spacing w:after="120"/>
-      </w:pPr>
-      <w:r>
-        <w:rPr>
-          <w:b w:val="0"/>
-          <w:i w:val="0"/>
-        </w:rPr>
-        <w:t>Also tested</w:t>
-      </w:r>
-    </w:p>
-    <w:p>
-      <w:pPr>
-        <w:pStyle w:val="ListBullet"/>
-        <w:spacing w:after="40"/>
-      </w:pPr>
-      <w:r>
-        <w:rPr>
-          <w:b/>
-          <w:i w:val="0"/>
-          <w:sz w:val="20"/>
-        </w:rPr>
-        <w:t>Keloid.</w:t>
-      </w:r>
-      <w:r>
-        <w:rPr>
-          <w:b w:val="0"/>
-          <w:i w:val="0"/>
-          <w:sz w:val="20"/>
-        </w:rPr>
-        <w:t xml:space="preserve"> A keloid is a firm raised scar-tissue lesion, more common in darker-skinned individuals. It is commonest on the shoulders and upper chest but also arises at piercing sites, including the ear.</w:t>
-      </w:r>
-    </w:p>
-    <w:p>
-      <w:pPr>
         <w:pStyle w:val="Heading2"/>
         <w:spacing w:before="200" w:after="100"/>
       </w:pPr>
@@ -10687,24 +10627,17 @@
       </w:pPr>
       <w:r>
         <w:rPr>
+          <w:b/>
+          <w:i w:val="0"/>
+        </w:rPr>
+        <w:t>Pruritus.</w:t>
+      </w:r>
+      <w:r>
+        <w:rPr>
           <w:b w:val="0"/>
           <w:i w:val="0"/>
         </w:rPr>
-        <w:t xml:space="preserve">Patients with cognitive problems may not attend to hygiene. If the hygiene of the skin, hair or nails appears inadequate, </w:t>
-      </w:r>
-      <w:r>
-        <w:rPr>
-          <w:b/>
-          <w:i w:val="0"/>
-        </w:rPr>
-        <w:t>that is a finding</w:t>
-      </w:r>
-      <w:r>
-        <w:rPr>
-          <w:b w:val="0"/>
-          <w:i w:val="0"/>
-        </w:rPr>
-        <w:t xml:space="preserve"> — assess the social history, cognition, and ability to perform activities of daily living.</w:t>
+        <w:t xml:space="preserve"> It is a sensation that causes the desire to scratch and is not itself a diagnosis; treating it as a diagnosis is an error.</w:t>
       </w:r>
     </w:p>
     <w:p>
@@ -10716,29 +10649,21 @@
           <w:b w:val="0"/>
           <w:i w:val="0"/>
         </w:rPr>
-        <w:t>Also tested</w:t>
-      </w:r>
-    </w:p>
-    <w:p>
-      <w:pPr>
-        <w:pStyle w:val="ListBullet"/>
-        <w:spacing w:after="40"/>
-      </w:pPr>
+        <w:t xml:space="preserve">Patients with cognitive problems may not attend to hygiene. If the hygiene of the skin, hair or nails appears inadequate, </w:t>
+      </w:r>
       <w:r>
         <w:rPr>
           <w:b/>
           <w:i w:val="0"/>
-          <w:sz w:val="20"/>
-        </w:rPr>
-        <w:t>Pruritus.</w:t>
+        </w:rPr>
+        <w:t>that is a finding</w:t>
       </w:r>
       <w:r>
         <w:rPr>
           <w:b w:val="0"/>
           <w:i w:val="0"/>
-          <w:sz w:val="20"/>
-        </w:rPr>
-        <w:t xml:space="preserve"> It is a sensation that causes the desire to scratch and is not itself a diagnosis; treating it as a diagnosis is an error.</w:t>
+        </w:rPr>
+        <w:t xml:space="preserve"> — assess the social history, cognition, and ability to perform activities of daily living.</w:t>
       </w:r>
     </w:p>
     <w:p>
@@ -13115,6 +13040,25 @@
         <w:spacing w:after="80"/>
       </w:pPr>
     </w:p>
+    <w:p>
+      <w:pPr>
+        <w:spacing w:after="120"/>
+      </w:pPr>
+      <w:r>
+        <w:rPr>
+          <w:b/>
+          <w:i w:val="0"/>
+        </w:rPr>
+        <w:t>Tinea of the groin.</w:t>
+      </w:r>
+      <w:r>
+        <w:rPr>
+          <w:b w:val="0"/>
+          <w:i w:val="0"/>
+        </w:rPr>
+        <w:t xml:space="preserve"> A tinea infection of the groin is tinea cruris; cruris denotes the groin, just as corporis denotes the body and capitis the scalp.</w:t>
+      </w:r>
+    </w:p>
     <w:tbl>
       <w:tblPr>
         <w:tblW w:type="auto" w:w="0"/>
@@ -14387,6 +14331,25 @@
         <w:spacing w:after="80"/>
       </w:pPr>
     </w:p>
+    <w:p>
+      <w:pPr>
+        <w:spacing w:after="120"/>
+      </w:pPr>
+      <w:r>
+        <w:rPr>
+          <w:b/>
+          <w:i w:val="0"/>
+        </w:rPr>
+        <w:t>Raised, shiny lesion on the auricle.</w:t>
+      </w:r>
+      <w:r>
+        <w:rPr>
+          <w:b w:val="0"/>
+          <w:i w:val="0"/>
+        </w:rPr>
+        <w:t xml:space="preserve"> A raised, shiny, slow-growing lesion with visible telangiectasia should raise suspicion of basal cell carcinoma, which is malignant, unlike the benign lumps.</w:t>
+      </w:r>
+    </w:p>
     <w:tbl>
       <w:tblPr>
         <w:tblW w:type="auto" w:w="0"/>
@@ -14537,62 +14500,6 @@
     </w:p>
     <w:p>
       <w:pPr>
-        <w:spacing w:after="120"/>
-      </w:pPr>
-      <w:r>
-        <w:rPr>
-          <w:b w:val="0"/>
-          <w:i w:val="0"/>
-        </w:rPr>
-        <w:t>Also tested</w:t>
-      </w:r>
-    </w:p>
-    <w:p>
-      <w:pPr>
-        <w:pStyle w:val="ListBullet"/>
-        <w:spacing w:after="40"/>
-      </w:pPr>
-      <w:r>
-        <w:rPr>
-          <w:b/>
-          <w:i w:val="0"/>
-          <w:sz w:val="20"/>
-        </w:rPr>
-        <w:t>Tinea of the groin.</w:t>
-      </w:r>
-      <w:r>
-        <w:rPr>
-          <w:b w:val="0"/>
-          <w:i w:val="0"/>
-          <w:sz w:val="20"/>
-        </w:rPr>
-        <w:t xml:space="preserve"> A tinea infection of the groin is tinea cruris; cruris denotes the groin, just as corporis denotes the body and capitis the scalp.</w:t>
-      </w:r>
-    </w:p>
-    <w:p>
-      <w:pPr>
-        <w:pStyle w:val="ListBullet"/>
-        <w:spacing w:after="40"/>
-      </w:pPr>
-      <w:r>
-        <w:rPr>
-          <w:b/>
-          <w:i w:val="0"/>
-          <w:sz w:val="20"/>
-        </w:rPr>
-        <w:t>Raised, shiny lesion on the auricle.</w:t>
-      </w:r>
-      <w:r>
-        <w:rPr>
-          <w:b w:val="0"/>
-          <w:i w:val="0"/>
-          <w:sz w:val="20"/>
-        </w:rPr>
-        <w:t xml:space="preserve"> A raised, shiny, slow-growing lesion with visible telangiectasia should raise suspicion of basal cell carcinoma, which is malignant, unlike the benign lumps.</w:t>
-      </w:r>
-    </w:p>
-    <w:p>
-      <w:pPr>
         <w:pStyle w:val="Heading2"/>
         <w:spacing w:before="200" w:after="100"/>
       </w:pPr>
@@ -15147,6 +15054,25 @@
           <w:i w:val="0"/>
         </w:rPr>
         <w:t xml:space="preserve"> hairs; trichotillomania leaves patches from pulling, with neither scale nor exclamation point hairs.</w:t>
+      </w:r>
+    </w:p>
+    <w:p>
+      <w:pPr>
+        <w:spacing w:after="120"/>
+      </w:pPr>
+      <w:r>
+        <w:rPr>
+          <w:b/>
+          <w:i w:val="0"/>
+        </w:rPr>
+        <w:t>Terminal versus vellus hair.</w:t>
+      </w:r>
+      <w:r>
+        <w:rPr>
+          <w:b w:val="0"/>
+          <w:i w:val="0"/>
+        </w:rPr>
+        <w:t xml:space="preserve"> Terminal hair is coarse and grows on the scalp and in the pubic, axillary and beard areas, while vellus hair is short and fine and covers the body.</w:t>
       </w:r>
     </w:p>
     <w:p>
@@ -16710,40 +16636,6 @@
     </w:p>
     <w:p>
       <w:pPr>
-        <w:spacing w:after="120"/>
-      </w:pPr>
-      <w:r>
-        <w:rPr>
-          <w:b w:val="0"/>
-          <w:i w:val="0"/>
-        </w:rPr>
-        <w:t>Also tested</w:t>
-      </w:r>
-    </w:p>
-    <w:p>
-      <w:pPr>
-        <w:pStyle w:val="ListBullet"/>
-        <w:spacing w:after="40"/>
-      </w:pPr>
-      <w:r>
-        <w:rPr>
-          <w:b/>
-          <w:i w:val="0"/>
-          <w:sz w:val="20"/>
-        </w:rPr>
-        <w:t>Terminal versus vellus hair.</w:t>
-      </w:r>
-      <w:r>
-        <w:rPr>
-          <w:b w:val="0"/>
-          <w:i w:val="0"/>
-          <w:sz w:val="20"/>
-        </w:rPr>
-        <w:t xml:space="preserve"> Terminal hair is coarse and grows on the scalp and in the pubic, axillary and beard areas, while vellus hair is short and fine and covers the body.</w:t>
-      </w:r>
-    </w:p>
-    <w:p>
-      <w:pPr>
         <w:pStyle w:val="Heading2"/>
         <w:spacing w:before="200" w:after="100"/>
       </w:pPr>
@@ -17540,6 +17432,44 @@
       <w:pPr>
         <w:spacing w:after="80"/>
       </w:pPr>
+    </w:p>
+    <w:p>
+      <w:pPr>
+        <w:spacing w:after="120"/>
+      </w:pPr>
+      <w:r>
+        <w:rPr>
+          <w:b/>
+          <w:i w:val="0"/>
+        </w:rPr>
+        <w:t>Rubor.</w:t>
+      </w:r>
+      <w:r>
+        <w:rPr>
+          <w:b w:val="0"/>
+          <w:i w:val="0"/>
+        </w:rPr>
+        <w:t xml:space="preserve"> Rubor means erythema, or redness of the skin; the two terms are used interchangeably.</w:t>
+      </w:r>
+    </w:p>
+    <w:p>
+      <w:pPr>
+        <w:spacing w:after="120"/>
+      </w:pPr>
+      <w:r>
+        <w:rPr>
+          <w:b/>
+          <w:i w:val="0"/>
+        </w:rPr>
+        <w:t>Skin assessment.</w:t>
+      </w:r>
+      <w:r>
+        <w:rPr>
+          <w:b w:val="0"/>
+          <w:i w:val="0"/>
+        </w:rPr>
+        <w:t xml:space="preserve"> Six characteristics are assessed by inspection, palpation or both: color, moisture, temperature, texture, mobility and turgor, and lesions; color and lesions begin with inspection and the remainder require touch.</w:t>
+      </w:r>
     </w:p>
     <w:tbl>
       <w:tblPr>
@@ -17885,52 +17815,17 @@
       </w:pPr>
       <w:r>
         <w:rPr>
+          <w:b/>
+          <w:i w:val="0"/>
+        </w:rPr>
+        <w:t>Scalp examination.</w:t>
+      </w:r>
+      <w:r>
+        <w:rPr>
           <w:b w:val="0"/>
           <w:i w:val="0"/>
         </w:rPr>
-        <w:t xml:space="preserve">Source: </w:t>
-      </w:r>
-      <w:r>
-        <w:rPr>
-          <w:b w:val="0"/>
-          <w:i/>
-        </w:rPr>
-        <w:t>PD II Derm - Beck.pptx</w:t>
-      </w:r>
-      <w:r>
-        <w:rPr>
-          <w:b w:val="0"/>
-          <w:i w:val="0"/>
-        </w:rPr>
-        <w:t xml:space="preserve"> (Valerie Beck, DMSc, PA-C), Slides 1–103, and the PAJ 5310 syllabus instructional objectives. Course texts: Bickley, </w:t>
-      </w:r>
-      <w:r>
-        <w:rPr>
-          <w:b w:val="0"/>
-          <w:i/>
-        </w:rPr>
-        <w:t>Bates' Guide to Physical Examination and History Taking</w:t>
-      </w:r>
-      <w:r>
-        <w:rPr>
-          <w:b w:val="0"/>
-          <w:i w:val="0"/>
-        </w:rPr>
-        <w:t xml:space="preserve">; Wolff &amp; Johnson, </w:t>
-      </w:r>
-      <w:r>
-        <w:rPr>
-          <w:b w:val="0"/>
-          <w:i/>
-        </w:rPr>
-        <w:t>Fitzpatrick's Color Atlas &amp; Synopsis of Clinical Dermatology</w:t>
-      </w:r>
-      <w:r>
-        <w:rPr>
-          <w:b w:val="0"/>
-          <w:i w:val="0"/>
-        </w:rPr>
-        <w:t>. All 43 figures are reproduced from the lecture slides and each is cited to the slide it came from.</w:t>
+        <w:t xml:space="preserve"> Separate the hair into sections in order to observe the scalp beneath, including behind the ears and the occiput.</w:t>
       </w:r>
     </w:p>
     <w:p>
@@ -17942,73 +17837,49 @@
           <w:b w:val="0"/>
           <w:i w:val="0"/>
         </w:rPr>
-        <w:t>Also tested</w:t>
-      </w:r>
-    </w:p>
-    <w:p>
-      <w:pPr>
-        <w:pStyle w:val="ListBullet"/>
-        <w:spacing w:after="40"/>
-      </w:pPr>
-      <w:r>
-        <w:rPr>
-          <w:b/>
-          <w:i w:val="0"/>
-          <w:sz w:val="20"/>
-        </w:rPr>
-        <w:t>Rubor.</w:t>
+        <w:t xml:space="preserve">Source: </w:t>
       </w:r>
       <w:r>
         <w:rPr>
           <w:b w:val="0"/>
-          <w:i w:val="0"/>
-          <w:sz w:val="20"/>
-        </w:rPr>
-        <w:t xml:space="preserve"> Rubor means erythema, or redness of the skin; the two terms are used interchangeably.</w:t>
-      </w:r>
-    </w:p>
-    <w:p>
-      <w:pPr>
-        <w:pStyle w:val="ListBullet"/>
-        <w:spacing w:after="40"/>
-      </w:pPr>
-      <w:r>
-        <w:rPr>
-          <w:b/>
-          <w:i w:val="0"/>
-          <w:sz w:val="20"/>
-        </w:rPr>
-        <w:t>Scalp examination.</w:t>
+          <w:i/>
+        </w:rPr>
+        <w:t>PD II Derm - Beck.pptx</w:t>
       </w:r>
       <w:r>
         <w:rPr>
           <w:b w:val="0"/>
           <w:i w:val="0"/>
-          <w:sz w:val="20"/>
-        </w:rPr>
-        <w:t xml:space="preserve"> Separate the hair into sections in order to observe the scalp beneath, including behind the ears and the occiput.</w:t>
-      </w:r>
-    </w:p>
-    <w:p>
-      <w:pPr>
-        <w:pStyle w:val="ListBullet"/>
-        <w:spacing w:after="40"/>
-      </w:pPr>
-      <w:r>
-        <w:rPr>
-          <w:b/>
-          <w:i w:val="0"/>
-          <w:sz w:val="20"/>
-        </w:rPr>
-        <w:t>Skin assessment.</w:t>
+        </w:rPr>
+        <w:t xml:space="preserve"> (Valerie Beck, DMSc, PA-C), Slides 1–103, and the PAJ 5310 syllabus instructional objectives. Course texts: Bickley, </w:t>
       </w:r>
       <w:r>
         <w:rPr>
           <w:b w:val="0"/>
-          <w:i w:val="0"/>
-          <w:sz w:val="20"/>
-        </w:rPr>
-        <w:t xml:space="preserve"> Six characteristics are assessed by inspection, palpation or both: color, moisture, temperature, texture, mobility and turgor, and lesions; color and lesions begin with inspection and the remainder require touch.</w:t>
+          <w:i/>
+        </w:rPr>
+        <w:t>Bates' Guide to Physical Examination and History Taking</w:t>
+      </w:r>
+      <w:r>
+        <w:rPr>
+          <w:b w:val="0"/>
+          <w:i w:val="0"/>
+        </w:rPr>
+        <w:t xml:space="preserve">; Wolff &amp; Johnson, </w:t>
+      </w:r>
+      <w:r>
+        <w:rPr>
+          <w:b w:val="0"/>
+          <w:i/>
+        </w:rPr>
+        <w:t>Fitzpatrick's Color Atlas &amp; Synopsis of Clinical Dermatology</w:t>
+      </w:r>
+      <w:r>
+        <w:rPr>
+          <w:b w:val="0"/>
+          <w:i w:val="0"/>
+        </w:rPr>
+        <w:t>. All 43 figures are reproduced from the lecture slides and each is cited to the slide it came from.</w:t>
       </w:r>
     </w:p>
     <w:p>
@@ -19284,56 +19155,14 @@
           <w:b/>
           <w:i w:val="0"/>
         </w:rPr>
-        <w:t>Also ask:</w:t>
+        <w:t>Eye pain relieved by topical anesthetic.</w:t>
       </w:r>
       <w:r>
         <w:rPr>
           <w:b w:val="0"/>
           <w:i w:val="0"/>
         </w:rPr>
-        <w:t xml:space="preserve"> corrective lenses; acute or chronic eye problems such as glaucoma; eye medications such as antiglaucoma drops or topical antibiotics; and eye surgery history. </w:t>
-      </w:r>
-      <w:r>
-        <w:rPr>
-          <w:b/>
-          <w:i w:val="0"/>
-        </w:rPr>
-        <w:t>Tetanus status matters in eye trauma</w:t>
-      </w:r>
-      <w:r>
-        <w:rPr>
-          <w:b w:val="0"/>
-          <w:i w:val="0"/>
-        </w:rPr>
-        <w:t xml:space="preserve">, and after a chemical splash you must establish </w:t>
-      </w:r>
-      <w:r>
-        <w:rPr>
-          <w:b/>
-          <w:i w:val="0"/>
-        </w:rPr>
-        <w:t>whether the fluid was acid or alkali</w:t>
-      </w:r>
-      <w:r>
-        <w:rPr>
-          <w:b w:val="0"/>
-          <w:i w:val="0"/>
-        </w:rPr>
-        <w:t xml:space="preserve">. Beck singled out three systemic diseases: </w:t>
-      </w:r>
-      <w:r>
-        <w:rPr>
-          <w:b/>
-          <w:i w:val="0"/>
-        </w:rPr>
-        <w:t>diabetes, hypertension and human immunodeficiency virus</w:t>
-      </w:r>
-      <w:r>
-        <w:rPr>
-          <w:b w:val="0"/>
-          <w:i w:val="0"/>
-        </w:rPr>
-        <w:t xml:space="preserve"> — the last because it will affect basically any etiology.</w:t>
+        <w:t xml:space="preserve"> Relief suggests a surface problem such as a corneal injury, whereas pain that is not relieved may come from a deeper source.</w:t>
       </w:r>
     </w:p>
     <w:p>
@@ -19342,66 +19171,107 @@
       </w:pPr>
       <w:r>
         <w:rPr>
+          <w:b/>
+          <w:i w:val="0"/>
+        </w:rPr>
+        <w:t>Also ask:</w:t>
+      </w:r>
+      <w:r>
+        <w:rPr>
           <w:b w:val="0"/>
           <w:i w:val="0"/>
         </w:rPr>
-        <w:t>Also tested</w:t>
+        <w:t xml:space="preserve"> corrective lenses; acute or chronic eye problems such as glaucoma; eye medications such as antiglaucoma drops or topical antibiotics; and eye surgery history. </w:t>
+      </w:r>
+      <w:r>
+        <w:rPr>
+          <w:b/>
+          <w:i w:val="0"/>
+        </w:rPr>
+        <w:t>Tetanus status matters in eye trauma</w:t>
+      </w:r>
+      <w:r>
+        <w:rPr>
+          <w:b w:val="0"/>
+          <w:i w:val="0"/>
+        </w:rPr>
+        <w:t xml:space="preserve">, and after a chemical splash you must establish </w:t>
+      </w:r>
+      <w:r>
+        <w:rPr>
+          <w:b/>
+          <w:i w:val="0"/>
+        </w:rPr>
+        <w:t>whether the fluid was acid or alkali</w:t>
+      </w:r>
+      <w:r>
+        <w:rPr>
+          <w:b w:val="0"/>
+          <w:i w:val="0"/>
+        </w:rPr>
+        <w:t xml:space="preserve">. Beck singled out three systemic diseases: </w:t>
+      </w:r>
+      <w:r>
+        <w:rPr>
+          <w:b/>
+          <w:i w:val="0"/>
+        </w:rPr>
+        <w:t>diabetes, hypertension and human immunodeficiency virus</w:t>
+      </w:r>
+      <w:r>
+        <w:rPr>
+          <w:b w:val="0"/>
+          <w:i w:val="0"/>
+        </w:rPr>
+        <w:t xml:space="preserve"> — the last because it will affect basically any etiology.</w:t>
       </w:r>
     </w:p>
     <w:p>
       <w:pPr>
-        <w:pStyle w:val="ListBullet"/>
-        <w:spacing w:after="40"/>
+        <w:spacing w:after="120"/>
       </w:pPr>
       <w:r>
         <w:rPr>
           <w:b/>
           <w:i w:val="0"/>
-          <w:sz w:val="20"/>
-        </w:rPr>
-        <w:t>Chemosis.</w:t>
+        </w:rPr>
+        <w:t>Entropion and ectropion.</w:t>
       </w:r>
       <w:r>
         <w:rPr>
           <w:b w:val="0"/>
           <w:i w:val="0"/>
-          <w:sz w:val="20"/>
-        </w:rPr>
-        <w:t xml:space="preserve"> Chemosis is swelling and inflammation of the conjunctiva itself, not of the lids or the globe.</w:t>
+        </w:rPr>
+        <w:t xml:space="preserve"> Both affect the lower lid; entropion is inward folding and ectropion is outward turning.</w:t>
       </w:r>
     </w:p>
     <w:p>
       <w:pPr>
-        <w:pStyle w:val="ListBullet"/>
-        <w:spacing w:after="40"/>
+        <w:spacing w:after="120"/>
       </w:pPr>
       <w:r>
         <w:rPr>
           <w:b/>
           <w:i w:val="0"/>
-          <w:sz w:val="20"/>
-        </w:rPr>
-        <w:t>Eye pain relieved by topical anesthetic.</w:t>
+        </w:rPr>
+        <w:t>Chemosis.</w:t>
       </w:r>
       <w:r>
         <w:rPr>
           <w:b w:val="0"/>
           <w:i w:val="0"/>
-          <w:sz w:val="20"/>
-        </w:rPr>
-        <w:t xml:space="preserve"> Relief suggests a surface problem such as a corneal injury, whereas pain that is not relieved may come from a deeper source.</w:t>
+        </w:rPr>
+        <w:t xml:space="preserve"> Chemosis is swelling and inflammation of the conjunctiva itself, not of the lids or the globe.</w:t>
       </w:r>
     </w:p>
     <w:p>
       <w:pPr>
-        <w:pStyle w:val="ListBullet"/>
-        <w:spacing w:after="40"/>
+        <w:spacing w:after="120"/>
       </w:pPr>
       <w:r>
         <w:rPr>
           <w:b/>
           <w:i w:val="0"/>
-          <w:sz w:val="20"/>
         </w:rPr>
         <w:t>Hyperemia.</w:t>
       </w:r>
@@ -19409,31 +19279,8 @@
         <w:rPr>
           <w:b w:val="0"/>
           <w:i w:val="0"/>
-          <w:sz w:val="20"/>
         </w:rPr>
         <w:t xml:space="preserve"> Hyperemia is injection of the superficially visible vessels of the conjunctiva, episclera or sclera.</w:t>
-      </w:r>
-    </w:p>
-    <w:p>
-      <w:pPr>
-        <w:pStyle w:val="ListBullet"/>
-        <w:spacing w:after="40"/>
-      </w:pPr>
-      <w:r>
-        <w:rPr>
-          <w:b/>
-          <w:i w:val="0"/>
-          <w:sz w:val="20"/>
-        </w:rPr>
-        <w:t>Entropion and ectropion.</w:t>
-      </w:r>
-      <w:r>
-        <w:rPr>
-          <w:b w:val="0"/>
-          <w:i w:val="0"/>
-          <w:sz w:val="20"/>
-        </w:rPr>
-        <w:t xml:space="preserve"> Both affect the lower lid; entropion is inward folding and ectropion is outward turning.</w:t>
       </w:r>
     </w:p>
     <w:p>
@@ -19876,6 +19723,25 @@
         <w:t xml:space="preserve"> watery or mucoid → allergic or viral; purulent → bacterial.</w:t>
       </w:r>
     </w:p>
+    <w:p>
+      <w:pPr>
+        <w:spacing w:after="120"/>
+      </w:pPr>
+      <w:r>
+        <w:rPr>
+          <w:b/>
+          <w:i w:val="0"/>
+        </w:rPr>
+        <w:t>Eye discharge.</w:t>
+      </w:r>
+      <w:r>
+        <w:rPr>
+          <w:b w:val="0"/>
+          <w:i w:val="0"/>
+        </w:rPr>
+        <w:t xml:space="preserve"> Purulent discharge suggests a bacterial infection, while watery or mucoid discharge suggests allergy or a virus.</w:t>
+      </w:r>
+    </w:p>
     <w:tbl>
       <w:tblPr>
         <w:tblW w:type="auto" w:w="0"/>
@@ -20078,52 +19944,15 @@
       </w:pPr>
       <w:r>
         <w:rPr>
+          <w:b/>
+          <w:i w:val="0"/>
+        </w:rPr>
+        <w:t>Excessive tearing or dryness.</w:t>
+      </w:r>
+      <w:r>
+        <w:rPr>
           <w:b w:val="0"/>
           <w:i w:val="0"/>
-        </w:rPr>
-        <w:t>Also tested</w:t>
-      </w:r>
-    </w:p>
-    <w:p>
-      <w:pPr>
-        <w:pStyle w:val="ListBullet"/>
-        <w:spacing w:after="40"/>
-      </w:pPr>
-      <w:r>
-        <w:rPr>
-          <w:b/>
-          <w:i w:val="0"/>
-          <w:sz w:val="20"/>
-        </w:rPr>
-        <w:t>Eye discharge.</w:t>
-      </w:r>
-      <w:r>
-        <w:rPr>
-          <w:b w:val="0"/>
-          <w:i w:val="0"/>
-          <w:sz w:val="20"/>
-        </w:rPr>
-        <w:t xml:space="preserve"> Purulent discharge suggests a bacterial infection, while watery or mucoid discharge suggests allergy or a virus.</w:t>
-      </w:r>
-    </w:p>
-    <w:p>
-      <w:pPr>
-        <w:pStyle w:val="ListBullet"/>
-        <w:spacing w:after="40"/>
-      </w:pPr>
-      <w:r>
-        <w:rPr>
-          <w:b/>
-          <w:i w:val="0"/>
-          <w:sz w:val="20"/>
-        </w:rPr>
-        <w:t>Excessive tearing or dryness.</w:t>
-      </w:r>
-      <w:r>
-        <w:rPr>
-          <w:b w:val="0"/>
-          <w:i w:val="0"/>
-          <w:sz w:val="20"/>
         </w:rPr>
         <w:t xml:space="preserve"> Excessive tearing or dryness comes from obstruction in the lacrimal apparatus or from Sjogren's syndrome.</w:t>
       </w:r>
@@ -20840,6 +20669,25 @@
       <w:pPr>
         <w:spacing w:after="80"/>
       </w:pPr>
+    </w:p>
+    <w:p>
+      <w:pPr>
+        <w:spacing w:after="120"/>
+      </w:pPr>
+      <w:r>
+        <w:rPr>
+          <w:b/>
+          <w:i w:val="0"/>
+        </w:rPr>
+        <w:t>Xanthelasma.</w:t>
+      </w:r>
+      <w:r>
+        <w:rPr>
+          <w:b w:val="0"/>
+          <w:i w:val="0"/>
+        </w:rPr>
+        <w:t xml:space="preserve"> These raised yellowish plaques lie along the nasal portions of one or both eyelids; consider lipid disorders.</w:t>
+      </w:r>
     </w:p>
     <w:p>
       <w:pPr>
@@ -22182,186 +22030,131 @@
       </w:pPr>
       <w:r>
         <w:rPr>
+          <w:b/>
+          <w:i w:val="0"/>
+        </w:rPr>
+        <w:t>Subconjunctival hemorrhage and globe rupture.</w:t>
+      </w:r>
+      <w:r>
+        <w:rPr>
           <w:b w:val="0"/>
           <w:i w:val="0"/>
         </w:rPr>
-        <w:t>Also tested</w:t>
+        <w:t xml:space="preserve"> Globe rupture is more likely in trauma, and when the hemorrhage encircles the entire cornea.</w:t>
       </w:r>
     </w:p>
     <w:p>
       <w:pPr>
-        <w:pStyle w:val="ListBullet"/>
-        <w:spacing w:after="40"/>
+        <w:spacing w:after="120"/>
       </w:pPr>
       <w:r>
         <w:rPr>
           <w:b/>
           <w:i w:val="0"/>
-          <w:sz w:val="20"/>
-        </w:rPr>
-        <w:t>Nodular episcleritis.</w:t>
+        </w:rPr>
+        <w:t>Subconjunctival hemorrhage findings.</w:t>
       </w:r>
       <w:r>
         <w:rPr>
           <w:b w:val="0"/>
           <w:i w:val="0"/>
-          <w:sz w:val="20"/>
-        </w:rPr>
-        <w:t xml:space="preserve"> It can be seen in rheumatoid arthritis and lupus erythematosus.</w:t>
+        </w:rPr>
+        <w:t xml:space="preserve"> Pain is absent, vision and pupil are unaffected, there is no discharge, and the cornea is clear.</w:t>
       </w:r>
     </w:p>
     <w:p>
       <w:pPr>
-        <w:pStyle w:val="ListBullet"/>
-        <w:spacing w:after="40"/>
+        <w:spacing w:after="120"/>
       </w:pPr>
       <w:r>
         <w:rPr>
           <w:b/>
           <w:i w:val="0"/>
-          <w:sz w:val="20"/>
-        </w:rPr>
-        <w:t>Blepharitis.</w:t>
+        </w:rPr>
+        <w:t>Red eye with diffuse redness.</w:t>
       </w:r>
       <w:r>
         <w:rPr>
           <w:b w:val="0"/>
           <w:i w:val="0"/>
-          <w:sz w:val="20"/>
-        </w:rPr>
-        <w:t xml:space="preserve"> This common eye inflammation is associated with bacterial infection and atopic dermatitis.</w:t>
+        </w:rPr>
+        <w:t xml:space="preserve"> Conjunctivitis gives diffuse conjunctival redness maximal peripherally, with vision affected only by mild blurring.</w:t>
       </w:r>
     </w:p>
     <w:p>
       <w:pPr>
-        <w:pStyle w:val="ListBullet"/>
-        <w:spacing w:after="40"/>
+        <w:spacing w:after="120"/>
       </w:pPr>
       <w:r>
         <w:rPr>
           <w:b/>
           <w:i w:val="0"/>
-          <w:sz w:val="20"/>
-        </w:rPr>
-        <w:t>Diffusely red eye.</w:t>
+        </w:rPr>
+        <w:t>Blepharitis.</w:t>
       </w:r>
       <w:r>
         <w:rPr>
           <w:b w:val="0"/>
           <w:i w:val="0"/>
-          <w:sz w:val="20"/>
-        </w:rPr>
-        <w:t xml:space="preserve"> Corneal injury, acute iritis and glaucoma can look diffusely red rather than showing ciliary injection; pain, decreased vision, unequal pupils and a hazy cornea (less than perfectly clear) mark these more serious disorders.</w:t>
+        </w:rPr>
+        <w:t xml:space="preserve"> This common eye inflammation is associated with bacterial infection and atopic dermatitis.</w:t>
       </w:r>
     </w:p>
     <w:p>
       <w:pPr>
-        <w:pStyle w:val="ListBullet"/>
-        <w:spacing w:after="40"/>
+        <w:spacing w:after="120"/>
       </w:pPr>
       <w:r>
         <w:rPr>
           <w:b/>
           <w:i w:val="0"/>
-          <w:sz w:val="20"/>
-        </w:rPr>
-        <w:t>Xanthelasma.</w:t>
+        </w:rPr>
+        <w:t>Diffusely red eye.</w:t>
       </w:r>
       <w:r>
         <w:rPr>
           <w:b w:val="0"/>
           <w:i w:val="0"/>
-          <w:sz w:val="20"/>
-        </w:rPr>
-        <w:t xml:space="preserve"> These raised yellowish plaques lie along the nasal portions of one or both eyelids; consider lipid disorders.</w:t>
+        </w:rPr>
+        <w:t xml:space="preserve"> Corneal injury, acute iritis and glaucoma can look diffusely red rather than showing ciliary injection; pain, decreased vision, unequal pupils and a hazy cornea (less than perfectly clear) mark these more serious disorders.</w:t>
       </w:r>
     </w:p>
     <w:p>
       <w:pPr>
-        <w:pStyle w:val="ListBullet"/>
-        <w:spacing w:after="40"/>
+        <w:spacing w:after="120"/>
       </w:pPr>
       <w:r>
         <w:rPr>
           <w:b/>
           <w:i w:val="0"/>
-          <w:sz w:val="20"/>
-        </w:rPr>
-        <w:t>Subconjunctival hemorrhage and globe rupture.</w:t>
+        </w:rPr>
+        <w:t>Painless red eye.</w:t>
       </w:r>
       <w:r>
         <w:rPr>
           <w:b w:val="0"/>
           <w:i w:val="0"/>
-          <w:sz w:val="20"/>
-        </w:rPr>
-        <w:t xml:space="preserve"> Globe rupture is more likely in trauma, and when the hemorrhage encircles the entire cornea.</w:t>
+        </w:rPr>
+        <w:t xml:space="preserve"> Subconjunctival hemorrhage is the cause of red eye with absent pain and discharge, an unaffected pupil and vision, and a clear cornea.</w:t>
       </w:r>
     </w:p>
     <w:p>
       <w:pPr>
-        <w:pStyle w:val="ListBullet"/>
-        <w:spacing w:after="40"/>
+        <w:spacing w:after="120"/>
       </w:pPr>
       <w:r>
         <w:rPr>
           <w:b/>
           <w:i w:val="0"/>
-          <w:sz w:val="20"/>
-        </w:rPr>
-        <w:t>Red eye with diffuse redness.</w:t>
+        </w:rPr>
+        <w:t>Nodular episcleritis.</w:t>
       </w:r>
       <w:r>
         <w:rPr>
           <w:b w:val="0"/>
           <w:i w:val="0"/>
-          <w:sz w:val="20"/>
-        </w:rPr>
-        <w:t xml:space="preserve"> Conjunctivitis gives diffuse conjunctival redness maximal peripherally, with vision affected only by mild blurring.</w:t>
-      </w:r>
-    </w:p>
-    <w:p>
-      <w:pPr>
-        <w:pStyle w:val="ListBullet"/>
-        <w:spacing w:after="40"/>
-      </w:pPr>
-      <w:r>
-        <w:rPr>
-          <w:b/>
-          <w:i w:val="0"/>
-          <w:sz w:val="20"/>
-        </w:rPr>
-        <w:t>Subconjunctival hemorrhage findings.</w:t>
-      </w:r>
-      <w:r>
-        <w:rPr>
-          <w:b w:val="0"/>
-          <w:i w:val="0"/>
-          <w:sz w:val="20"/>
-        </w:rPr>
-        <w:t xml:space="preserve"> Pain is absent, vision and pupil are unaffected, there is no discharge, and the cornea is clear.</w:t>
-      </w:r>
-    </w:p>
-    <w:p>
-      <w:pPr>
-        <w:pStyle w:val="ListBullet"/>
-        <w:spacing w:after="40"/>
-      </w:pPr>
-      <w:r>
-        <w:rPr>
-          <w:b/>
-          <w:i w:val="0"/>
-          <w:sz w:val="20"/>
-        </w:rPr>
-        <w:t>Painless red eye.</w:t>
-      </w:r>
-      <w:r>
-        <w:rPr>
-          <w:b w:val="0"/>
-          <w:i w:val="0"/>
-          <w:sz w:val="20"/>
-        </w:rPr>
-        <w:t xml:space="preserve"> Subconjunctival hemorrhage is the cause of red eye with absent pain and discharge, an unaffected pupil and vision, and a clear cornea.</w:t>
+        </w:rPr>
+        <w:t xml:space="preserve"> It can be seen in rheumatoid arthritis and lupus erythematosus.</w:t>
       </w:r>
     </w:p>
     <w:p>
@@ -22475,56 +22268,14 @@
           <w:b/>
           <w:i w:val="0"/>
         </w:rPr>
-        <w:t>Pinhole test:</w:t>
+        <w:t>Unperformed examination.</w:t>
       </w:r>
       <w:r>
         <w:rPr>
           <w:b w:val="0"/>
           <w:i w:val="0"/>
         </w:rPr>
-        <w:t xml:space="preserve"> the pinhole blocks the scattered outer rays and lets through only a narrow central beam, which shrinks the blur, so vision improves if the problem is a </w:t>
-      </w:r>
-      <w:r>
-        <w:rPr>
-          <w:b/>
-          <w:i w:val="0"/>
-        </w:rPr>
-        <w:t>refractive</w:t>
-      </w:r>
-      <w:r>
-        <w:rPr>
-          <w:b w:val="0"/>
-          <w:i w:val="0"/>
-        </w:rPr>
-        <w:t xml:space="preserve"> error. If the deficit is </w:t>
-      </w:r>
-      <w:r>
-        <w:rPr>
-          <w:b w:val="0"/>
-          <w:i/>
-        </w:rPr>
-        <w:t>not</w:t>
-      </w:r>
-      <w:r>
-        <w:rPr>
-          <w:b w:val="0"/>
-          <w:i w:val="0"/>
-        </w:rPr>
-        <w:t xml:space="preserve"> improved, consider </w:t>
-      </w:r>
-      <w:r>
-        <w:rPr>
-          <w:b/>
-          <w:i w:val="0"/>
-        </w:rPr>
-        <w:t>cataract, optic nerve disease, or retinal disease</w:t>
-      </w:r>
-      <w:r>
-        <w:rPr>
-          <w:b w:val="0"/>
-          <w:i w:val="0"/>
-        </w:rPr>
-        <w:t>.</w:t>
+        <w:t xml:space="preserve"> History and examination findings may never be made up. If part of the examination was not performed, the note documents why it was not done.</w:t>
       </w:r>
     </w:p>
     <w:p>
@@ -22536,84 +22287,14 @@
           <w:b/>
           <w:i w:val="0"/>
         </w:rPr>
-        <w:t>Confrontation fields</w:t>
+        <w:t>Eye abbreviations.</w:t>
       </w:r>
       <w:r>
         <w:rPr>
           <w:b w:val="0"/>
           <w:i w:val="0"/>
         </w:rPr>
-        <w:t xml:space="preserve"> are best done with both the </w:t>
-      </w:r>
-      <w:r>
-        <w:rPr>
-          <w:b/>
-          <w:i w:val="0"/>
-        </w:rPr>
-        <w:t>static finger wiggle</w:t>
-      </w:r>
-      <w:r>
-        <w:rPr>
-          <w:b w:val="0"/>
-          <w:i w:val="0"/>
-        </w:rPr>
-        <w:t xml:space="preserve"> test (arms' length, hands two feet apart lateral to the ears, wiggling fingers brought slowly into view, testing each quadrant) and the </w:t>
-      </w:r>
-      <w:r>
-        <w:rPr>
-          <w:b/>
-          <w:i w:val="0"/>
-        </w:rPr>
-        <w:t>kinetic red target</w:t>
-      </w:r>
-      <w:r>
-        <w:rPr>
-          <w:b w:val="0"/>
-          <w:i w:val="0"/>
-        </w:rPr>
-        <w:t xml:space="preserve"> test (a 5 mm red-topped pin moved inward from beyond each quadrant, asking when it </w:t>
-      </w:r>
-      <w:r>
-        <w:rPr>
-          <w:b/>
-          <w:i w:val="0"/>
-        </w:rPr>
-        <w:t>first appears RED</w:t>
-      </w:r>
-      <w:r>
-        <w:rPr>
-          <w:b w:val="0"/>
-          <w:i w:val="0"/>
-        </w:rPr>
-        <w:t xml:space="preserve">). A temporal defect in one eye should prompt testing for a nasal defect in the other. The normal </w:t>
-      </w:r>
-      <w:r>
-        <w:rPr>
-          <w:b/>
-          <w:i w:val="0"/>
-        </w:rPr>
-        <w:t>blind spot sits 15 degrees temporal</w:t>
-      </w:r>
-      <w:r>
-        <w:rPr>
-          <w:b w:val="0"/>
-          <w:i w:val="0"/>
-        </w:rPr>
-        <w:t xml:space="preserve"> to the line of gaze and is </w:t>
-      </w:r>
-      <w:r>
-        <w:rPr>
-          <w:b/>
-          <w:i w:val="0"/>
-        </w:rPr>
-        <w:t>enlarged in glaucoma, optic neuritis and papilledema</w:t>
-      </w:r>
-      <w:r>
-        <w:rPr>
-          <w:b w:val="0"/>
-          <w:i w:val="0"/>
-        </w:rPr>
-        <w:t>.</w:t>
+        <w:t xml:space="preserve"> OD is the right eye, OS the left eye and OU both eyes.</w:t>
       </w:r>
     </w:p>
     <w:p>
@@ -22625,56 +22306,56 @@
           <w:b/>
           <w:i w:val="0"/>
         </w:rPr>
-        <w:t>Nystagmus:</w:t>
+        <w:t>Pinhole test:</w:t>
       </w:r>
       <w:r>
         <w:rPr>
           <w:b w:val="0"/>
           <w:i w:val="0"/>
         </w:rPr>
-        <w:t xml:space="preserve"> fine rhythmic oscillation. A few beats on lateral gaze is normal — bring the finger back into binocular vision, and if it persists there, consider a neurologic condition. </w:t>
+        <w:t xml:space="preserve"> the pinhole blocks the scattered outer rays and lets through only a narrow central beam, which shrinks the blur, so vision improves if the problem is a </w:t>
       </w:r>
       <w:r>
         <w:rPr>
           <w:b/>
           <w:i w:val="0"/>
         </w:rPr>
-        <w:t>Lid lag</w:t>
+        <w:t>refractive</w:t>
       </w:r>
       <w:r>
         <w:rPr>
           <w:b w:val="0"/>
           <w:i w:val="0"/>
         </w:rPr>
-        <w:t xml:space="preserve"> — sclera visible above the iris on downgaze — is most often </w:t>
+        <w:t xml:space="preserve"> error. If the deficit is </w:t>
+      </w:r>
+      <w:r>
+        <w:rPr>
+          <w:b w:val="0"/>
+          <w:i/>
+        </w:rPr>
+        <w:t>not</w:t>
+      </w:r>
+      <w:r>
+        <w:rPr>
+          <w:b w:val="0"/>
+          <w:i w:val="0"/>
+        </w:rPr>
+        <w:t xml:space="preserve"> improved, consider </w:t>
       </w:r>
       <w:r>
         <w:rPr>
           <w:b/>
           <w:i w:val="0"/>
         </w:rPr>
-        <w:t>hyperthyroidism</w:t>
+        <w:t>cataract, optic nerve disease, or retinal disease</w:t>
       </w:r>
       <w:r>
         <w:rPr>
           <w:b w:val="0"/>
           <w:i w:val="0"/>
         </w:rPr>
-        <w:t xml:space="preserve">. The </w:t>
-      </w:r>
-      <w:r>
-        <w:rPr>
-          <w:b/>
-          <w:i w:val="0"/>
-        </w:rPr>
-        <w:t>cover-uncover</w:t>
-      </w:r>
-      <w:r>
-        <w:rPr>
-          <w:b w:val="0"/>
-          <w:i w:val="0"/>
-        </w:rPr>
-        <w:t xml:space="preserve"> test reveals slight muscle imbalance not otherwise seen.</w:t>
+        <w:t>.</w:t>
       </w:r>
     </w:p>
     <w:p>
@@ -22683,120 +22364,205 @@
       </w:pPr>
       <w:r>
         <w:rPr>
+          <w:b/>
+          <w:i w:val="0"/>
+        </w:rPr>
+        <w:t>Pinhole test.</w:t>
+      </w:r>
+      <w:r>
+        <w:rPr>
           <w:b w:val="0"/>
           <w:i w:val="0"/>
         </w:rPr>
-        <w:t>Also tested</w:t>
+        <w:t xml:space="preserve"> It distinguishes a refractive error from other causes: a pinhole blocks the scattered outer rays and lets through only a narrow central beam, so a deficit it improves is refractive; if not, consider cataract or nerve disease.</w:t>
       </w:r>
     </w:p>
     <w:p>
       <w:pPr>
-        <w:pStyle w:val="ListBullet"/>
-        <w:spacing w:after="40"/>
+        <w:spacing w:after="120"/>
       </w:pPr>
       <w:r>
         <w:rPr>
           <w:b/>
           <w:i w:val="0"/>
-          <w:sz w:val="20"/>
-        </w:rPr>
-        <w:t>Unperformed examination.</w:t>
+        </w:rPr>
+        <w:t>Confrontation fields</w:t>
       </w:r>
       <w:r>
         <w:rPr>
           <w:b w:val="0"/>
           <w:i w:val="0"/>
-          <w:sz w:val="20"/>
-        </w:rPr>
-        <w:t xml:space="preserve"> History and examination findings may never be made up. If part of the examination was not performed, the note documents why it was not done.</w:t>
+        </w:rPr>
+        <w:t xml:space="preserve"> are best done with both the </w:t>
+      </w:r>
+      <w:r>
+        <w:rPr>
+          <w:b/>
+          <w:i w:val="0"/>
+        </w:rPr>
+        <w:t>static finger wiggle</w:t>
+      </w:r>
+      <w:r>
+        <w:rPr>
+          <w:b w:val="0"/>
+          <w:i w:val="0"/>
+        </w:rPr>
+        <w:t xml:space="preserve"> test (arms' length, hands two feet apart lateral to the ears, wiggling fingers brought slowly into view, testing each quadrant) and the </w:t>
+      </w:r>
+      <w:r>
+        <w:rPr>
+          <w:b/>
+          <w:i w:val="0"/>
+        </w:rPr>
+        <w:t>kinetic red target</w:t>
+      </w:r>
+      <w:r>
+        <w:rPr>
+          <w:b w:val="0"/>
+          <w:i w:val="0"/>
+        </w:rPr>
+        <w:t xml:space="preserve"> test (a 5 mm red-topped pin moved inward from beyond each quadrant, asking when it </w:t>
+      </w:r>
+      <w:r>
+        <w:rPr>
+          <w:b/>
+          <w:i w:val="0"/>
+        </w:rPr>
+        <w:t>first appears RED</w:t>
+      </w:r>
+      <w:r>
+        <w:rPr>
+          <w:b w:val="0"/>
+          <w:i w:val="0"/>
+        </w:rPr>
+        <w:t xml:space="preserve">). A temporal defect in one eye should prompt testing for a nasal defect in the other. The normal </w:t>
+      </w:r>
+      <w:r>
+        <w:rPr>
+          <w:b/>
+          <w:i w:val="0"/>
+        </w:rPr>
+        <w:t>blind spot sits 15 degrees temporal</w:t>
+      </w:r>
+      <w:r>
+        <w:rPr>
+          <w:b w:val="0"/>
+          <w:i w:val="0"/>
+        </w:rPr>
+        <w:t xml:space="preserve"> to the line of gaze and is </w:t>
+      </w:r>
+      <w:r>
+        <w:rPr>
+          <w:b/>
+          <w:i w:val="0"/>
+        </w:rPr>
+        <w:t>enlarged in glaucoma, optic neuritis and papilledema</w:t>
+      </w:r>
+      <w:r>
+        <w:rPr>
+          <w:b w:val="0"/>
+          <w:i w:val="0"/>
+        </w:rPr>
+        <w:t>.</w:t>
       </w:r>
     </w:p>
     <w:p>
       <w:pPr>
-        <w:pStyle w:val="ListBullet"/>
-        <w:spacing w:after="40"/>
+        <w:spacing w:after="120"/>
       </w:pPr>
       <w:r>
         <w:rPr>
           <w:b/>
           <w:i w:val="0"/>
-          <w:sz w:val="20"/>
-        </w:rPr>
-        <w:t>Eye abbreviations.</w:t>
+        </w:rPr>
+        <w:t>Kinetic red target test.</w:t>
       </w:r>
       <w:r>
         <w:rPr>
           <w:b w:val="0"/>
           <w:i w:val="0"/>
-          <w:sz w:val="20"/>
-        </w:rPr>
-        <w:t xml:space="preserve"> OD is the right eye, OS the left eye and OU both eyes.</w:t>
+        </w:rPr>
+        <w:t xml:space="preserve"> Move a 5 mm red-topped pin inward from beyond the boundary of each quadrant along a line bisecting the meridians, and ask when the pin first appears red.</w:t>
       </w:r>
     </w:p>
     <w:p>
       <w:pPr>
-        <w:pStyle w:val="ListBullet"/>
-        <w:spacing w:after="40"/>
+        <w:spacing w:after="120"/>
       </w:pPr>
       <w:r>
         <w:rPr>
           <w:b/>
           <w:i w:val="0"/>
-          <w:sz w:val="20"/>
-        </w:rPr>
-        <w:t>Kinetic red target test.</w:t>
+        </w:rPr>
+        <w:t>Static finger wiggle test.</w:t>
       </w:r>
       <w:r>
         <w:rPr>
           <w:b w:val="0"/>
           <w:i w:val="0"/>
-          <w:sz w:val="20"/>
-        </w:rPr>
-        <w:t xml:space="preserve"> Move a 5 mm red-topped pin inward from beyond the boundary of each quadrant along a line bisecting the meridians, and ask when the pin first appears red.</w:t>
+        </w:rPr>
+        <w:t xml:space="preserve"> At arm's length with hands two feet apart beside the ears, wiggling fingers are brought slowly inward until seen, quadrant by quadrant.</w:t>
       </w:r>
     </w:p>
     <w:p>
       <w:pPr>
-        <w:pStyle w:val="ListBullet"/>
-        <w:spacing w:after="40"/>
+        <w:spacing w:after="120"/>
       </w:pPr>
       <w:r>
         <w:rPr>
           <w:b/>
           <w:i w:val="0"/>
-          <w:sz w:val="20"/>
-        </w:rPr>
-        <w:t>Pinhole test.</w:t>
+        </w:rPr>
+        <w:t>Nystagmus:</w:t>
       </w:r>
       <w:r>
         <w:rPr>
           <w:b w:val="0"/>
           <w:i w:val="0"/>
-          <w:sz w:val="20"/>
-        </w:rPr>
-        <w:t xml:space="preserve"> It distinguishes a refractive error from other causes: a pinhole blocks the scattered outer rays and lets through only a narrow central beam, so a deficit it improves is refractive; if not, consider cataract or nerve disease.</w:t>
-      </w:r>
-    </w:p>
-    <w:p>
-      <w:pPr>
-        <w:pStyle w:val="ListBullet"/>
-        <w:spacing w:after="40"/>
-      </w:pPr>
+        </w:rPr>
+        <w:t xml:space="preserve"> fine rhythmic oscillation. A few beats on lateral gaze is normal — bring the finger back into binocular vision, and if it persists there, consider a neurologic condition. </w:t>
+      </w:r>
       <w:r>
         <w:rPr>
           <w:b/>
           <w:i w:val="0"/>
-          <w:sz w:val="20"/>
-        </w:rPr>
-        <w:t>Static finger wiggle test.</w:t>
+        </w:rPr>
+        <w:t>Lid lag</w:t>
       </w:r>
       <w:r>
         <w:rPr>
           <w:b w:val="0"/>
           <w:i w:val="0"/>
-          <w:sz w:val="20"/>
-        </w:rPr>
-        <w:t xml:space="preserve"> At arm's length with hands two feet apart beside the ears, wiggling fingers are brought slowly inward until seen, quadrant by quadrant.</w:t>
+        </w:rPr>
+        <w:t xml:space="preserve"> — sclera visible above the iris on downgaze — is most often </w:t>
+      </w:r>
+      <w:r>
+        <w:rPr>
+          <w:b/>
+          <w:i w:val="0"/>
+        </w:rPr>
+        <w:t>hyperthyroidism</w:t>
+      </w:r>
+      <w:r>
+        <w:rPr>
+          <w:b w:val="0"/>
+          <w:i w:val="0"/>
+        </w:rPr>
+        <w:t xml:space="preserve">. The </w:t>
+      </w:r>
+      <w:r>
+        <w:rPr>
+          <w:b/>
+          <w:i w:val="0"/>
+        </w:rPr>
+        <w:t>cover-uncover</w:t>
+      </w:r>
+      <w:r>
+        <w:rPr>
+          <w:b w:val="0"/>
+          <w:i w:val="0"/>
+        </w:rPr>
+        <w:t xml:space="preserve"> test reveals slight muscle imbalance not otherwise seen.</w:t>
       </w:r>
     </w:p>
     <w:p>
@@ -22864,6 +22630,25 @@
           <w:i w:val="0"/>
         </w:rPr>
         <w:t>, or a poorly reactive pupil.</w:t>
+      </w:r>
+    </w:p>
+    <w:p>
+      <w:pPr>
+        <w:spacing w:after="120"/>
+      </w:pPr>
+      <w:r>
+        <w:rPr>
+          <w:b/>
+          <w:i w:val="0"/>
+        </w:rPr>
+        <w:t>Abnormal pupil findings.</w:t>
+      </w:r>
+      <w:r>
+        <w:rPr>
+          <w:b w:val="0"/>
+          <w:i w:val="0"/>
+        </w:rPr>
+        <w:t xml:space="preserve"> A difference in size greater than 1 mm is abnormal, as is a pupil that reacts poorly to direct light.</w:t>
       </w:r>
     </w:p>
     <w:tbl>
@@ -23600,14 +23385,14 @@
           <w:b/>
           <w:i w:val="0"/>
         </w:rPr>
-        <w:t>The pupil in an oculomotor (third nerve) palsy:</w:t>
+        <w:t>Swinging light test.</w:t>
       </w:r>
       <w:r>
         <w:rPr>
           <w:b w:val="0"/>
           <w:i w:val="0"/>
         </w:rPr>
-        <w:t xml:space="preserve"> in a compressive palsy the pupil is dilated and fixed to both light and near effort, with ptosis and lateral deviation almost always present; in a diabetic (ischemic) palsy the pupil is often spared.</w:t>
+        <w:t xml:space="preserve"> It assesses functional impairment of the optic nerve and the integrity of the visual pathways, and it is indicated for anisocoria.</w:t>
       </w:r>
     </w:p>
     <w:p>
@@ -23619,14 +23404,14 @@
           <w:b/>
           <w:i w:val="0"/>
         </w:rPr>
-        <w:t>Once local eye disease is excluded, only three causes of a dilated pupil remain:</w:t>
+        <w:t>Pupillary constriction in the near reaction.</w:t>
       </w:r>
       <w:r>
         <w:rPr>
           <w:b w:val="0"/>
           <w:i w:val="0"/>
         </w:rPr>
-        <w:t xml:space="preserve"> compression or other lesion of cranial nerve III; parasympathetic denervation from a ciliary ganglion lesion (Adie's); and pharmacologic block of the pupillary sphincter.</w:t>
+        <w:t xml:space="preserve"> It is mediated by the oculomotor nerve; convergence and accommodation happen alongside it but are not part of it.</w:t>
       </w:r>
     </w:p>
     <w:p>
@@ -23638,42 +23423,14 @@
           <w:b/>
           <w:i w:val="0"/>
         </w:rPr>
-        <w:t>Oblique lighting and the crescent shadow:</w:t>
+        <w:t>The pupil in an oculomotor (third nerve) palsy:</w:t>
       </w:r>
       <w:r>
         <w:rPr>
           <w:b w:val="0"/>
           <w:i w:val="0"/>
         </w:rPr>
-        <w:t xml:space="preserve"> shine from the temporal side and look for a shadow on the medial iris. No shadow is normal — the iris is flat, the angle open. A shadow means the iris is </w:t>
-      </w:r>
-      <w:r>
-        <w:rPr>
-          <w:b/>
-          <w:i w:val="0"/>
-        </w:rPr>
-        <w:t>bowed forward, a narrow angle</w:t>
-      </w:r>
-      <w:r>
-        <w:rPr>
-          <w:b w:val="0"/>
-          <w:i w:val="0"/>
-        </w:rPr>
-        <w:t xml:space="preserve">, and a raised risk of narrow-angle glaucoma. A </w:t>
-      </w:r>
-      <w:r>
-        <w:rPr>
-          <w:b/>
-          <w:i w:val="0"/>
-        </w:rPr>
-        <w:t>corneal scar</w:t>
-      </w:r>
-      <w:r>
-        <w:rPr>
-          <w:b w:val="0"/>
-          <w:i w:val="0"/>
-        </w:rPr>
-        <w:t xml:space="preserve"> is a superficial grayish-white opacity; do not confuse it with a cataract, which lies deeper and is seen only through the pupil.</w:t>
+        <w:t xml:space="preserve"> in a compressive palsy the pupil is dilated and fixed to both light and near effort, with ptosis and lateral deviation almost always present; in a diabetic (ischemic) palsy the pupil is often spared.</w:t>
       </w:r>
     </w:p>
     <w:p>
@@ -23682,44 +23439,74 @@
       </w:pPr>
       <w:r>
         <w:rPr>
+          <w:b/>
+          <w:i w:val="0"/>
+        </w:rPr>
+        <w:t>Once local eye disease is excluded, only three causes of a dilated pupil remain:</w:t>
+      </w:r>
+      <w:r>
+        <w:rPr>
           <w:b w:val="0"/>
           <w:i w:val="0"/>
         </w:rPr>
-        <w:t>Also tested</w:t>
+        <w:t xml:space="preserve"> compression or other lesion of cranial nerve III; parasympathetic denervation from a ciliary ganglion lesion (Adie's); and pharmacologic block of the pupillary sphincter.</w:t>
       </w:r>
     </w:p>
     <w:p>
       <w:pPr>
-        <w:pStyle w:val="ListBullet"/>
-        <w:spacing w:after="40"/>
+        <w:spacing w:after="120"/>
       </w:pPr>
       <w:r>
         <w:rPr>
           <w:b/>
           <w:i w:val="0"/>
-          <w:sz w:val="20"/>
-        </w:rPr>
-        <w:t>Swinging light test.</w:t>
+        </w:rPr>
+        <w:t>Oblique lighting and the crescent shadow:</w:t>
       </w:r>
       <w:r>
         <w:rPr>
           <w:b w:val="0"/>
           <w:i w:val="0"/>
-          <w:sz w:val="20"/>
-        </w:rPr>
-        <w:t xml:space="preserve"> It assesses functional impairment of the optic nerve and the integrity of the visual pathways, and it is indicated for anisocoria.</w:t>
+        </w:rPr>
+        <w:t xml:space="preserve"> shine from the temporal side and look for a shadow on the medial iris. No shadow is normal — the iris is flat, the angle open. A shadow means the iris is </w:t>
+      </w:r>
+      <w:r>
+        <w:rPr>
+          <w:b/>
+          <w:i w:val="0"/>
+        </w:rPr>
+        <w:t>bowed forward, a narrow angle</w:t>
+      </w:r>
+      <w:r>
+        <w:rPr>
+          <w:b w:val="0"/>
+          <w:i w:val="0"/>
+        </w:rPr>
+        <w:t xml:space="preserve">, and a raised risk of narrow-angle glaucoma. A </w:t>
+      </w:r>
+      <w:r>
+        <w:rPr>
+          <w:b/>
+          <w:i w:val="0"/>
+        </w:rPr>
+        <w:t>corneal scar</w:t>
+      </w:r>
+      <w:r>
+        <w:rPr>
+          <w:b w:val="0"/>
+          <w:i w:val="0"/>
+        </w:rPr>
+        <w:t xml:space="preserve"> is a superficial grayish-white opacity; do not confuse it with a cataract, which lies deeper and is seen only through the pupil.</w:t>
       </w:r>
     </w:p>
     <w:p>
       <w:pPr>
-        <w:pStyle w:val="ListBullet"/>
-        <w:spacing w:after="40"/>
+        <w:spacing w:after="120"/>
       </w:pPr>
       <w:r>
         <w:rPr>
           <w:b/>
           <w:i w:val="0"/>
-          <w:sz w:val="20"/>
         </w:rPr>
         <w:t>Crescent shadow test.</w:t>
       </w:r>
@@ -23727,53 +23514,8 @@
         <w:rPr>
           <w:b w:val="0"/>
           <w:i w:val="0"/>
-          <w:sz w:val="20"/>
         </w:rPr>
         <w:t xml:space="preserve"> Oblique lighting assesses the depth of the anterior chamber angle. A shadow on the medial iris means it is bowed forward into a narrow angle, raising the risk of narrow-angle glaucoma.</w:t>
-      </w:r>
-    </w:p>
-    <w:p>
-      <w:pPr>
-        <w:pStyle w:val="ListBullet"/>
-        <w:spacing w:after="40"/>
-      </w:pPr>
-      <w:r>
-        <w:rPr>
-          <w:b/>
-          <w:i w:val="0"/>
-          <w:sz w:val="20"/>
-        </w:rPr>
-        <w:t>Abnormal pupil findings.</w:t>
-      </w:r>
-      <w:r>
-        <w:rPr>
-          <w:b w:val="0"/>
-          <w:i w:val="0"/>
-          <w:sz w:val="20"/>
-        </w:rPr>
-        <w:t xml:space="preserve"> A difference in size greater than 1 mm is abnormal, as is a pupil that reacts poorly to direct light.</w:t>
-      </w:r>
-    </w:p>
-    <w:p>
-      <w:pPr>
-        <w:pStyle w:val="ListBullet"/>
-        <w:spacing w:after="40"/>
-      </w:pPr>
-      <w:r>
-        <w:rPr>
-          <w:b/>
-          <w:i w:val="0"/>
-          <w:sz w:val="20"/>
-        </w:rPr>
-        <w:t>Pupillary constriction in the near reaction.</w:t>
-      </w:r>
-      <w:r>
-        <w:rPr>
-          <w:b w:val="0"/>
-          <w:i w:val="0"/>
-          <w:sz w:val="20"/>
-        </w:rPr>
-        <w:t xml:space="preserve"> It is mediated by the oculomotor nerve; convergence and accommodation happen alongside it but are not part of it.</w:t>
       </w:r>
     </w:p>
     <w:p>
@@ -24388,52 +24130,34 @@
       </w:pPr>
       <w:r>
         <w:rPr>
+          <w:b/>
+          <w:i w:val="0"/>
+        </w:rPr>
+        <w:t>Dilated pupils.</w:t>
+      </w:r>
+      <w:r>
+        <w:rPr>
           <w:b w:val="0"/>
           <w:i w:val="0"/>
         </w:rPr>
-        <w:t>Also tested</w:t>
+        <w:t xml:space="preserve"> Document the time of dilation and the agents used; a weak mydriatic reverses in 4 to 6 hours.</w:t>
       </w:r>
     </w:p>
     <w:p>
       <w:pPr>
-        <w:pStyle w:val="ListBullet"/>
-        <w:spacing w:after="40"/>
+        <w:spacing w:after="120"/>
       </w:pPr>
       <w:r>
         <w:rPr>
           <w:b/>
           <w:i w:val="0"/>
-          <w:sz w:val="20"/>
-        </w:rPr>
-        <w:t>Dilated pupils.</w:t>
+        </w:rPr>
+        <w:t>Normal fundus and disc.</w:t>
       </w:r>
       <w:r>
         <w:rPr>
           <w:b w:val="0"/>
           <w:i w:val="0"/>
-          <w:sz w:val="20"/>
-        </w:rPr>
-        <w:t xml:space="preserve"> Document the time of dilation and the agents used; a weak mydriatic reverses in 4 to 6 hours.</w:t>
-      </w:r>
-    </w:p>
-    <w:p>
-      <w:pPr>
-        <w:pStyle w:val="ListBullet"/>
-        <w:spacing w:after="40"/>
-      </w:pPr>
-      <w:r>
-        <w:rPr>
-          <w:b/>
-          <w:i w:val="0"/>
-          <w:sz w:val="20"/>
-        </w:rPr>
-        <w:t>Normal fundus and disc.</w:t>
-      </w:r>
-      <w:r>
-        <w:rPr>
-          <w:b w:val="0"/>
-          <w:i w:val="0"/>
-          <w:sz w:val="20"/>
         </w:rPr>
         <w:t xml:space="preserve"> The fundus is yellowish-orange to cream in color, with small disc vessels, a sharp disc margin, and a cup located centrally or slightly temporal with a diameter normally less than half the disc.</w:t>
       </w:r>
@@ -25044,6 +24768,120 @@
       <w:pPr>
         <w:spacing w:after="80"/>
       </w:pPr>
+    </w:p>
+    <w:p>
+      <w:pPr>
+        <w:spacing w:after="120"/>
+      </w:pPr>
+      <w:r>
+        <w:rPr>
+          <w:b/>
+          <w:i w:val="0"/>
+        </w:rPr>
+        <w:t>Sunken eye from orbital floor fracture.</w:t>
+      </w:r>
+      <w:r>
+        <w:rPr>
+          <w:b w:val="0"/>
+          <w:i w:val="0"/>
+        </w:rPr>
+        <w:t xml:space="preserve"> Look for ecchymosis, point tenderness and a palpable step-off around the orbital rim; it is best observed from above the head looking down toward the eyes.</w:t>
+      </w:r>
+    </w:p>
+    <w:p>
+      <w:pPr>
+        <w:spacing w:after="120"/>
+      </w:pPr>
+      <w:r>
+        <w:rPr>
+          <w:b/>
+          <w:i w:val="0"/>
+        </w:rPr>
+        <w:t>Zygomatic fracture.</w:t>
+      </w:r>
+      <w:r>
+        <w:rPr>
+          <w:b w:val="0"/>
+          <w:i w:val="0"/>
+        </w:rPr>
+        <w:t xml:space="preserve"> Findings are flattening of the malar eminence best seen from behind the seated patient looking down, edema and ecchymosis of the temple or infraorbital area, and a palpable step-off on palpating the zygoma.</w:t>
+      </w:r>
+    </w:p>
+    <w:p>
+      <w:pPr>
+        <w:spacing w:after="120"/>
+      </w:pPr>
+      <w:r>
+        <w:rPr>
+          <w:b/>
+          <w:i w:val="0"/>
+        </w:rPr>
+        <w:t>Hazy cornea in suspected abrasion.</w:t>
+      </w:r>
+      <w:r>
+        <w:rPr>
+          <w:b w:val="0"/>
+          <w:i w:val="0"/>
+        </w:rPr>
+        <w:t xml:space="preserve"> If the cornea is hazy in a suspected abrasion, a bacterial infection should be suspected.</w:t>
+      </w:r>
+    </w:p>
+    <w:p>
+      <w:pPr>
+        <w:spacing w:after="120"/>
+      </w:pPr>
+      <w:r>
+        <w:rPr>
+          <w:b/>
+          <w:i w:val="0"/>
+        </w:rPr>
+        <w:t>Topical anesthetic in corneal abrasion.</w:t>
+      </w:r>
+      <w:r>
+        <w:rPr>
+          <w:b w:val="0"/>
+          <w:i w:val="0"/>
+        </w:rPr>
+        <w:t xml:space="preserve"> It brings immediate relief of an abrasion, but use it for diagnosis, not as a treatment.</w:t>
+      </w:r>
+    </w:p>
+    <w:p>
+      <w:pPr>
+        <w:spacing w:after="120"/>
+      </w:pPr>
+      <w:r>
+        <w:rPr>
+          <w:b/>
+          <w:i w:val="0"/>
+        </w:rPr>
+        <w:t>Everting the upper lid in corneal abrasion.</w:t>
+      </w:r>
+      <w:r>
+        <w:rPr>
+          <w:b w:val="0"/>
+          <w:i w:val="0"/>
+        </w:rPr>
+        <w:t xml:space="preserve"> A foreign body embedded in the upper tarsal conjunctiva can repeatedly scratch the cornea as the eye opens and closes.</w:t>
+      </w:r>
+    </w:p>
+    <w:p>
+      <w:pPr>
+        <w:spacing w:after="120"/>
+      </w:pPr>
+      <w:r>
+        <w:rPr>
+          <w:b/>
+          <w:i w:val="0"/>
+        </w:rPr>
+        <w:t>Ophthalmoscope for corneal ulcer.</w:t>
+      </w:r>
+      <w:r>
+        <w:rPr>
+          <w:b w:val="0"/>
+          <w:i w:val="0"/>
+        </w:rPr>
+        <w:t xml:space="preserve"> Set at +40 diopters, it in effect fixes a ten times magnifying lens for viewing a corneal ulcer. Fluorescein staining is more sensitive for early ulcers.</w:t>
+      </w:r>
     </w:p>
     <w:p>
       <w:pPr>
@@ -25306,164 +25144,17 @@
       </w:pPr>
       <w:r>
         <w:rPr>
+          <w:b/>
+          <w:i w:val="0"/>
+        </w:rPr>
+        <w:t>Immediate ophthalmology referral.</w:t>
+      </w:r>
+      <w:r>
+        <w:rPr>
           <w:b w:val="0"/>
           <w:i w:val="0"/>
         </w:rPr>
-        <w:t>Also tested</w:t>
-      </w:r>
-    </w:p>
-    <w:p>
-      <w:pPr>
-        <w:pStyle w:val="ListBullet"/>
-        <w:spacing w:after="40"/>
-      </w:pPr>
-      <w:r>
-        <w:rPr>
-          <w:b/>
-          <w:i w:val="0"/>
-          <w:sz w:val="20"/>
-        </w:rPr>
-        <w:t>Ophthalmoscope for corneal ulcer.</w:t>
-      </w:r>
-      <w:r>
-        <w:rPr>
-          <w:b w:val="0"/>
-          <w:i w:val="0"/>
-          <w:sz w:val="20"/>
-        </w:rPr>
-        <w:t xml:space="preserve"> Set at +40 diopters, it in effect fixes a ten times magnifying lens for viewing a corneal ulcer. Fluorescein staining is more sensitive for early ulcers.</w:t>
-      </w:r>
-    </w:p>
-    <w:p>
-      <w:pPr>
-        <w:pStyle w:val="ListBullet"/>
-        <w:spacing w:after="40"/>
-      </w:pPr>
-      <w:r>
-        <w:rPr>
-          <w:b/>
-          <w:i w:val="0"/>
-          <w:sz w:val="20"/>
-        </w:rPr>
-        <w:t>Hazy cornea in suspected abrasion.</w:t>
-      </w:r>
-      <w:r>
-        <w:rPr>
-          <w:b w:val="0"/>
-          <w:i w:val="0"/>
-          <w:sz w:val="20"/>
-        </w:rPr>
-        <w:t xml:space="preserve"> If the cornea is hazy in a suspected abrasion, a bacterial infection should be suspected.</w:t>
-      </w:r>
-    </w:p>
-    <w:p>
-      <w:pPr>
-        <w:pStyle w:val="ListBullet"/>
-        <w:spacing w:after="40"/>
-      </w:pPr>
-      <w:r>
-        <w:rPr>
-          <w:b/>
-          <w:i w:val="0"/>
-          <w:sz w:val="20"/>
-        </w:rPr>
-        <w:t>Topical anesthetic in corneal abrasion.</w:t>
-      </w:r>
-      <w:r>
-        <w:rPr>
-          <w:b w:val="0"/>
-          <w:i w:val="0"/>
-          <w:sz w:val="20"/>
-        </w:rPr>
-        <w:t xml:space="preserve"> It brings immediate relief of an abrasion, but use it for diagnosis, not as a treatment.</w:t>
-      </w:r>
-    </w:p>
-    <w:p>
-      <w:pPr>
-        <w:pStyle w:val="ListBullet"/>
-        <w:spacing w:after="40"/>
-      </w:pPr>
-      <w:r>
-        <w:rPr>
-          <w:b/>
-          <w:i w:val="0"/>
-          <w:sz w:val="20"/>
-        </w:rPr>
-        <w:t>Everting the upper lid in corneal abrasion.</w:t>
-      </w:r>
-      <w:r>
-        <w:rPr>
-          <w:b w:val="0"/>
-          <w:i w:val="0"/>
-          <w:sz w:val="20"/>
-        </w:rPr>
-        <w:t xml:space="preserve"> A foreign body embedded in the upper tarsal conjunctiva can repeatedly scratch the cornea as the eye opens and closes.</w:t>
-      </w:r>
-    </w:p>
-    <w:p>
-      <w:pPr>
-        <w:pStyle w:val="ListBullet"/>
-        <w:spacing w:after="40"/>
-      </w:pPr>
-      <w:r>
-        <w:rPr>
-          <w:b/>
-          <w:i w:val="0"/>
-          <w:sz w:val="20"/>
-        </w:rPr>
-        <w:t>Sunken eye from orbital floor fracture.</w:t>
-      </w:r>
-      <w:r>
-        <w:rPr>
-          <w:b w:val="0"/>
-          <w:i w:val="0"/>
-          <w:sz w:val="20"/>
-        </w:rPr>
-        <w:t xml:space="preserve"> Look for ecchymosis, point tenderness and a palpable step-off around the orbital rim; it is best observed from above the head looking down toward the eyes.</w:t>
-      </w:r>
-    </w:p>
-    <w:p>
-      <w:pPr>
-        <w:pStyle w:val="ListBullet"/>
-        <w:spacing w:after="40"/>
-      </w:pPr>
-      <w:r>
-        <w:rPr>
-          <w:b/>
-          <w:i w:val="0"/>
-          <w:sz w:val="20"/>
-        </w:rPr>
-        <w:t>Immediate ophthalmology referral.</w:t>
-      </w:r>
-      <w:r>
-        <w:rPr>
-          <w:b w:val="0"/>
-          <w:i w:val="0"/>
-          <w:sz w:val="20"/>
-        </w:rPr>
         <w:t xml:space="preserve"> A chemical burn is emergent: irrigate the eye at once, then send the patient to ophthalmology immediately, as with rupture and sudden vision loss.</w:t>
-      </w:r>
-    </w:p>
-    <w:p>
-      <w:pPr>
-        <w:pStyle w:val="ListBullet"/>
-        <w:spacing w:after="40"/>
-      </w:pPr>
-      <w:r>
-        <w:rPr>
-          <w:b/>
-          <w:i w:val="0"/>
-          <w:sz w:val="20"/>
-        </w:rPr>
-        <w:t>Zygomatic fracture.</w:t>
-      </w:r>
-      <w:r>
-        <w:rPr>
-          <w:b w:val="0"/>
-          <w:i w:val="0"/>
-          <w:sz w:val="20"/>
-        </w:rPr>
-        <w:t xml:space="preserve"> Findings are flattening of the malar eminence best seen from behind the seated patient looking down, edema and ecchymosis of the temple or infraorbital area, and a palpable step-off on palpating the zygoma.</w:t>
       </w:r>
     </w:p>
     <w:p>
@@ -26970,30 +26661,15 @@
       </w:pPr>
       <w:r>
         <w:rPr>
+          <w:b/>
+          <w:i w:val="0"/>
+        </w:rPr>
+        <w:t>Dizziness.</w:t>
+      </w:r>
+      <w:r>
+        <w:rPr>
           <w:b w:val="0"/>
           <w:i w:val="0"/>
-        </w:rPr>
-        <w:t>Also tested</w:t>
-      </w:r>
-    </w:p>
-    <w:p>
-      <w:pPr>
-        <w:pStyle w:val="ListBullet"/>
-        <w:spacing w:after="40"/>
-      </w:pPr>
-      <w:r>
-        <w:rPr>
-          <w:b/>
-          <w:i w:val="0"/>
-          <w:sz w:val="20"/>
-        </w:rPr>
-        <w:t>Dizziness.</w:t>
-      </w:r>
-      <w:r>
-        <w:rPr>
-          <w:b w:val="0"/>
-          <w:i w:val="0"/>
-          <w:sz w:val="20"/>
         </w:rPr>
         <w:t xml:space="preserve"> When a patient says they are dizzy, the history must separate vertigo, presyncope, disequilibrium and psychiatric causes; the word means nothing until the patient explains it.</w:t>
       </w:r>
@@ -28293,56 +27969,14 @@
           <w:b/>
           <w:i w:val="0"/>
         </w:rPr>
-        <w:t>Three things to take from the table.</w:t>
+        <w:t>Ménière disease.</w:t>
       </w:r>
       <w:r>
         <w:rPr>
           <w:b w:val="0"/>
           <w:i w:val="0"/>
         </w:rPr>
-        <w:t xml:space="preserve"> First, </w:t>
-      </w:r>
-      <w:r>
-        <w:rPr>
-          <w:b/>
-          <w:i w:val="0"/>
-        </w:rPr>
-        <w:t>hearing is the great divider</w:t>
-      </w:r>
-      <w:r>
-        <w:rPr>
-          <w:b w:val="0"/>
-          <w:i w:val="0"/>
-        </w:rPr>
-        <w:t xml:space="preserve">: of the six, only Ménière, drug toxicity and acoustic neuroma touch it. Second, </w:t>
-      </w:r>
-      <w:r>
-        <w:rPr>
-          <w:b/>
-          <w:i w:val="0"/>
-        </w:rPr>
-        <w:t>positional vertigo is defined by how brief each episode is</w:t>
-      </w:r>
-      <w:r>
-        <w:rPr>
-          <w:b w:val="0"/>
-          <w:i w:val="0"/>
-        </w:rPr>
-        <w:t xml:space="preserve">, and the episode length and the illness length are different numbers — seconds for the attack, weeks for the condition. Third, </w:t>
-      </w:r>
-      <w:r>
-        <w:rPr>
-          <w:b/>
-          <w:i w:val="0"/>
-        </w:rPr>
-        <w:t>central vertigo has no ear symptoms and plenty of neurological ones</w:t>
-      </w:r>
-      <w:r>
-        <w:rPr>
-          <w:b w:val="0"/>
-          <w:i w:val="0"/>
-        </w:rPr>
-        <w:t>, which is the pattern rather than any single feature.</w:t>
+        <w:t xml:space="preserve"> Its vertigo is accompanied by pressure or fullness in the affected ear, with fluctuating tinnitus and a sensorineural loss that recurs and eventually progresses.</w:t>
       </w:r>
     </w:p>
     <w:p>
@@ -28351,32 +27985,59 @@
       </w:pPr>
       <w:r>
         <w:rPr>
+          <w:b/>
+          <w:i w:val="0"/>
+        </w:rPr>
+        <w:t>Three things to take from the table.</w:t>
+      </w:r>
+      <w:r>
+        <w:rPr>
           <w:b w:val="0"/>
           <w:i w:val="0"/>
         </w:rPr>
-        <w:t>Also tested</w:t>
-      </w:r>
-    </w:p>
-    <w:p>
-      <w:pPr>
-        <w:pStyle w:val="ListBullet"/>
-        <w:spacing w:after="40"/>
-      </w:pPr>
+        <w:t xml:space="preserve"> First, </w:t>
+      </w:r>
       <w:r>
         <w:rPr>
           <w:b/>
           <w:i w:val="0"/>
-          <w:sz w:val="20"/>
-        </w:rPr>
-        <w:t>Ménière disease.</w:t>
+        </w:rPr>
+        <w:t>hearing is the great divider</w:t>
       </w:r>
       <w:r>
         <w:rPr>
           <w:b w:val="0"/>
           <w:i w:val="0"/>
-          <w:sz w:val="20"/>
-        </w:rPr>
-        <w:t xml:space="preserve"> Its vertigo is accompanied by pressure or fullness in the affected ear, with fluctuating tinnitus and a sensorineural loss that recurs and eventually progresses.</w:t>
+        </w:rPr>
+        <w:t xml:space="preserve">: of the six, only Ménière, drug toxicity and acoustic neuroma touch it. Second, </w:t>
+      </w:r>
+      <w:r>
+        <w:rPr>
+          <w:b/>
+          <w:i w:val="0"/>
+        </w:rPr>
+        <w:t>positional vertigo is defined by how brief each episode is</w:t>
+      </w:r>
+      <w:r>
+        <w:rPr>
+          <w:b w:val="0"/>
+          <w:i w:val="0"/>
+        </w:rPr>
+        <w:t xml:space="preserve">, and the episode length and the illness length are different numbers — seconds for the attack, weeks for the condition. Third, </w:t>
+      </w:r>
+      <w:r>
+        <w:rPr>
+          <w:b/>
+          <w:i w:val="0"/>
+        </w:rPr>
+        <w:t>central vertigo has no ear symptoms and plenty of neurological ones</w:t>
+      </w:r>
+      <w:r>
+        <w:rPr>
+          <w:b w:val="0"/>
+          <w:i w:val="0"/>
+        </w:rPr>
+        <w:t>, which is the pattern rather than any single feature.</w:t>
       </w:r>
     </w:p>
     <w:p>
@@ -28451,6 +28112,44 @@
           <w:i w:val="0"/>
         </w:rPr>
         <w:t>. Tenderness localizes disease before anything enters the canal.</w:t>
+      </w:r>
+    </w:p>
+    <w:p>
+      <w:pPr>
+        <w:spacing w:after="120"/>
+      </w:pPr>
+      <w:r>
+        <w:rPr>
+          <w:b/>
+          <w:i w:val="0"/>
+        </w:rPr>
+        <w:t>Microtia.</w:t>
+      </w:r>
+      <w:r>
+        <w:rPr>
+          <w:b w:val="0"/>
+          <w:i w:val="0"/>
+        </w:rPr>
+        <w:t xml:space="preserve"> It is an abnormally small auricle, congenitally underdeveloped, and is grouped with atresia among the congenital deformities.</w:t>
+      </w:r>
+    </w:p>
+    <w:p>
+      <w:pPr>
+        <w:spacing w:after="120"/>
+      </w:pPr>
+      <w:r>
+        <w:rPr>
+          <w:b/>
+          <w:i w:val="0"/>
+        </w:rPr>
+        <w:t>Hard nodules on the auricle.</w:t>
+      </w:r>
+      <w:r>
+        <w:rPr>
+          <w:b w:val="0"/>
+          <w:i w:val="0"/>
+        </w:rPr>
+        <w:t xml:space="preserve"> Hard nodules made of uric acid crystals are tophi, indicating chronic tophaceous gout; they are deposits rather than growths, and on the ear they point to long-standing disease.</w:t>
       </w:r>
     </w:p>
     <w:p>
@@ -28792,6 +28491,25 @@
       <w:pPr>
         <w:spacing w:after="80"/>
       </w:pPr>
+    </w:p>
+    <w:p>
+      <w:pPr>
+        <w:spacing w:after="120"/>
+      </w:pPr>
+      <w:r>
+        <w:rPr>
+          <w:b/>
+          <w:i w:val="0"/>
+        </w:rPr>
+        <w:t>Tympanic membrane mobility.</w:t>
+      </w:r>
+      <w:r>
+        <w:rPr>
+          <w:b w:val="0"/>
+          <w:i w:val="0"/>
+        </w:rPr>
+        <w:t xml:space="preserve"> Reduced mobility on insufflation points to an effusion behind the membrane or to a thickened tympanic membrane.</w:t>
+      </w:r>
     </w:p>
     <w:p>
       <w:pPr>
@@ -28947,84 +28665,6 @@
     </w:p>
     <w:p>
       <w:pPr>
-        <w:spacing w:after="120"/>
-      </w:pPr>
-      <w:r>
-        <w:rPr>
-          <w:b w:val="0"/>
-          <w:i w:val="0"/>
-        </w:rPr>
-        <w:t>Also tested</w:t>
-      </w:r>
-    </w:p>
-    <w:p>
-      <w:pPr>
-        <w:pStyle w:val="ListBullet"/>
-        <w:spacing w:after="40"/>
-      </w:pPr>
-      <w:r>
-        <w:rPr>
-          <w:b/>
-          <w:i w:val="0"/>
-          <w:sz w:val="20"/>
-        </w:rPr>
-        <w:t>Microtia.</w:t>
-      </w:r>
-      <w:r>
-        <w:rPr>
-          <w:b w:val="0"/>
-          <w:i w:val="0"/>
-          <w:sz w:val="20"/>
-        </w:rPr>
-        <w:t xml:space="preserve"> It is an abnormally small auricle, congenitally underdeveloped, and is grouped with atresia among the congenital deformities.</w:t>
-      </w:r>
-    </w:p>
-    <w:p>
-      <w:pPr>
-        <w:pStyle w:val="ListBullet"/>
-        <w:spacing w:after="40"/>
-      </w:pPr>
-      <w:r>
-        <w:rPr>
-          <w:b/>
-          <w:i w:val="0"/>
-          <w:sz w:val="20"/>
-        </w:rPr>
-        <w:t>Tympanic membrane mobility.</w:t>
-      </w:r>
-      <w:r>
-        <w:rPr>
-          <w:b w:val="0"/>
-          <w:i w:val="0"/>
-          <w:sz w:val="20"/>
-        </w:rPr>
-        <w:t xml:space="preserve"> Reduced mobility on insufflation points to an effusion behind the membrane or to a thickened tympanic membrane.</w:t>
-      </w:r>
-    </w:p>
-    <w:p>
-      <w:pPr>
-        <w:pStyle w:val="ListBullet"/>
-        <w:spacing w:after="40"/>
-      </w:pPr>
-      <w:r>
-        <w:rPr>
-          <w:b/>
-          <w:i w:val="0"/>
-          <w:sz w:val="20"/>
-        </w:rPr>
-        <w:t>Hard nodules on the auricle.</w:t>
-      </w:r>
-      <w:r>
-        <w:rPr>
-          <w:b w:val="0"/>
-          <w:i w:val="0"/>
-          <w:sz w:val="20"/>
-        </w:rPr>
-        <w:t xml:space="preserve"> Hard nodules made of uric acid crystals are tophi, indicating chronic tophaceous gout; they are deposits rather than growths, and on the ear they point to long-standing disease.</w:t>
-      </w:r>
-    </w:p>
-    <w:p>
-      <w:pPr>
         <w:pStyle w:val="Heading2"/>
         <w:spacing w:before="200" w:after="100"/>
       </w:pPr>
@@ -30616,6 +30256,25 @@
           <w:b/>
           <w:i w:val="0"/>
         </w:rPr>
+        <w:t>Frequency pattern of presbycusis.</w:t>
+      </w:r>
+      <w:r>
+        <w:rPr>
+          <w:b w:val="0"/>
+          <w:i w:val="0"/>
+        </w:rPr>
+        <w:t xml:space="preserve"> It is a higher frequency loss, so the complaint is about clarity rather than volume, because the high registers carry the consonants.</w:t>
+      </w:r>
+    </w:p>
+    <w:p>
+      <w:pPr>
+        <w:spacing w:after="120"/>
+      </w:pPr>
+      <w:r>
+        <w:rPr>
+          <w:b/>
+          <w:i w:val="0"/>
+        </w:rPr>
         <w:t>Voice volume is a feedback loop</w:t>
       </w:r>
       <w:r>
@@ -30710,6 +30369,82 @@
         <w:t>The two routes the tuning fork tests compare. Air conduction goes through canal, drum and ossicles; bone conduction goes straight through the skull, bypassing all of it. Conductive loss blocks one route; sensorineural loss degrades what lies beyond both. Slide 5</w:t>
       </w:r>
     </w:p>
+    <w:p>
+      <w:pPr>
+        <w:spacing w:after="120"/>
+      </w:pPr>
+      <w:r>
+        <w:rPr>
+          <w:b/>
+          <w:i w:val="0"/>
+        </w:rPr>
+        <w:t>Exostoses.</w:t>
+      </w:r>
+      <w:r>
+        <w:rPr>
+          <w:b w:val="0"/>
+          <w:i w:val="0"/>
+        </w:rPr>
+        <w:t xml:space="preserve"> These are benign bony growths in the ear canal. They narrow the canal mechanically, causing conductive hearing loss.</w:t>
+      </w:r>
+    </w:p>
+    <w:p>
+      <w:pPr>
+        <w:spacing w:after="120"/>
+      </w:pPr>
+      <w:r>
+        <w:rPr>
+          <w:b/>
+          <w:i w:val="0"/>
+        </w:rPr>
+        <w:t>Tuning fork hearing tests setup.</w:t>
+      </w:r>
+      <w:r>
+        <w:rPr>
+          <w:b w:val="0"/>
+          <w:i w:val="0"/>
+        </w:rPr>
+        <w:t xml:space="preserve"> Use a 512 hertz fork, the smaller one, in a quiet room. The frequency sits in the speech range and rings long enough to compare two positions.</w:t>
+      </w:r>
+    </w:p>
+    <w:p>
+      <w:pPr>
+        <w:spacing w:after="120"/>
+      </w:pPr>
+      <w:r>
+        <w:rPr>
+          <w:b/>
+          <w:i w:val="0"/>
+        </w:rPr>
+        <w:t>Rinne in conductive hearing loss.</w:t>
+      </w:r>
+      <w:r>
+        <w:rPr>
+          <w:b w:val="0"/>
+          <w:i w:val="0"/>
+        </w:rPr>
+        <w:t xml:space="preserve"> Bone conduction is equal to or greater than air conduction, because vibrations through bone bypass the impaired external or middle ear to reach the cochlea.</w:t>
+      </w:r>
+    </w:p>
+    <w:p>
+      <w:pPr>
+        <w:spacing w:after="120"/>
+      </w:pPr>
+      <w:r>
+        <w:rPr>
+          <w:b/>
+          <w:i w:val="0"/>
+        </w:rPr>
+        <w:t>Rinne test technique.</w:t>
+      </w:r>
+      <w:r>
+        <w:rPr>
+          <w:b w:val="0"/>
+          <w:i w:val="0"/>
+        </w:rPr>
+        <w:t xml:space="preserve"> Place the fork on the mastoid until the sound stops, then beside the canal, and ask whether it is still heard.</w:t>
+      </w:r>
+    </w:p>
     <w:tbl>
       <w:tblPr>
         <w:tblW w:type="auto" w:w="0"/>
@@ -30898,66 +30633,65 @@
       </w:pPr>
       <w:r>
         <w:rPr>
+          <w:b/>
+          <w:i w:val="0"/>
+        </w:rPr>
+        <w:t>Weber test.</w:t>
+      </w:r>
+      <w:r>
+        <w:rPr>
           <w:b w:val="0"/>
           <w:i w:val="0"/>
         </w:rPr>
-        <w:t>Also tested</w:t>
+        <w:t xml:space="preserve"> The base of the fork is placed on the top of the head or mid-forehead. The test evaluates unilateral hearing loss by lateralization.</w:t>
       </w:r>
     </w:p>
     <w:p>
       <w:pPr>
-        <w:pStyle w:val="ListBullet"/>
-        <w:spacing w:after="40"/>
+        <w:spacing w:after="120"/>
       </w:pPr>
       <w:r>
         <w:rPr>
           <w:b/>
           <w:i w:val="0"/>
-          <w:sz w:val="20"/>
-        </w:rPr>
-        <w:t>Weber test.</w:t>
+        </w:rPr>
+        <w:t>Normal Weber result.</w:t>
       </w:r>
       <w:r>
         <w:rPr>
           <w:b w:val="0"/>
           <w:i w:val="0"/>
-          <w:sz w:val="20"/>
-        </w:rPr>
-        <w:t xml:space="preserve"> The base of the fork is placed on the top of the head or mid-forehead. The test evaluates unilateral hearing loss by lateralization.</w:t>
+        </w:rPr>
+        <w:t xml:space="preserve"> The sound is heard at the midline, or equally in both ears, with no lateralization to report.</w:t>
       </w:r>
     </w:p>
     <w:p>
       <w:pPr>
-        <w:pStyle w:val="ListBullet"/>
-        <w:spacing w:after="40"/>
+        <w:spacing w:after="120"/>
       </w:pPr>
       <w:r>
         <w:rPr>
           <w:b/>
           <w:i w:val="0"/>
-          <w:sz w:val="20"/>
-        </w:rPr>
-        <w:t>Exostoses.</w:t>
+        </w:rPr>
+        <w:t>Rinne in sensorineural hearing loss.</w:t>
       </w:r>
       <w:r>
         <w:rPr>
           <w:b w:val="0"/>
           <w:i w:val="0"/>
-          <w:sz w:val="20"/>
-        </w:rPr>
-        <w:t xml:space="preserve"> These are benign bony growths in the ear canal. They narrow the canal mechanically, causing conductive hearing loss.</w:t>
+        </w:rPr>
+        <w:t xml:space="preserve"> Air conduction is still greater than bone conduction, so the normal pattern prevails, because the inner ear or cochlear nerve fails however the vibrations arrive.</w:t>
       </w:r>
     </w:p>
     <w:p>
       <w:pPr>
-        <w:pStyle w:val="ListBullet"/>
-        <w:spacing w:after="40"/>
+        <w:spacing w:after="120"/>
       </w:pPr>
       <w:r>
         <w:rPr>
           <w:b/>
           <w:i w:val="0"/>
-          <w:sz w:val="20"/>
         </w:rPr>
         <w:t>Viral causes of sensorineural hearing loss.</w:t>
       </w:r>
@@ -30965,163 +30699,27 @@
         <w:rPr>
           <w:b w:val="0"/>
           <w:i w:val="0"/>
-          <w:sz w:val="20"/>
         </w:rPr>
         <w:t xml:space="preserve"> Rubella and cytomegalovirus both damage the inner ear, and both matter most when the exposure was congenital.</w:t>
       </w:r>
     </w:p>
     <w:p>
       <w:pPr>
-        <w:pStyle w:val="ListBullet"/>
-        <w:spacing w:after="40"/>
+        <w:spacing w:after="120"/>
       </w:pPr>
       <w:r>
         <w:rPr>
           <w:b/>
           <w:i w:val="0"/>
-          <w:sz w:val="20"/>
-        </w:rPr>
-        <w:t>Tuning fork hearing tests setup.</w:t>
+        </w:rPr>
+        <w:t>Conductive causes of hearing loss.</w:t>
       </w:r>
       <w:r>
         <w:rPr>
           <w:b w:val="0"/>
           <w:i w:val="0"/>
-          <w:sz w:val="20"/>
-        </w:rPr>
-        <w:t xml:space="preserve"> Use a 512 hertz fork, the smaller one, in a quiet room. The frequency sits in the speech range and rings long enough to compare two positions.</w:t>
-      </w:r>
-    </w:p>
-    <w:p>
-      <w:pPr>
-        <w:pStyle w:val="ListBullet"/>
-        <w:spacing w:after="40"/>
-      </w:pPr>
-      <w:r>
-        <w:rPr>
-          <w:b/>
-          <w:i w:val="0"/>
-          <w:sz w:val="20"/>
-        </w:rPr>
-        <w:t>Conductive causes of hearing loss.</w:t>
-      </w:r>
-      <w:r>
-        <w:rPr>
-          <w:b w:val="0"/>
-          <w:i w:val="0"/>
-          <w:sz w:val="20"/>
         </w:rPr>
         <w:t xml:space="preserve"> These include cerumen, foreign bodies, effusions, exostoses, tumors and tympanic membrane perforation, all of which obstruct or load the external or middle ear.</w:t>
-      </w:r>
-    </w:p>
-    <w:p>
-      <w:pPr>
-        <w:pStyle w:val="ListBullet"/>
-        <w:spacing w:after="40"/>
-      </w:pPr>
-      <w:r>
-        <w:rPr>
-          <w:b/>
-          <w:i w:val="0"/>
-          <w:sz w:val="20"/>
-        </w:rPr>
-        <w:t>Normal Weber result.</w:t>
-      </w:r>
-      <w:r>
-        <w:rPr>
-          <w:b w:val="0"/>
-          <w:i w:val="0"/>
-          <w:sz w:val="20"/>
-        </w:rPr>
-        <w:t xml:space="preserve"> The sound is heard at the midline, or equally in both ears, with no lateralization to report.</w:t>
-      </w:r>
-    </w:p>
-    <w:p>
-      <w:pPr>
-        <w:pStyle w:val="ListBullet"/>
-        <w:spacing w:after="40"/>
-      </w:pPr>
-      <w:r>
-        <w:rPr>
-          <w:b/>
-          <w:i w:val="0"/>
-          <w:sz w:val="20"/>
-        </w:rPr>
-        <w:t>Rinne in conductive hearing loss.</w:t>
-      </w:r>
-      <w:r>
-        <w:rPr>
-          <w:b w:val="0"/>
-          <w:i w:val="0"/>
-          <w:sz w:val="20"/>
-        </w:rPr>
-        <w:t xml:space="preserve"> Bone conduction is equal to or greater than air conduction, because vibrations through bone bypass the impaired external or middle ear to reach the cochlea.</w:t>
-      </w:r>
-    </w:p>
-    <w:p>
-      <w:pPr>
-        <w:pStyle w:val="ListBullet"/>
-        <w:spacing w:after="40"/>
-      </w:pPr>
-      <w:r>
-        <w:rPr>
-          <w:b/>
-          <w:i w:val="0"/>
-          <w:sz w:val="20"/>
-        </w:rPr>
-        <w:t>Rinne test technique.</w:t>
-      </w:r>
-      <w:r>
-        <w:rPr>
-          <w:b w:val="0"/>
-          <w:i w:val="0"/>
-          <w:sz w:val="20"/>
-        </w:rPr>
-        <w:t xml:space="preserve"> Place the fork on the mastoid until the sound stops, then beside the canal, and ask whether it is still heard.</w:t>
-      </w:r>
-    </w:p>
-    <w:p>
-      <w:pPr>
-        <w:pStyle w:val="ListBullet"/>
-        <w:spacing w:after="40"/>
-      </w:pPr>
-      <w:r>
-        <w:rPr>
-          <w:b/>
-          <w:i w:val="0"/>
-          <w:sz w:val="20"/>
-        </w:rPr>
-        <w:t>Rinne in sensorineural hearing loss.</w:t>
-      </w:r>
-      <w:r>
-        <w:rPr>
-          <w:b w:val="0"/>
-          <w:i w:val="0"/>
-          <w:sz w:val="20"/>
-        </w:rPr>
-        <w:t xml:space="preserve"> Air conduction is still greater than bone conduction, so the normal pattern prevails, because the inner ear or cochlear nerve fails however the vibrations arrive.</w:t>
-      </w:r>
-    </w:p>
-    <w:p>
-      <w:pPr>
-        <w:pStyle w:val="ListBullet"/>
-        <w:spacing w:after="40"/>
-      </w:pPr>
-      <w:r>
-        <w:rPr>
-          <w:b/>
-          <w:i w:val="0"/>
-          <w:sz w:val="20"/>
-        </w:rPr>
-        <w:t>Frequency pattern of presbycusis.</w:t>
-      </w:r>
-      <w:r>
-        <w:rPr>
-          <w:b w:val="0"/>
-          <w:i w:val="0"/>
-          <w:sz w:val="20"/>
-        </w:rPr>
-        <w:t xml:space="preserve"> It is a higher frequency loss, so the complaint is about clarity rather than volume, because the high registers carry the consonants.</w:t>
       </w:r>
     </w:p>
     <w:p>
@@ -32465,14 +32063,14 @@
           <w:b/>
           <w:i w:val="0"/>
         </w:rPr>
-        <w:t>A deviated septum</w:t>
+        <w:t>Septal hematoma.</w:t>
       </w:r>
       <w:r>
         <w:rPr>
           <w:b w:val="0"/>
           <w:i w:val="0"/>
         </w:rPr>
-        <w:t xml:space="preserve"> may be entirely asymptomatic; he demonstrated pressing on an obvious external deviation with no obstruction behind it. What matters is airflow, not appearance.</w:t>
+        <w:t xml:space="preserve"> Injury disrupts the blood vessels and pulls the lining away from the cartilage, so blood collects between the lining and the cartilage.</w:t>
       </w:r>
     </w:p>
     <w:p>
@@ -32481,32 +32079,17 @@
       </w:pPr>
       <w:r>
         <w:rPr>
+          <w:b/>
+          <w:i w:val="0"/>
+        </w:rPr>
+        <w:t>A deviated septum</w:t>
+      </w:r>
+      <w:r>
+        <w:rPr>
           <w:b w:val="0"/>
           <w:i w:val="0"/>
         </w:rPr>
-        <w:t>Also tested</w:t>
-      </w:r>
-    </w:p>
-    <w:p>
-      <w:pPr>
-        <w:pStyle w:val="ListBullet"/>
-        <w:spacing w:after="40"/>
-      </w:pPr>
-      <w:r>
-        <w:rPr>
-          <w:b/>
-          <w:i w:val="0"/>
-          <w:sz w:val="20"/>
-        </w:rPr>
-        <w:t>Septal hematoma.</w:t>
-      </w:r>
-      <w:r>
-        <w:rPr>
-          <w:b w:val="0"/>
-          <w:i w:val="0"/>
-          <w:sz w:val="20"/>
-        </w:rPr>
-        <w:t xml:space="preserve"> Injury disrupts the blood vessels and pulls the lining away from the cartilage, so blood collects between the lining and the cartilage.</w:t>
+        <w:t xml:space="preserve"> may be entirely asymptomatic; he demonstrated pressing on an obvious external deviation with no obstruction behind it. What matters is airflow, not appearance.</w:t>
       </w:r>
     </w:p>
     <w:p>
@@ -32782,6 +32365,25 @@
           <w:i w:val="0"/>
         </w:rPr>
         <w:t>.</w:t>
+      </w:r>
+    </w:p>
+    <w:p>
+      <w:pPr>
+        <w:spacing w:after="120"/>
+      </w:pPr>
+      <w:r>
+        <w:rPr>
+          <w:b/>
+          <w:i w:val="0"/>
+        </w:rPr>
+        <w:t>Centor rule.</w:t>
+      </w:r>
+      <w:r>
+        <w:rPr>
+          <w:b w:val="0"/>
+          <w:i w:val="0"/>
+        </w:rPr>
+        <w:t xml:space="preserve"> It is a clinical prediction rule that uses clinical features to decide how likely a sore throat is to be bacterial, converting findings into a probability and a course of action.</w:t>
       </w:r>
     </w:p>
     <w:tbl>
@@ -33341,6 +32943,25 @@
     </w:p>
     <w:p>
       <w:pPr>
+        <w:spacing w:after="120"/>
+      </w:pPr>
+      <w:r>
+        <w:rPr>
+          <w:b/>
+          <w:i w:val="0"/>
+        </w:rPr>
+        <w:t>Centor criteria.</w:t>
+      </w:r>
+      <w:r>
+        <w:rPr>
+          <w:b w:val="0"/>
+          <w:i w:val="0"/>
+        </w:rPr>
+        <w:t xml:space="preserve"> The four are fever, tonsillar exudates, swollen anterior cervical adenopathy, and ABSENCE of cough; three are things present and one is a thing absent.</w:t>
+      </w:r>
+    </w:p>
+    <w:p>
+      <w:pPr>
         <w:jc w:val="center"/>
       </w:pPr>
       <w:r>
@@ -33928,6 +33549,44 @@
           <w:b/>
           <w:i w:val="0"/>
         </w:rPr>
+        <w:t>Removing dentures.</w:t>
+      </w:r>
+      <w:r>
+        <w:rPr>
+          <w:b w:val="0"/>
+          <w:i w:val="0"/>
+        </w:rPr>
+        <w:t xml:space="preserve"> Dentures are removed during the oral examination to look underneath for ulcers and lesions, since a denture hides the mucosa most at risk from chronic irritation.</w:t>
+      </w:r>
+    </w:p>
+    <w:p>
+      <w:pPr>
+        <w:spacing w:after="120"/>
+      </w:pPr>
+      <w:r>
+        <w:rPr>
+          <w:b/>
+          <w:i w:val="0"/>
+        </w:rPr>
+        <w:t>Geographic tongue.</w:t>
+      </w:r>
+      <w:r>
+        <w:rPr>
+          <w:b w:val="0"/>
+          <w:i w:val="0"/>
+        </w:rPr>
+        <w:t xml:space="preserve"> It is a benign map-like pattern of patches, so recognizing it mainly avoids mistaking it for something that needs investigation.</w:t>
+      </w:r>
+    </w:p>
+    <w:p>
+      <w:pPr>
+        <w:spacing w:after="120"/>
+      </w:pPr>
+      <w:r>
+        <w:rPr>
+          <w:b/>
+          <w:i w:val="0"/>
+        </w:rPr>
         <w:t>Switching hands is not fussiness</w:t>
       </w:r>
       <w:r>
@@ -34136,106 +33795,6 @@
     </w:p>
     <w:p>
       <w:pPr>
-        <w:spacing w:after="120"/>
-      </w:pPr>
-      <w:r>
-        <w:rPr>
-          <w:b w:val="0"/>
-          <w:i w:val="0"/>
-        </w:rPr>
-        <w:t>Also tested</w:t>
-      </w:r>
-    </w:p>
-    <w:p>
-      <w:pPr>
-        <w:pStyle w:val="ListBullet"/>
-        <w:spacing w:after="40"/>
-      </w:pPr>
-      <w:r>
-        <w:rPr>
-          <w:b/>
-          <w:i w:val="0"/>
-          <w:sz w:val="20"/>
-        </w:rPr>
-        <w:t>Removing dentures.</w:t>
-      </w:r>
-      <w:r>
-        <w:rPr>
-          <w:b w:val="0"/>
-          <w:i w:val="0"/>
-          <w:sz w:val="20"/>
-        </w:rPr>
-        <w:t xml:space="preserve"> Dentures are removed during the oral examination to look underneath for ulcers and lesions, since a denture hides the mucosa most at risk from chronic irritation.</w:t>
-      </w:r>
-    </w:p>
-    <w:p>
-      <w:pPr>
-        <w:pStyle w:val="ListBullet"/>
-        <w:spacing w:after="40"/>
-      </w:pPr>
-      <w:r>
-        <w:rPr>
-          <w:b/>
-          <w:i w:val="0"/>
-          <w:sz w:val="20"/>
-        </w:rPr>
-        <w:t>Centor rule.</w:t>
-      </w:r>
-      <w:r>
-        <w:rPr>
-          <w:b w:val="0"/>
-          <w:i w:val="0"/>
-          <w:sz w:val="20"/>
-        </w:rPr>
-        <w:t xml:space="preserve"> It is a clinical prediction rule that uses clinical features to decide how likely a sore throat is to be bacterial, converting findings into a probability and a course of action.</w:t>
-      </w:r>
-    </w:p>
-    <w:p>
-      <w:pPr>
-        <w:pStyle w:val="ListBullet"/>
-        <w:spacing w:after="40"/>
-      </w:pPr>
-      <w:r>
-        <w:rPr>
-          <w:b/>
-          <w:i w:val="0"/>
-          <w:sz w:val="20"/>
-        </w:rPr>
-        <w:t>Geographic tongue.</w:t>
-      </w:r>
-      <w:r>
-        <w:rPr>
-          <w:b w:val="0"/>
-          <w:i w:val="0"/>
-          <w:sz w:val="20"/>
-        </w:rPr>
-        <w:t xml:space="preserve"> It is a benign map-like pattern of patches, so recognizing it mainly avoids mistaking it for something that needs investigation.</w:t>
-      </w:r>
-    </w:p>
-    <w:p>
-      <w:pPr>
-        <w:pStyle w:val="ListBullet"/>
-        <w:spacing w:after="40"/>
-      </w:pPr>
-      <w:r>
-        <w:rPr>
-          <w:b/>
-          <w:i w:val="0"/>
-          <w:sz w:val="20"/>
-        </w:rPr>
-        <w:t>Centor criteria.</w:t>
-      </w:r>
-      <w:r>
-        <w:rPr>
-          <w:b w:val="0"/>
-          <w:i w:val="0"/>
-          <w:sz w:val="20"/>
-        </w:rPr>
-        <w:t xml:space="preserve"> The four are fever, tonsillar exudates, swollen anterior cervical adenopathy, and ABSENCE of cough; three are things present and one is a thing absent.</w:t>
-      </w:r>
-    </w:p>
-    <w:p>
-      <w:pPr>
         <w:pStyle w:val="Heading2"/>
         <w:spacing w:before="200" w:after="100"/>
       </w:pPr>
@@ -35393,6 +34952,44 @@
           <w:b/>
           <w:i w:val="0"/>
         </w:rPr>
+        <w:t>Thyroid texture and tenderness.</w:t>
+      </w:r>
+      <w:r>
+        <w:rPr>
+          <w:b w:val="0"/>
+          <w:i w:val="0"/>
+        </w:rPr>
+        <w:t xml:space="preserve"> Texture and tenderness give a first clue to the cause, and blood tests then confirm: soft suggests Graves, firm suggests Hashimoto, and tender suggests thyroiditis.</w:t>
+      </w:r>
+    </w:p>
+    <w:p>
+      <w:pPr>
+        <w:spacing w:after="120"/>
+      </w:pPr>
+      <w:r>
+        <w:rPr>
+          <w:b/>
+          <w:i w:val="0"/>
+        </w:rPr>
+        <w:t>Firm thyroid.</w:t>
+      </w:r>
+      <w:r>
+        <w:rPr>
+          <w:b w:val="0"/>
+          <w:i w:val="0"/>
+        </w:rPr>
+        <w:t xml:space="preserve"> Firmness is the first clue that separates Hashimoto thyroiditis from Graves, where the gland is soft; blood tests then confirm the cause.</w:t>
+      </w:r>
+    </w:p>
+    <w:p>
+      <w:pPr>
+        <w:spacing w:after="120"/>
+      </w:pPr>
+      <w:r>
+        <w:rPr>
+          <w:b/>
+          <w:i w:val="0"/>
+        </w:rPr>
         <w:t>The head.</w:t>
       </w:r>
       <w:r>
@@ -35718,62 +35315,6 @@
           <w:i w:val="0"/>
         </w:rPr>
         <w:t xml:space="preserve"> (created by Megan B. Finck, MMS, PA-C; updated and presented by Rob Gray, DMSc, MMS, PA-C), Slides 1–95, and the lecture of 3 September 2026. Figures are reproduced from the lecture slides and each is cited to its slide.</w:t>
-      </w:r>
-    </w:p>
-    <w:p>
-      <w:pPr>
-        <w:spacing w:after="120"/>
-      </w:pPr>
-      <w:r>
-        <w:rPr>
-          <w:b w:val="0"/>
-          <w:i w:val="0"/>
-        </w:rPr>
-        <w:t>Also tested</w:t>
-      </w:r>
-    </w:p>
-    <w:p>
-      <w:pPr>
-        <w:pStyle w:val="ListBullet"/>
-        <w:spacing w:after="40"/>
-      </w:pPr>
-      <w:r>
-        <w:rPr>
-          <w:b/>
-          <w:i w:val="0"/>
-          <w:sz w:val="20"/>
-        </w:rPr>
-        <w:t>Thyroid texture and tenderness.</w:t>
-      </w:r>
-      <w:r>
-        <w:rPr>
-          <w:b w:val="0"/>
-          <w:i w:val="0"/>
-          <w:sz w:val="20"/>
-        </w:rPr>
-        <w:t xml:space="preserve"> Texture and tenderness give a first clue to the cause, and blood tests then confirm: soft suggests Graves, firm suggests Hashimoto, and tender suggests thyroiditis.</w:t>
-      </w:r>
-    </w:p>
-    <w:p>
-      <w:pPr>
-        <w:pStyle w:val="ListBullet"/>
-        <w:spacing w:after="40"/>
-      </w:pPr>
-      <w:r>
-        <w:rPr>
-          <w:b/>
-          <w:i w:val="0"/>
-          <w:sz w:val="20"/>
-        </w:rPr>
-        <w:t>Firm thyroid.</w:t>
-      </w:r>
-      <w:r>
-        <w:rPr>
-          <w:b w:val="0"/>
-          <w:i w:val="0"/>
-          <w:sz w:val="20"/>
-        </w:rPr>
-        <w:t xml:space="preserve"> Firmness is the first clue that separates Hashimoto thyroiditis from Graves, where the gland is soft; blood tests then confirm the cause.</w:t>
       </w:r>
     </w:p>
     <w:sectPr>

--- a/Physical Diagnosis 2 Exam 1/pd2-exam-1-study-guide.docx
+++ b/Physical Diagnosis 2 Exam 1/pd2-exam-1-study-guide.docx
@@ -3422,6 +3422,25 @@
           <w:i w:val="0"/>
         </w:rPr>
         <w:t xml:space="preserve"> Each is kept in its own appropriate section of the note rather than mixed together.</w:t>
+      </w:r>
+    </w:p>
+    <w:p>
+      <w:pPr>
+        <w:spacing w:after="120"/>
+      </w:pPr>
+      <w:r>
+        <w:rPr>
+          <w:b/>
+          <w:i w:val="0"/>
+        </w:rPr>
+        <w:t>Unperformed examination.</w:t>
+      </w:r>
+      <w:r>
+        <w:rPr>
+          <w:b w:val="0"/>
+          <w:i w:val="0"/>
+        </w:rPr>
+        <w:t xml:space="preserve"> History and examination findings may never be made up. If part of the examination was not performed, the note documents why it was not done.</w:t>
       </w:r>
     </w:p>
     <w:tbl>
@@ -5838,6 +5857,25 @@
           <w:b/>
           <w:i w:val="0"/>
         </w:rPr>
+        <w:t>Rubor.</w:t>
+      </w:r>
+      <w:r>
+        <w:rPr>
+          <w:b w:val="0"/>
+          <w:i w:val="0"/>
+        </w:rPr>
+        <w:t xml:space="preserve"> Rubor means erythema, or redness of the skin; the two terms are used interchangeably.</w:t>
+      </w:r>
+    </w:p>
+    <w:p>
+      <w:pPr>
+        <w:spacing w:after="120"/>
+      </w:pPr>
+      <w:r>
+        <w:rPr>
+          <w:b/>
+          <w:i w:val="0"/>
+        </w:rPr>
         <w:t>The pair most often confused:</w:t>
       </w:r>
       <w:r>
@@ -14331,25 +14369,6 @@
         <w:spacing w:after="80"/>
       </w:pPr>
     </w:p>
-    <w:p>
-      <w:pPr>
-        <w:spacing w:after="120"/>
-      </w:pPr>
-      <w:r>
-        <w:rPr>
-          <w:b/>
-          <w:i w:val="0"/>
-        </w:rPr>
-        <w:t>Raised, shiny lesion on the auricle.</w:t>
-      </w:r>
-      <w:r>
-        <w:rPr>
-          <w:b w:val="0"/>
-          <w:i w:val="0"/>
-        </w:rPr>
-        <w:t xml:space="preserve"> A raised, shiny, slow-growing lesion with visible telangiectasia should raise suspicion of basal cell carcinoma, which is malignant, unlike the benign lumps.</w:t>
-      </w:r>
-    </w:p>
     <w:tbl>
       <w:tblPr>
         <w:tblW w:type="auto" w:w="0"/>
@@ -17442,25 +17461,6 @@
           <w:b/>
           <w:i w:val="0"/>
         </w:rPr>
-        <w:t>Rubor.</w:t>
-      </w:r>
-      <w:r>
-        <w:rPr>
-          <w:b w:val="0"/>
-          <w:i w:val="0"/>
-        </w:rPr>
-        <w:t xml:space="preserve"> Rubor means erythema, or redness of the skin; the two terms are used interchangeably.</w:t>
-      </w:r>
-    </w:p>
-    <w:p>
-      <w:pPr>
-        <w:spacing w:after="120"/>
-      </w:pPr>
-      <w:r>
-        <w:rPr>
-          <w:b/>
-          <w:i w:val="0"/>
-        </w:rPr>
         <w:t>Skin assessment.</w:t>
       </w:r>
       <w:r>
@@ -19224,63 +19224,6 @@
           <w:i w:val="0"/>
         </w:rPr>
         <w:t xml:space="preserve"> — the last because it will affect basically any etiology.</w:t>
-      </w:r>
-    </w:p>
-    <w:p>
-      <w:pPr>
-        <w:spacing w:after="120"/>
-      </w:pPr>
-      <w:r>
-        <w:rPr>
-          <w:b/>
-          <w:i w:val="0"/>
-        </w:rPr>
-        <w:t>Entropion and ectropion.</w:t>
-      </w:r>
-      <w:r>
-        <w:rPr>
-          <w:b w:val="0"/>
-          <w:i w:val="0"/>
-        </w:rPr>
-        <w:t xml:space="preserve"> Both affect the lower lid; entropion is inward folding and ectropion is outward turning.</w:t>
-      </w:r>
-    </w:p>
-    <w:p>
-      <w:pPr>
-        <w:spacing w:after="120"/>
-      </w:pPr>
-      <w:r>
-        <w:rPr>
-          <w:b/>
-          <w:i w:val="0"/>
-        </w:rPr>
-        <w:t>Chemosis.</w:t>
-      </w:r>
-      <w:r>
-        <w:rPr>
-          <w:b w:val="0"/>
-          <w:i w:val="0"/>
-        </w:rPr>
-        <w:t xml:space="preserve"> Chemosis is swelling and inflammation of the conjunctiva itself, not of the lids or the globe.</w:t>
-      </w:r>
-    </w:p>
-    <w:p>
-      <w:pPr>
-        <w:spacing w:after="120"/>
-      </w:pPr>
-      <w:r>
-        <w:rPr>
-          <w:b/>
-          <w:i w:val="0"/>
-        </w:rPr>
-        <w:t>Hyperemia.</w:t>
-      </w:r>
-      <w:r>
-        <w:rPr>
-          <w:b w:val="0"/>
-          <w:i w:val="0"/>
-        </w:rPr>
-        <w:t xml:space="preserve"> Hyperemia is injection of the superficially visible vessels of the conjunctiva, episclera or sclera.</w:t>
       </w:r>
     </w:p>
     <w:p>
@@ -20698,28 +20641,14 @@
           <w:b/>
           <w:i w:val="0"/>
         </w:rPr>
-        <w:t>Proptosis:</w:t>
+        <w:t>Entropion and ectropion.</w:t>
       </w:r>
       <w:r>
         <w:rPr>
           <w:b w:val="0"/>
           <w:i w:val="0"/>
         </w:rPr>
-        <w:t xml:space="preserve"> stand behind the seated patient and look down from above, drawing the lid slightly upward to compare the corneas against the lower lids. Causes: retrobulbar hemorrhage, orbital cellulitis, orbital tumor, </w:t>
-      </w:r>
-      <w:r>
-        <w:rPr>
-          <w:b/>
-          <w:i w:val="0"/>
-        </w:rPr>
-        <w:t>Graves disease</w:t>
-      </w:r>
-      <w:r>
-        <w:rPr>
-          <w:b w:val="0"/>
-          <w:i w:val="0"/>
-        </w:rPr>
-        <w:t>.</w:t>
+        <w:t xml:space="preserve"> Both affect the lower lid; entropion is inward folding and ectropion is outward turning.</w:t>
       </w:r>
     </w:p>
     <w:p>
@@ -20731,28 +20660,28 @@
           <w:b/>
           <w:i w:val="0"/>
         </w:rPr>
-        <w:t>Nasolacrimal duct obstruction test:</w:t>
+        <w:t>Proptosis:</w:t>
       </w:r>
       <w:r>
         <w:rPr>
           <w:b w:val="0"/>
           <w:i w:val="0"/>
         </w:rPr>
-        <w:t xml:space="preserve"> patient looks up; press on the lower lid near the medial canthus, just inside the bony rim, to compress the sac; look for fluid regurgitating from the puncta. </w:t>
+        <w:t xml:space="preserve"> stand behind the seated patient and look down from above, drawing the lid slightly upward to compare the corneas against the lower lids. Causes: retrobulbar hemorrhage, orbital cellulitis, orbital tumor, </w:t>
       </w:r>
       <w:r>
         <w:rPr>
           <w:b/>
           <w:i w:val="0"/>
         </w:rPr>
-        <w:t>Mucopurulent fluid means obstruction.</w:t>
+        <w:t>Graves disease</w:t>
       </w:r>
       <w:r>
         <w:rPr>
           <w:b w:val="0"/>
           <w:i w:val="0"/>
         </w:rPr>
-        <w:t xml:space="preserve"> Avoid the test if the area is significantly inflamed or tender.</w:t>
+        <w:t>.</w:t>
       </w:r>
     </w:p>
     <w:p>
@@ -20764,6 +20693,39 @@
           <w:b/>
           <w:i w:val="0"/>
         </w:rPr>
+        <w:t>Nasolacrimal duct obstruction test:</w:t>
+      </w:r>
+      <w:r>
+        <w:rPr>
+          <w:b w:val="0"/>
+          <w:i w:val="0"/>
+        </w:rPr>
+        <w:t xml:space="preserve"> patient looks up; press on the lower lid near the medial canthus, just inside the bony rim, to compress the sac; look for fluid regurgitating from the puncta. </w:t>
+      </w:r>
+      <w:r>
+        <w:rPr>
+          <w:b/>
+          <w:i w:val="0"/>
+        </w:rPr>
+        <w:t>Mucopurulent fluid means obstruction.</w:t>
+      </w:r>
+      <w:r>
+        <w:rPr>
+          <w:b w:val="0"/>
+          <w:i w:val="0"/>
+        </w:rPr>
+        <w:t xml:space="preserve"> Avoid the test if the area is significantly inflamed or tender.</w:t>
+      </w:r>
+    </w:p>
+    <w:p>
+      <w:pPr>
+        <w:spacing w:after="120"/>
+      </w:pPr>
+      <w:r>
+        <w:rPr>
+          <w:b/>
+          <w:i w:val="0"/>
+        </w:rPr>
         <w:t>Everting the upper lid</w:t>
       </w:r>
       <w:r>
@@ -20793,6 +20755,25 @@
           <w:i w:val="0"/>
         </w:rPr>
         <w:t>Do not press on the eyeball. Never evert if globe rupture is suspected.</w:t>
+      </w:r>
+    </w:p>
+    <w:p>
+      <w:pPr>
+        <w:spacing w:after="120"/>
+      </w:pPr>
+      <w:r>
+        <w:rPr>
+          <w:b/>
+          <w:i w:val="0"/>
+        </w:rPr>
+        <w:t>Chemosis.</w:t>
+      </w:r>
+      <w:r>
+        <w:rPr>
+          <w:b w:val="0"/>
+          <w:i w:val="0"/>
+        </w:rPr>
+        <w:t xml:space="preserve"> Chemosis is swelling and inflammation of the conjunctiva itself, not of the lids or the globe.</w:t>
       </w:r>
     </w:p>
     <w:tbl>
@@ -22071,6 +22052,25 @@
           <w:b/>
           <w:i w:val="0"/>
         </w:rPr>
+        <w:t>Hyperemia.</w:t>
+      </w:r>
+      <w:r>
+        <w:rPr>
+          <w:b w:val="0"/>
+          <w:i w:val="0"/>
+        </w:rPr>
+        <w:t xml:space="preserve"> Hyperemia is injection of the superficially visible vessels of the conjunctiva, episclera or sclera.</w:t>
+      </w:r>
+    </w:p>
+    <w:p>
+      <w:pPr>
+        <w:spacing w:after="120"/>
+      </w:pPr>
+      <w:r>
+        <w:rPr>
+          <w:b/>
+          <w:i w:val="0"/>
+        </w:rPr>
         <w:t>Red eye with diffuse redness.</w:t>
       </w:r>
       <w:r>
@@ -22257,25 +22257,6 @@
           <w:i w:val="0"/>
         </w:rPr>
         <w:t>.</w:t>
-      </w:r>
-    </w:p>
-    <w:p>
-      <w:pPr>
-        <w:spacing w:after="120"/>
-      </w:pPr>
-      <w:r>
-        <w:rPr>
-          <w:b/>
-          <w:i w:val="0"/>
-        </w:rPr>
-        <w:t>Unperformed examination.</w:t>
-      </w:r>
-      <w:r>
-        <w:rPr>
-          <w:b w:val="0"/>
-          <w:i w:val="0"/>
-        </w:rPr>
-        <w:t xml:space="preserve"> History and examination findings may never be made up. If part of the examination was not performed, the note documents why it was not done.</w:t>
       </w:r>
     </w:p>
     <w:p>
@@ -23442,6 +23423,25 @@
           <w:b/>
           <w:i w:val="0"/>
         </w:rPr>
+        <w:t>Dilated pupils.</w:t>
+      </w:r>
+      <w:r>
+        <w:rPr>
+          <w:b w:val="0"/>
+          <w:i w:val="0"/>
+        </w:rPr>
+        <w:t xml:space="preserve"> Document the time of dilation and the agents used; a weak mydriatic reverses in 4 to 6 hours.</w:t>
+      </w:r>
+    </w:p>
+    <w:p>
+      <w:pPr>
+        <w:spacing w:after="120"/>
+      </w:pPr>
+      <w:r>
+        <w:rPr>
+          <w:b/>
+          <w:i w:val="0"/>
+        </w:rPr>
         <w:t>Once local eye disease is excluded, only three causes of a dilated pupil remain:</w:t>
       </w:r>
       <w:r>
@@ -24123,25 +24123,6 @@
       <w:pPr>
         <w:spacing w:after="80"/>
       </w:pPr>
-    </w:p>
-    <w:p>
-      <w:pPr>
-        <w:spacing w:after="120"/>
-      </w:pPr>
-      <w:r>
-        <w:rPr>
-          <w:b/>
-          <w:i w:val="0"/>
-        </w:rPr>
-        <w:t>Dilated pupils.</w:t>
-      </w:r>
-      <w:r>
-        <w:rPr>
-          <w:b w:val="0"/>
-          <w:i w:val="0"/>
-        </w:rPr>
-        <w:t xml:space="preserve"> Document the time of dilation and the agents used; a weak mydriatic reverses in 4 to 6 hours.</w:t>
-      </w:r>
     </w:p>
     <w:p>
       <w:pPr>
@@ -28123,6 +28104,25 @@
           <w:b/>
           <w:i w:val="0"/>
         </w:rPr>
+        <w:t>Exostoses.</w:t>
+      </w:r>
+      <w:r>
+        <w:rPr>
+          <w:b w:val="0"/>
+          <w:i w:val="0"/>
+        </w:rPr>
+        <w:t xml:space="preserve"> These are benign bony growths in the ear canal. They narrow the canal mechanically, causing conductive hearing loss.</w:t>
+      </w:r>
+    </w:p>
+    <w:p>
+      <w:pPr>
+        <w:spacing w:after="120"/>
+      </w:pPr>
+      <w:r>
+        <w:rPr>
+          <w:b/>
+          <w:i w:val="0"/>
+        </w:rPr>
         <w:t>Microtia.</w:t>
       </w:r>
       <w:r>
@@ -28131,6 +28131,25 @@
           <w:i w:val="0"/>
         </w:rPr>
         <w:t xml:space="preserve"> It is an abnormally small auricle, congenitally underdeveloped, and is grouped with atresia among the congenital deformities.</w:t>
+      </w:r>
+    </w:p>
+    <w:p>
+      <w:pPr>
+        <w:spacing w:after="120"/>
+      </w:pPr>
+      <w:r>
+        <w:rPr>
+          <w:b/>
+          <w:i w:val="0"/>
+        </w:rPr>
+        <w:t>Raised, shiny lesion on the auricle.</w:t>
+      </w:r>
+      <w:r>
+        <w:rPr>
+          <w:b w:val="0"/>
+          <w:i w:val="0"/>
+        </w:rPr>
+        <w:t xml:space="preserve"> A raised, shiny, slow-growing lesion with visible telangiectasia should raise suspicion of basal cell carcinoma, which is malignant, unlike the benign lumps.</w:t>
       </w:r>
     </w:p>
     <w:p>
@@ -30367,25 +30386,6 @@
           <w:sz w:val="15"/>
         </w:rPr>
         <w:t>The two routes the tuning fork tests compare. Air conduction goes through canal, drum and ossicles; bone conduction goes straight through the skull, bypassing all of it. Conductive loss blocks one route; sensorineural loss degrades what lies beyond both. Slide 5</w:t>
-      </w:r>
-    </w:p>
-    <w:p>
-      <w:pPr>
-        <w:spacing w:after="120"/>
-      </w:pPr>
-      <w:r>
-        <w:rPr>
-          <w:b/>
-          <w:i w:val="0"/>
-        </w:rPr>
-        <w:t>Exostoses.</w:t>
-      </w:r>
-      <w:r>
-        <w:rPr>
-          <w:b w:val="0"/>
-          <w:i w:val="0"/>
-        </w:rPr>
-        <w:t xml:space="preserve"> These are benign bony growths in the ear canal. They narrow the canal mechanically, causing conductive hearing loss.</w:t>
       </w:r>
     </w:p>
     <w:p>
